--- a/MANUAL.docx
+++ b/MANUAL.docx
@@ -176,7 +176,15 @@
         <w:spacing w:after="160" w:line="276" w:lineRule="auto"/>
       </w:pPr>
       <w:r>
-        <w:t>8. Pasos para Recrear el Proyecto desde Cero</w:t>
+        <w:t>8. Módulo de Seguridad y Directorio de Usuarios</w:t>
+      </w:r>
+    </w:p>
+    <w:p>
+      <w:pPr>
+        <w:spacing w:after="160" w:line="276" w:lineRule="auto"/>
+      </w:pPr>
+      <w:r>
+        <w:t>9. Pasos para Recrear el Proyecto desde Cero</w:t>
       </w:r>
     </w:p>
     <w:p>
@@ -487,13 +495,36 @@
                 <w:color w:val="0F172A"/>
                 <w:sz w:val="18"/>
               </w:rPr>
-              <w:t>// database/migrations/2023_01_01_000001_create_oficinas_table.php</w:t>
-              <w:br/>
-              <w:t>Schema::create('oficinas', function (Blueprint $table) {</w:t>
-              <w:br/>
-              <w:t xml:space="preserve">    $table-&gt;id('id_oficina');</w:t>
-              <w:br/>
-              <w:t xml:space="preserve">    $table-&gt;string('nombre_oficina', 100);</w:t>
+              <w:t>// database/migrations/2026_05_18_create_nivel_jerarquicos_table.php</w:t>
+              <w:br/>
+              <w:t>Schema::create('niveles_jerarquicos', function (Blueprint $table) {</w:t>
+              <w:br/>
+              <w:t xml:space="preserve">    $table-&gt;id();</w:t>
+              <w:br/>
+              <w:t xml:space="preserve">    $table-&gt;string('nombre')-&gt;unique(); // Ej: Sede, Departamento, Oficina</w:t>
+              <w:br/>
+              <w:t xml:space="preserve">    $table-&gt;integer('nivel'); // Ej: 1, 2, 3...</w:t>
+              <w:br/>
+              <w:t xml:space="preserve">    $table-&gt;boolean('is_active')-&gt;default(true);</w:t>
+              <w:br/>
+              <w:t xml:space="preserve">    $table-&gt;timestamps();</w:t>
+              <w:br/>
+              <w:t>});</w:t>
+              <w:br/>
+              <w:br/>
+              <w:t>// database/migrations/2026_05_18_create_unidad_administrativas_table.php</w:t>
+              <w:br/>
+              <w:t>Schema::create('unidades_administrativas', function (Blueprint $table) {</w:t>
+              <w:br/>
+              <w:t xml:space="preserve">    $table-&gt;id();</w:t>
+              <w:br/>
+              <w:t xml:space="preserve">    $table-&gt;string('nombre'); // Ej: Tecnología, Ventas</w:t>
+              <w:br/>
+              <w:t xml:space="preserve">    $table-&gt;foreignId('id_nivel')-&gt;constrained('niveles_jerarquicos')-&gt;cascadeOnDelete();</w:t>
+              <w:br/>
+              <w:t xml:space="preserve">    $table-&gt;foreignId('parent_id')-&gt;nullable()-&gt;constrained('unidades_administrativas')-&gt;cascadeOnDelete();</w:t>
+              <w:br/>
+              <w:t xml:space="preserve">    $table-&gt;boolean('is_active')-&gt;default(true);</w:t>
               <w:br/>
               <w:t xml:space="preserve">    $table-&gt;timestamps();</w:t>
               <w:br/>
@@ -641,7 +672,9 @@
               <w:br/>
               <w:t xml:space="preserve">    $table-&gt;string('telefono', 20)-&gt;nullable();</w:t>
               <w:br/>
-              <w:t xml:space="preserve">    $table-&gt;foreignId('id_oficina')-&gt;constrained('oficinas', 'id_oficina');</w:t>
+              <w:t xml:space="preserve">    $table-&gt;unsignedBigInteger('id_unidad_administrativa')-&gt;nullable();</w:t>
+              <w:br/>
+              <w:t xml:space="preserve">    $table-&gt;foreign('id_unidad_administrativa')-&gt;references('id')-&gt;on('unidades_administrativas')-&gt;nullOnDelete();</w:t>
               <w:br/>
               <w:t xml:space="preserve">    $table-&gt;timestamps();</w:t>
               <w:br/>
@@ -1963,28 +1996,16 @@
               <w:t xml:space="preserve">        $user = Auth::user();</w:t>
               <w:br/>
               <w:br/>
-              <w:t xml:space="preserve">        if ($user-&gt;hasRole('admin')) {</w:t>
-              <w:br/>
-              <w:t xml:space="preserve">            return view('admin.dashboard');</w:t>
+              <w:t xml:space="preserve">        if ($user-&gt;can('ver-panel-operativo')) {</w:t>
+              <w:br/>
+              <w:t xml:space="preserve">            return view('soporte.dashboard');</w:t>
               <w:br/>
               <w:t xml:space="preserve">        }</w:t>
               <w:br/>
-              <w:t xml:space="preserve">        if ($user-&gt;hasRole('gestor')) {</w:t>
-              <w:br/>
-              <w:t xml:space="preserve">            return view('gestor.dashboard');</w:t>
-              <w:br/>
-              <w:t xml:space="preserve">        }</w:t>
-              <w:br/>
-              <w:t xml:space="preserve">        if ($user-&gt;hasRole('tecnico')) {</w:t>
-              <w:br/>
-              <w:t xml:space="preserve">            return view('tecnico.dashboard');</w:t>
-              <w:br/>
-              <w:t xml:space="preserve">        }</w:t>
-              <w:br/>
-              <w:br/>
-              <w:t xml:space="preserve">        // Si es cliente/usuario regular</w:t>
-              <w:br/>
-              <w:t xml:space="preserve">        return view('usuario.home');</w:t>
+              <w:br/>
+              <w:t xml:space="preserve">        // Si es cliente/usuario regular se le redirige a su bandeja</w:t>
+              <w:br/>
+              <w:t xml:space="preserve">        return redirect()-&gt;route('usuario.home');</w:t>
               <w:br/>
               <w:t xml:space="preserve">    }</w:t>
               <w:br/>
@@ -3402,19 +3423,7 @@
               <w:br/>
               <w:t xml:space="preserve">                    &lt;li&gt;</w:t>
               <w:br/>
-              <w:t xml:space="preserve">                        @php</w:t>
-              <w:br/>
-              <w:t xml:space="preserve">                            $route = 'login';</w:t>
-              <w:br/>
-              <w:t xml:space="preserve">                            if(Auth::user()-&gt;hasRole('admin')) $route = 'admin.dashboard';</w:t>
-              <w:br/>
-              <w:t xml:space="preserve">                            elseif(Auth::user()-&gt;hasRole('gestor')) $route = 'gestor.dashboard';</w:t>
-              <w:br/>
-              <w:t xml:space="preserve">                            elseif(Auth::user()-&gt;hasRole('tecnico')) $route = 'tecnico.dashboard';</w:t>
-              <w:br/>
-              <w:t xml:space="preserve">                        @endphp</w:t>
-              <w:br/>
-              <w:t xml:space="preserve">                        &lt;a href="{{ route($route) }}" class="nav-link {{ request()-&gt;routeIs('*.dashboard') ? 'active' : '' }}"&gt;</w:t>
+              <w:t xml:space="preserve">                        &lt;a href="{{ route('soporte.dashboard') }}" class="nav-link {{ request()-&gt;routeIs('soporte.dashboard') ? 'active' : '' }}"&gt;</w:t>
               <w:br/>
               <w:t xml:space="preserve">                            &lt;i class="bi bi-grid-1x2-fill me-3"&gt;&lt;/i&gt;Dashboard</w:t>
               <w:br/>
@@ -3424,23 +3433,23 @@
               <w:br/>
               <w:t xml:space="preserve">                    &lt;li&gt;</w:t>
               <w:br/>
-              <w:t xml:space="preserve">                        @hasanyrole('admin|gestor')</w:t>
-              <w:br/>
-              <w:t xml:space="preserve">                            &lt;a href="{{ route('gestor.tickets.index') }}" class="nav-link {{ request()-&gt;routeIs('gestor.tickets.*') ? 'active' : '' }}"&gt;</w:t>
-              <w:br/>
-              <w:t xml:space="preserve">                                &lt;i class="bi bi-ticket-detailed-fill me-3"&gt;&lt;/i&gt;Gestión de Casos</w:t>
+              <w:t xml:space="preserve">                        @can('asignar-tickets')</w:t>
+              <w:br/>
+              <w:t xml:space="preserve">                            &lt;a href="{{ route('soporte.tickets.index') }}" class="nav-link {{ request()-&gt;routeIs('soporte.tickets.*') &amp;&amp; !request()-&gt;routeIs('soporte.tickets.tecnico.*') ? 'active' : '' }}"&gt;</w:t>
+              <w:br/>
+              <w:t xml:space="preserve">                                &lt;i class="bi bi-ticket-detailed-fill me-3"&gt;&lt;/i&gt;Mesa de Despacho</w:t>
               <w:br/>
               <w:t xml:space="preserve">                            &lt;/a&gt;</w:t>
               <w:br/>
-              <w:t xml:space="preserve">                        @else</w:t>
-              <w:br/>
-              <w:t xml:space="preserve">                            &lt;a href="{{ route('tecnico.tickets.index') }}" class="nav-link {{ request()-&gt;routeIs('tecnico.tickets.*') ? 'active' : '' }}"&gt;</w:t>
-              <w:br/>
-              <w:t xml:space="preserve">                                &lt;i class="bi bi-ticket-perforated me-3"&gt;&lt;/i&gt;Casos Asignados</w:t>
+              <w:t xml:space="preserve">                        @elsecan('resolver-tickets')</w:t>
+              <w:br/>
+              <w:t xml:space="preserve">                            &lt;a href="{{ route('soporte.tickets.tecnico.index') }}" class="nav-link {{ request()-&gt;routeIs('soporte.tickets.tecnico.*') ? 'active' : '' }}"&gt;</w:t>
+              <w:br/>
+              <w:t xml:space="preserve">                                &lt;i class="bi bi-ticket-perforated me-3"&gt;&lt;/i&gt;Mis Tareas Activas</w:t>
               <w:br/>
               <w:t xml:space="preserve">                            &lt;/a&gt;</w:t>
               <w:br/>
-              <w:t xml:space="preserve">                        @endhasanyrole</w:t>
+              <w:t xml:space="preserve">                        @endcan</w:t>
               <w:br/>
               <w:t xml:space="preserve">                    &lt;/li&gt;</w:t>
               <w:br/>
@@ -4011,7 +4020,293 @@
           <w:color w:val="475569"/>
           <w:sz w:val="28"/>
         </w:rPr>
-        <w:t>8. PASOS PARA RECREAR EL PROYECTO DESDE CERO</w:t>
+        <w:t>8. MÓDULO DE SEGURIDAD Y DIRECTORIO DE USUARIOS</w:t>
+      </w:r>
+    </w:p>
+    <w:p>
+      <w:pPr>
+        <w:spacing w:after="160" w:line="276" w:lineRule="auto"/>
+      </w:pPr>
+      <w:r>
+        <w:t>El sistema integra un módulo avanzado de administración, protegido íntegramente por permisos granulares (Spatie), diseñado para gestionar el ciclo de vida, los accesos y la aprobación de nuevos integrantes.</w:t>
+      </w:r>
+    </w:p>
+    <w:p>
+      <w:pPr>
+        <w:pStyle w:val="Heading3"/>
+        <w:keepNext/>
+        <w:spacing w:before="360" w:after="160"/>
+      </w:pPr>
+      <w:r>
+        <w:rPr>
+          <w:rFonts w:ascii="Arial" w:hAnsi="Arial"/>
+          <w:b/>
+          <w:color w:val="0F172A"/>
+          <w:sz w:val="24"/>
+        </w:rPr>
+        <w:t>8.1 Bandeja de Aprobaciones (Sala de Espera)</w:t>
+      </w:r>
+    </w:p>
+    <w:p>
+      <w:pPr>
+        <w:spacing w:after="160" w:line="276" w:lineRule="auto"/>
+      </w:pPr>
+      <w:r>
+        <w:t>Por seguridad, los nuevos registros entran por defecto en estado inactivo (</w:t>
+      </w:r>
+      <w:r>
+        <w:rPr>
+          <w:rFonts w:ascii="Courier New" w:hAnsi="Courier New"/>
+          <w:color w:val="0D6EFD"/>
+          <w:sz w:val="19"/>
+        </w:rPr>
+        <w:t>is_approved = false</w:t>
+      </w:r>
+      <w:r>
+        <w:t>) y son retenidos en una Sala de Espera.</w:t>
+      </w:r>
+    </w:p>
+    <w:p>
+      <w:pPr>
+        <w:pStyle w:val="ListBullet"/>
+        <w:spacing w:after="80"/>
+        <w:ind w:left="720"/>
+      </w:pPr>
+      <w:r/>
+      <w:r>
+        <w:rPr>
+          <w:b/>
+        </w:rPr>
+        <w:t>Middleware (`CheckUserApproval`)</w:t>
+      </w:r>
+      <w:r>
+        <w:t>: Intercepta automáticamente cualquier petición de un usuario inactivo y lo redirige a la pantalla de espera o destruye su sesión, bloqueando instantáneamente el acceso a funcionalidades protegidas.</w:t>
+      </w:r>
+    </w:p>
+    <w:p>
+      <w:pPr>
+        <w:pStyle w:val="ListBullet"/>
+        <w:spacing w:after="80"/>
+        <w:ind w:left="720"/>
+      </w:pPr>
+      <w:r/>
+      <w:r>
+        <w:rPr>
+          <w:b/>
+        </w:rPr>
+        <w:t>Aprobación/Rechazo</w:t>
+      </w:r>
+      <w:r>
+        <w:t xml:space="preserve">: A través del </w:t>
+      </w:r>
+      <w:r>
+        <w:rPr>
+          <w:rFonts w:ascii="Courier New" w:hAnsi="Courier New"/>
+          <w:color w:val="0D6EFD"/>
+          <w:sz w:val="19"/>
+        </w:rPr>
+        <w:t>UsuarioAprobacionController</w:t>
+      </w:r>
+      <w:r>
+        <w:t>, los Administradores pueden revisar la jerarquía del solicitante (Sede &gt; Complejo &gt; División) y otorgar el acceso o rechazar la cuenta.</w:t>
+      </w:r>
+    </w:p>
+    <w:p>
+      <w:pPr>
+        <w:pStyle w:val="Heading3"/>
+        <w:keepNext/>
+        <w:spacing w:before="360" w:after="160"/>
+      </w:pPr>
+      <w:r>
+        <w:rPr>
+          <w:rFonts w:ascii="Arial" w:hAnsi="Arial"/>
+          <w:b/>
+          <w:color w:val="0F172A"/>
+          <w:sz w:val="24"/>
+        </w:rPr>
+        <w:t>8.2 Directorio Activo de Gestión</w:t>
+      </w:r>
+    </w:p>
+    <w:p>
+      <w:pPr>
+        <w:spacing w:after="160" w:line="276" w:lineRule="auto"/>
+      </w:pPr>
+      <w:r>
+        <w:t>La vista administrativa de usuarios (</w:t>
+      </w:r>
+      <w:r>
+        <w:rPr>
+          <w:rFonts w:ascii="Courier New" w:hAnsi="Courier New"/>
+          <w:color w:val="0D6EFD"/>
+          <w:sz w:val="19"/>
+        </w:rPr>
+        <w:t>admin/usuarios/index.blade.php</w:t>
+      </w:r>
+      <w:r>
+        <w:t>) implementa un diseño de vanguardia y altamente reactivo:</w:t>
+      </w:r>
+    </w:p>
+    <w:p>
+      <w:pPr>
+        <w:pStyle w:val="ListBullet"/>
+        <w:spacing w:after="80"/>
+        <w:ind w:left="720"/>
+      </w:pPr>
+      <w:r/>
+      <w:r>
+        <w:rPr>
+          <w:b/>
+        </w:rPr>
+        <w:t>Filtro Asíncrono (Fuzzy Search)</w:t>
+      </w:r>
+      <w:r>
+        <w:t>: Búsqueda dinámica en el frontend (JavaScript Vanilla) por nombre, correo electrónico o número de cédula, sin necesidad de recargas de página ni llamadas pesadas a la base de datos.</w:t>
+      </w:r>
+    </w:p>
+    <w:p>
+      <w:pPr>
+        <w:pStyle w:val="ListBullet"/>
+        <w:spacing w:after="80"/>
+        <w:ind w:left="720"/>
+      </w:pPr>
+      <w:r/>
+      <w:r>
+        <w:rPr>
+          <w:b/>
+        </w:rPr>
+        <w:t>Gestor Dinámico de Roles</w:t>
+      </w:r>
+      <w:r>
+        <w:t>: Permite actualizar en caliente el rol operativo (Admin, Gestor, Técnico, Usuario) mediante un modal superpuesto elegante.</w:t>
+      </w:r>
+    </w:p>
+    <w:p>
+      <w:pPr>
+        <w:pStyle w:val="ListBullet"/>
+        <w:spacing w:after="80"/>
+        <w:ind w:left="720"/>
+      </w:pPr>
+      <w:r/>
+      <w:r>
+        <w:rPr>
+          <w:b/>
+        </w:rPr>
+        <w:t>Interruptor de Acceso (AJAX)</w:t>
+      </w:r>
+      <w:r>
+        <w:t xml:space="preserve">: Activación y desactivación inmediata de las cuentas a través de un switch estilo Toggle que se comunica asíncronamente (vía </w:t>
+      </w:r>
+      <w:r>
+        <w:rPr>
+          <w:rFonts w:ascii="Courier New" w:hAnsi="Courier New"/>
+          <w:color w:val="0D6EFD"/>
+          <w:sz w:val="19"/>
+        </w:rPr>
+        <w:t>fetch</w:t>
+      </w:r>
+      <w:r>
+        <w:t xml:space="preserve"> API) con el backend (</w:t>
+      </w:r>
+      <w:r>
+        <w:rPr>
+          <w:rFonts w:ascii="Courier New" w:hAnsi="Courier New"/>
+          <w:color w:val="0D6EFD"/>
+          <w:sz w:val="19"/>
+        </w:rPr>
+        <w:t>UsuarioController@toggleStatus</w:t>
+      </w:r>
+      <w:r>
+        <w:t>). Una cuenta desactivada expulsa de inmediato al usuario en su siguiente petición de red.</w:t>
+      </w:r>
+    </w:p>
+    <w:p>
+      <w:pPr>
+        <w:pStyle w:val="Heading3"/>
+        <w:keepNext/>
+        <w:spacing w:before="360" w:after="160"/>
+      </w:pPr>
+      <w:r>
+        <w:rPr>
+          <w:rFonts w:ascii="Arial" w:hAnsi="Arial"/>
+          <w:b/>
+          <w:color w:val="0F172A"/>
+          <w:sz w:val="24"/>
+        </w:rPr>
+        <w:t>8.3 Permiso Estricto (`gestionar-usuarios`)</w:t>
+      </w:r>
+    </w:p>
+    <w:p>
+      <w:pPr>
+        <w:spacing w:after="160" w:line="276" w:lineRule="auto"/>
+      </w:pPr>
+      <w:r>
+        <w:t xml:space="preserve">Toda la lógica de Aprobación y Directorio está contenida en un subgrupo de rutas en </w:t>
+      </w:r>
+      <w:r>
+        <w:rPr>
+          <w:rFonts w:ascii="Courier New" w:hAnsi="Courier New"/>
+          <w:color w:val="0D6EFD"/>
+          <w:sz w:val="19"/>
+        </w:rPr>
+        <w:t>routes/web.php</w:t>
+      </w:r>
+      <w:r>
+        <w:t xml:space="preserve"> amparado por un middleware que exige explícitamente el permiso </w:t>
+      </w:r>
+      <w:r>
+        <w:rPr>
+          <w:rFonts w:ascii="Courier New" w:hAnsi="Courier New"/>
+          <w:color w:val="0D6EFD"/>
+          <w:sz w:val="19"/>
+        </w:rPr>
+        <w:t>gestionar-usuarios</w:t>
+      </w:r>
+      <w:r>
+        <w:t>.</w:t>
+      </w:r>
+    </w:p>
+    <w:p>
+      <w:pPr>
+        <w:pStyle w:val="ListBullet"/>
+        <w:spacing w:after="80"/>
+        <w:ind w:left="720"/>
+      </w:pPr>
+      <w:r>
+        <w:t>Esto disocia el poder de "gestionar roles" del de "gestionar cuentas", permitiendo una delegación de responsabilidades más fina en el futuro.</w:t>
+      </w:r>
+    </w:p>
+    <w:p>
+      <w:pPr>
+        <w:pStyle w:val="ListBullet"/>
+        <w:spacing w:after="80"/>
+        <w:ind w:left="720"/>
+      </w:pPr>
+      <w:r>
+        <w:t>La UI del menú lateral de administrador evalúa este permiso dinámicamente antes de renderizar los enlaces.</w:t>
+      </w:r>
+    </w:p>
+    <w:p>
+      <w:pPr>
+        <w:spacing w:after="160" w:line="276" w:lineRule="auto"/>
+      </w:pPr>
+      <w:r>
+        <w:t>---</w:t>
+      </w:r>
+    </w:p>
+    <w:p>
+      <w:pPr>
+        <w:pStyle w:val="Heading2"/>
+        <w:keepNext/>
+        <w:spacing w:before="360" w:after="160"/>
+      </w:pPr>
+      <w:r>
+        <w:rPr>
+          <w:rFonts w:ascii="Arial" w:hAnsi="Arial"/>
+          <w:b/>
+          <w:color w:val="475569"/>
+          <w:sz w:val="28"/>
+        </w:rPr>
+        <w:t>9. PASOS PARA RECREAR EL PROYECTO DESDE CERO</w:t>
       </w:r>
     </w:p>
     <w:p>

--- a/MANUAL.docx
+++ b/MANUAL.docx
@@ -557,6 +557,32 @@
               <w:t>});</w:t>
               <w:br/>
               <w:br/>
+              <w:t>// database/migrations/2026_05_25_003849_add_estado_to_categorias_table.php (Extensión del Estado)</w:t>
+              <w:br/>
+              <w:t>Schema::table('categorias', function (Blueprint $table) {</w:t>
+              <w:br/>
+              <w:t xml:space="preserve">    $table-&gt;boolean('estado')-&gt;default(true)-&gt;after('nombre_categoria');</w:t>
+              <w:br/>
+              <w:t>});</w:t>
+              <w:br/>
+              <w:br/>
+              <w:t>// database/migrations/2026_05_25_031207_add_audit_fields_to_categorias_table.php (Auditoría de Creador/Editor)</w:t>
+              <w:br/>
+              <w:t>Schema::table("categorias", function (Blueprint $table) {</w:t>
+              <w:br/>
+              <w:t xml:space="preserve">    $table-&gt;unsignedBigInteger("created_by")-&gt;nullable()-&gt;after("updated_at");</w:t>
+              <w:br/>
+              <w:t xml:space="preserve">    $table-&gt;foreign("created_by")-&gt;references("id")-&gt;on("users")-&gt;onDelete("set null");</w:t>
+              <w:br/>
+              <w:t xml:space="preserve">    </w:t>
+              <w:br/>
+              <w:t xml:space="preserve">    $table-&gt;unsignedBigInteger("updated_by")-&gt;nullable()-&gt;after("created_by");</w:t>
+              <w:br/>
+              <w:t xml:space="preserve">    $table-&gt;foreign("updated_by")-&gt;references("id")-&gt;on("users")-&gt;onDelete("set null");</w:t>
+              <w:br/>
+              <w:t>});</w:t>
+              <w:br/>
+              <w:br/>
               <w:t>// database/migrations/2023_01_01_000004_create_tipos_equipo_table.php</w:t>
               <w:br/>
               <w:t>Schema::create('tipos_equipo', function (Blueprint $table) {</w:t>
@@ -1860,8 +1886,6 @@
               <w:br/>
               <w:t>use Illuminate\Database\Eloquent\Model;</w:t>
               <w:br/>
-              <w:t>use Illuminate\Database\Eloquent\Relations\BelongsTo;</w:t>
-              <w:br/>
               <w:br/>
               <w:t>class Persona extends Model</w:t>
               <w:br/>
@@ -1871,14 +1895,30 @@
               <w:br/>
               <w:t xml:space="preserve">    protected $primaryKey = 'id_persona';</w:t>
               <w:br/>
-              <w:t xml:space="preserve">    protected $fillable = ['nombre', 'apellido', 'telefono', 'id_oficina'];</w:t>
-              <w:br/>
-              <w:br/>
-              <w:t xml:space="preserve">    public function oficina(): BelongsTo</w:t>
+              <w:t xml:space="preserve">    protected $fillable = [</w:t>
+              <w:br/>
+              <w:t xml:space="preserve">        'nombre', </w:t>
+              <w:br/>
+              <w:t xml:space="preserve">        'segundo_nombre',</w:t>
+              <w:br/>
+              <w:t xml:space="preserve">        'apellido', </w:t>
+              <w:br/>
+              <w:t xml:space="preserve">        'segundo_apellido',</w:t>
+              <w:br/>
+              <w:t xml:space="preserve">        'cedula', </w:t>
+              <w:br/>
+              <w:t xml:space="preserve">        'telefono', </w:t>
+              <w:br/>
+              <w:t xml:space="preserve">        'id_unidad_administrativa'</w:t>
+              <w:br/>
+              <w:t xml:space="preserve">    ];</w:t>
+              <w:br/>
+              <w:br/>
+              <w:t xml:space="preserve">    public function unidadAdministrativa()</w:t>
               <w:br/>
               <w:t xml:space="preserve">    {</w:t>
               <w:br/>
-              <w:t xml:space="preserve">        return $this-&gt;belongsTo(Oficina::class, 'id_oficina');</w:t>
+              <w:t xml:space="preserve">        return $this-&gt;belongsTo(UnidadAdministrativa::class, 'id_unidad_administrativa')-&gt;withTrashed();</w:t>
               <w:br/>
               <w:t xml:space="preserve">    }</w:t>
               <w:br/>
@@ -1895,39 +1935,7 @@
     </w:p>
     <w:p>
       <w:pPr>
-        <w:spacing w:after="160" w:line="276" w:lineRule="auto"/>
-      </w:pPr>
-      <w:r>
-        <w:t>---</w:t>
-      </w:r>
-    </w:p>
-    <w:p>
-      <w:pPr>
-        <w:pStyle w:val="Heading2"/>
-        <w:keepNext/>
-        <w:spacing w:before="360" w:after="160"/>
-      </w:pPr>
-      <w:r>
-        <w:rPr>
-          <w:rFonts w:ascii="Arial" w:hAnsi="Arial"/>
-          <w:b/>
-          <w:color w:val="475569"/>
-          <w:sz w:val="28"/>
-        </w:rPr>
-        <w:t>5. CAPA DE CONTROLADORES E HILOS DE TRABAJO</w:t>
-      </w:r>
-    </w:p>
-    <w:p>
-      <w:pPr>
-        <w:spacing w:after="160" w:line="276" w:lineRule="auto"/>
-      </w:pPr>
-      <w:r>
-        <w:t>El flujo operativo del sistema está segmentado en tres controladores específicos por rol y un controlador de redirección para el inicio de sesión.</w:t>
-      </w:r>
-    </w:p>
-    <w:p>
-      <w:pPr>
-        <w:pStyle w:val="Heading3"/>
+        <w:pStyle w:val="Heading4"/>
         <w:keepNext/>
         <w:spacing w:before="360" w:after="160"/>
       </w:pPr>
@@ -1938,7 +1946,7 @@
           <w:color w:val="0F172A"/>
           <w:sz w:val="24"/>
         </w:rPr>
-        <w:t>A. Controlador de Redirección Automática</w:t>
+        <w:t>D. Unidades Administrativas (`UnidadAdministrativa.php`)</w:t>
       </w:r>
     </w:p>
     <w:tbl>
@@ -1977,35 +1985,60 @@
                 <w:color w:val="0F172A"/>
                 <w:sz w:val="18"/>
               </w:rPr>
-              <w:t>// app/Http/Controllers/DashboardController.php</w:t>
-              <w:br/>
-              <w:t>namespace App\Http\Controllers;</w:t>
-              <w:br/>
-              <w:br/>
-              <w:t>use Illuminate\Support\Facades\Auth;</w:t>
-              <w:br/>
-              <w:br/>
-              <w:t>class DashboardController extends Controller</w:t>
+              <w:t>&lt;?php</w:t>
+              <w:br/>
+              <w:br/>
+              <w:t>namespace App\Models;</w:t>
+              <w:br/>
+              <w:br/>
+              <w:t>use Illuminate\Database\Eloquent\Model;</w:t>
+              <w:br/>
+              <w:t>use Illuminate\Database\Eloquent\SoftDeletes;</w:t>
+              <w:br/>
+              <w:br/>
+              <w:t>class UnidadAdministrativa extends Model</w:t>
               <w:br/>
               <w:t>{</w:t>
               <w:br/>
-              <w:t xml:space="preserve">    public function index()</w:t>
+              <w:t xml:space="preserve">    use SoftDeletes;</w:t>
+              <w:br/>
+              <w:t xml:space="preserve">    protected $table = 'unidades_administrativas';</w:t>
+              <w:br/>
+              <w:t xml:space="preserve">    protected $fillable = ['nombre', 'id_nivel', 'parent_id', 'is_active'];</w:t>
+              <w:br/>
+              <w:br/>
+              <w:t xml:space="preserve">    public function nivel()</w:t>
               <w:br/>
               <w:t xml:space="preserve">    {</w:t>
               <w:br/>
-              <w:t xml:space="preserve">        $user = Auth::user();</w:t>
-              <w:br/>
-              <w:br/>
-              <w:t xml:space="preserve">        if ($user-&gt;can('ver-panel-operativo')) {</w:t>
-              <w:br/>
-              <w:t xml:space="preserve">            return view('soporte.dashboard');</w:t>
-              <w:br/>
-              <w:t xml:space="preserve">        }</w:t>
-              <w:br/>
-              <w:br/>
-              <w:t xml:space="preserve">        // Si es cliente/usuario regular se le redirige a su bandeja</w:t>
-              <w:br/>
-              <w:t xml:space="preserve">        return redirect()-&gt;route('usuario.home');</w:t>
+              <w:t xml:space="preserve">        return $this-&gt;belongsTo(NivelJerarquico::class, 'id_nivel');</w:t>
+              <w:br/>
+              <w:t xml:space="preserve">    }</w:t>
+              <w:br/>
+              <w:br/>
+              <w:t xml:space="preserve">    public function parent()</w:t>
+              <w:br/>
+              <w:t xml:space="preserve">    {</w:t>
+              <w:br/>
+              <w:t xml:space="preserve">        return $this-&gt;belongsTo(UnidadAdministrativa::class, 'parent_id');</w:t>
+              <w:br/>
+              <w:t xml:space="preserve">    }</w:t>
+              <w:br/>
+              <w:br/>
+              <w:t xml:space="preserve">    public function children()</w:t>
+              <w:br/>
+              <w:t xml:space="preserve">    {</w:t>
+              <w:br/>
+              <w:t xml:space="preserve">        return $this-&gt;hasMany(UnidadAdministrativa::class, 'parent_id');</w:t>
+              <w:br/>
+              <w:t xml:space="preserve">    }</w:t>
+              <w:br/>
+              <w:br/>
+              <w:t xml:space="preserve">    public function personas()</w:t>
+              <w:br/>
+              <w:t xml:space="preserve">    {</w:t>
+              <w:br/>
+              <w:t xml:space="preserve">        return $this-&gt;hasMany(Persona::class, 'id_unidad_administrativa');</w:t>
               <w:br/>
               <w:t xml:space="preserve">    }</w:t>
               <w:br/>
@@ -2022,7 +2055,7 @@
     </w:p>
     <w:p>
       <w:pPr>
-        <w:pStyle w:val="Heading3"/>
+        <w:pStyle w:val="Heading4"/>
         <w:keepNext/>
         <w:spacing w:before="360" w:after="160"/>
       </w:pPr>
@@ -2033,33 +2066,7 @@
           <w:color w:val="0F172A"/>
           <w:sz w:val="24"/>
         </w:rPr>
-        <w:t>B. Módulo de Usuario (Cliente)</w:t>
-      </w:r>
-    </w:p>
-    <w:p>
-      <w:pPr>
-        <w:spacing w:after="160" w:line="276" w:lineRule="auto"/>
-      </w:pPr>
-      <w:r>
-        <w:t xml:space="preserve">Permite al usuario redactar reportes en estado </w:t>
-      </w:r>
-      <w:r>
-        <w:rPr>
-          <w:b/>
-        </w:rPr>
-        <w:t>Borrador (0)</w:t>
-      </w:r>
-      <w:r>
-        <w:t xml:space="preserve">, adjuntar archivos físicos, editar datos antes del envío definitivo, y formalizar el ticket al pasarlo a </w:t>
-      </w:r>
-      <w:r>
-        <w:rPr>
-          <w:b/>
-        </w:rPr>
-        <w:t>Abierto (1)</w:t>
-      </w:r>
-      <w:r>
-        <w:t>.</w:t>
+        <w:t>E. Niveles Jerárquicos (`NivelJerarquico.php`)</w:t>
       </w:r>
     </w:p>
     <w:tbl>
@@ -2098,271 +2105,29 @@
                 <w:color w:val="0F172A"/>
                 <w:sz w:val="18"/>
               </w:rPr>
-              <w:t>// app/Http/Controllers/Usuario/TicketUsuarioController.php</w:t>
-              <w:br/>
-              <w:t>namespace App\Http\Controllers\Usuario;</w:t>
-              <w:br/>
-              <w:br/>
-              <w:t>use App\Http\Controllers\Controller;</w:t>
-              <w:br/>
-              <w:t>use App\Models\Ticket;</w:t>
-              <w:br/>
-              <w:t>use App\Models\TicketAdjunto;</w:t>
-              <w:br/>
-              <w:t>use App\Models\Categoria;</w:t>
-              <w:br/>
-              <w:t>use App\Models\Prioridad;</w:t>
-              <w:br/>
-              <w:t>use App\Models\TipoEquipo;</w:t>
-              <w:br/>
-              <w:t>use App\Models\TicketComentario;</w:t>
-              <w:br/>
-              <w:t>use Illuminate\Http\Request;</w:t>
-              <w:br/>
-              <w:t>use Illuminate\Support\Facades\Auth;</w:t>
-              <w:br/>
-              <w:br/>
-              <w:t>class TicketUsuarioController extends Controller</w:t>
+              <w:t>&lt;?php</w:t>
+              <w:br/>
+              <w:br/>
+              <w:t>namespace App\Models;</w:t>
+              <w:br/>
+              <w:br/>
+              <w:t>use Illuminate\Database\Eloquent\Model;</w:t>
+              <w:br/>
+              <w:br/>
+              <w:t>class NivelJerarquico extends Model</w:t>
               <w:br/>
               <w:t>{</w:t>
               <w:br/>
-              <w:t xml:space="preserve">    public function index()</w:t>
+              <w:t xml:space="preserve">    protected $table = 'niveles_jerarquicos';</w:t>
+              <w:br/>
+              <w:t xml:space="preserve">    protected $fillable = ['nombre', 'nivel', 'is_active'];</w:t>
+              <w:br/>
+              <w:br/>
+              <w:t xml:space="preserve">    public function unidades()</w:t>
               <w:br/>
               <w:t xml:space="preserve">    {</w:t>
               <w:br/>
-              <w:t xml:space="preserve">        $tickets = Ticket::where('id_usuario', Auth::id())-&gt;latest()-&gt;get();</w:t>
-              <w:br/>
-              <w:t xml:space="preserve">        return view('usuario.tickets.index', compact('tickets'));</w:t>
-              <w:br/>
-              <w:t xml:space="preserve">    }</w:t>
-              <w:br/>
-              <w:br/>
-              <w:t xml:space="preserve">    public function home()</w:t>
-              <w:br/>
-              <w:t xml:space="preserve">    {</w:t>
-              <w:br/>
-              <w:t xml:space="preserve">        return view('usuario.home');</w:t>
-              <w:br/>
-              <w:t xml:space="preserve">    }</w:t>
-              <w:br/>
-              <w:br/>
-              <w:t xml:space="preserve">    public function create()</w:t>
-              <w:br/>
-              <w:t xml:space="preserve">    {</w:t>
-              <w:br/>
-              <w:t xml:space="preserve">        $categorias = Categoria::all();</w:t>
-              <w:br/>
-              <w:t xml:space="preserve">        $prioridades = Prioridad::all();</w:t>
-              <w:br/>
-              <w:t xml:space="preserve">        $tiposEquipo = TipoEquipo::all();</w:t>
-              <w:br/>
-              <w:t xml:space="preserve">        return view('usuario.tickets.create', compact('categorias', 'prioridades', 'tiposEquipo'));</w:t>
-              <w:br/>
-              <w:t xml:space="preserve">    }</w:t>
-              <w:br/>
-              <w:br/>
-              <w:t xml:space="preserve">    public function store(Request $request)</w:t>
-              <w:br/>
-              <w:t xml:space="preserve">    {</w:t>
-              <w:br/>
-              <w:t xml:space="preserve">        $request-&gt;validate([</w:t>
-              <w:br/>
-              <w:t xml:space="preserve">            'asunto' =&gt; 'required|string|max:200',</w:t>
-              <w:br/>
-              <w:t xml:space="preserve">            'descripcion_problema' =&gt; 'required|string',</w:t>
-              <w:br/>
-              <w:t xml:space="preserve">            'id_categoria' =&gt; 'required|exists:categorias,id_categoria',</w:t>
-              <w:br/>
-              <w:t xml:space="preserve">            'id_tipo_equipo' =&gt; 'required|exists:tipos_equipo,id_tipo_equipo',</w:t>
-              <w:br/>
-              <w:t xml:space="preserve">            'adjuntos.*' =&gt; 'nullable|file|max:10240',</w:t>
-              <w:br/>
-              <w:t xml:space="preserve">        ]);</w:t>
-              <w:br/>
-              <w:br/>
-              <w:t xml:space="preserve">        // Crea en estatus 0 (Borrador)</w:t>
-              <w:br/>
-              <w:t xml:space="preserve">        $ticket = Ticket::create([</w:t>
-              <w:br/>
-              <w:t xml:space="preserve">            'id_usuario' =&gt; Auth::id(),</w:t>
-              <w:br/>
-              <w:t xml:space="preserve">            'asunto' =&gt; $request-&gt;asunto,</w:t>
-              <w:br/>
-              <w:t xml:space="preserve">            'id_categoria' =&gt; $request-&gt;id_categoria,</w:t>
-              <w:br/>
-              <w:t xml:space="preserve">            'id_tipo_equipo' =&gt; $request-&gt;id_tipo_equipo,</w:t>
-              <w:br/>
-              <w:t xml:space="preserve">            'descripcion_problema' =&gt; $request-&gt;descripcion_problema,</w:t>
-              <w:br/>
-              <w:t xml:space="preserve">            'id_prioridad' =&gt; null, </w:t>
-              <w:br/>
-              <w:t xml:space="preserve">            'estatus' =&gt; 0,</w:t>
-              <w:br/>
-              <w:t xml:space="preserve">        ]);</w:t>
-              <w:br/>
-              <w:br/>
-              <w:t xml:space="preserve">        if ($request-&gt;hasFile('adjuntos')) {</w:t>
-              <w:br/>
-              <w:t xml:space="preserve">            foreach ($request-&gt;file('adjuntos') as $archivo) {</w:t>
-              <w:br/>
-              <w:t xml:space="preserve">                $ruta = $archivo-&gt;store('tickets/' . $ticket-&gt;id_ticket, 'public');</w:t>
-              <w:br/>
-              <w:br/>
-              <w:t xml:space="preserve">                TicketAdjunto::create([</w:t>
-              <w:br/>
-              <w:t xml:space="preserve">                    'id_ticket' =&gt; $ticket-&gt;id_ticket,</w:t>
-              <w:br/>
-              <w:t xml:space="preserve">                    'ruta_archivo' =&gt; $ruta,</w:t>
-              <w:br/>
-              <w:t xml:space="preserve">                    'nombre_original' =&gt; $archivo-&gt;getClientOriginalName(),</w:t>
-              <w:br/>
-              <w:t xml:space="preserve">                    'tipo_mimo' =&gt; $archivo-&gt;getMimeType(),</w:t>
-              <w:br/>
-              <w:t xml:space="preserve">                    'tamano' =&gt; $archivo-&gt;getSize(),</w:t>
-              <w:br/>
-              <w:t xml:space="preserve">                ]);</w:t>
-              <w:br/>
-              <w:t xml:space="preserve">            }</w:t>
-              <w:br/>
-              <w:t xml:space="preserve">        }</w:t>
-              <w:br/>
-              <w:br/>
-              <w:t xml:space="preserve">        return redirect()-&gt;route('usuario.tickets.index')</w:t>
-              <w:br/>
-              <w:t xml:space="preserve">            -&gt;with('success', 'Ticket guardado como borrador. Por favor envíalo cuando desees reportarlo.');</w:t>
-              <w:br/>
-              <w:t xml:space="preserve">    }</w:t>
-              <w:br/>
-              <w:br/>
-              <w:t xml:space="preserve">    public function enviar(Ticket $ticket) </w:t>
-              <w:br/>
-              <w:t xml:space="preserve">    {</w:t>
-              <w:br/>
-              <w:t xml:space="preserve">        if ($ticket-&gt;id_usuario !== Auth::id()) {</w:t>
-              <w:br/>
-              <w:t xml:space="preserve">            abort(403);</w:t>
-              <w:br/>
-              <w:t xml:space="preserve">        }</w:t>
-              <w:br/>
-              <w:br/>
-              <w:t xml:space="preserve">        $ticket-&gt;update(['estatus' =&gt; 1]); // Pasa de Borrador a Abierto</w:t>
-              <w:br/>
-              <w:br/>
-              <w:t xml:space="preserve">        return back()-&gt;with('success', '¡Ticket enviado exitosamente al equipo de soporte!');</w:t>
-              <w:br/>
-              <w:t xml:space="preserve">    }</w:t>
-              <w:br/>
-              <w:br/>
-              <w:t xml:space="preserve">    public function show($id)</w:t>
-              <w:br/>
-              <w:t xml:space="preserve">    {</w:t>
-              <w:br/>
-              <w:t xml:space="preserve">        $ticket = Ticket::with([</w:t>
-              <w:br/>
-              <w:t xml:space="preserve">            'categoria', </w:t>
-              <w:br/>
-              <w:t xml:space="preserve">            'tecnico', </w:t>
-              <w:br/>
-              <w:t xml:space="preserve">            'prioridad', </w:t>
-              <w:br/>
-              <w:t xml:space="preserve">            'adjuntos', </w:t>
-              <w:br/>
-              <w:t xml:space="preserve">            'comentarios.usuario'</w:t>
-              <w:br/>
-              <w:t xml:space="preserve">        ])</w:t>
-              <w:br/>
-              <w:t xml:space="preserve">        -&gt;where('id_usuario', Auth::id())</w:t>
-              <w:br/>
-              <w:t xml:space="preserve">        -&gt;findOrFail($id);</w:t>
-              <w:br/>
-              <w:br/>
-              <w:t xml:space="preserve">        return view('usuario.tickets.show', compact('ticket'));</w:t>
-              <w:br/>
-              <w:t xml:space="preserve">    }</w:t>
-              <w:br/>
-              <w:br/>
-              <w:t xml:space="preserve">    public function edit($id)</w:t>
-              <w:br/>
-              <w:t xml:space="preserve">    {</w:t>
-              <w:br/>
-              <w:t xml:space="preserve">        $ticket = Ticket::where('id_usuario', Auth::id())-&gt;where('estatus', 0)-&gt;findOrFail($id);</w:t>
-              <w:br/>
-              <w:t xml:space="preserve">        $categorias = Categoria::all();</w:t>
-              <w:br/>
-              <w:t xml:space="preserve">        return view('usuario.tickets.edit', compact('ticket', 'categorias'));</w:t>
-              <w:br/>
-              <w:t xml:space="preserve">    }</w:t>
-              <w:br/>
-              <w:br/>
-              <w:t xml:space="preserve">    public function destroy($id)</w:t>
-              <w:br/>
-              <w:t xml:space="preserve">    {</w:t>
-              <w:br/>
-              <w:t xml:space="preserve">        $ticket = Ticket::where('id_usuario', Auth::id())-&gt;where('estatus', 0)-&gt;findOrFail($id);</w:t>
-              <w:br/>
-              <w:t xml:space="preserve">        $ticket-&gt;delete();</w:t>
-              <w:br/>
-              <w:t xml:space="preserve">        return redirect()-&gt;route('usuario.tickets.index')-&gt;with('success', 'Ticket borrador eliminado.');</w:t>
-              <w:br/>
-              <w:t xml:space="preserve">    }</w:t>
-              <w:br/>
-              <w:br/>
-              <w:t xml:space="preserve">    public function update(Request $request, $id)</w:t>
-              <w:br/>
-              <w:t xml:space="preserve">    {</w:t>
-              <w:br/>
-              <w:t xml:space="preserve">        $ticket = Ticket::where('id_usuario', Auth::id())-&gt;where('estatus', 0)-&gt;findOrFail($id);</w:t>
-              <w:br/>
-              <w:t xml:space="preserve">        $request-&gt;validate([</w:t>
-              <w:br/>
-              <w:t xml:space="preserve">            'asunto' =&gt; 'required|string|max:255',</w:t>
-              <w:br/>
-              <w:t xml:space="preserve">            'descripcion_problema' =&gt; 'nullable|string',</w:t>
-              <w:br/>
-              <w:t xml:space="preserve">            'id_categoria' =&gt; 'required|exists:categorias,id_categoria',</w:t>
-              <w:br/>
-              <w:t xml:space="preserve">        ]);</w:t>
-              <w:br/>
-              <w:br/>
-              <w:t xml:space="preserve">        $ticket-&gt;update([</w:t>
-              <w:br/>
-              <w:t xml:space="preserve">            'asunto' =&gt; $request-&gt;asunto,</w:t>
-              <w:br/>
-              <w:t xml:space="preserve">            'descripcion_problema' =&gt; $request-&gt;descripcion_problema,</w:t>
-              <w:br/>
-              <w:t xml:space="preserve">            'id_categoria' =&gt; $request-&gt;id_categoria,</w:t>
-              <w:br/>
-              <w:t xml:space="preserve">        ]);</w:t>
-              <w:br/>
-              <w:br/>
-              <w:t xml:space="preserve">        return redirect()-&gt;route('usuario.tickets.index')-&gt;with('success', 'Borrador actualizado.');</w:t>
-              <w:br/>
-              <w:t xml:space="preserve">    }</w:t>
-              <w:br/>
-              <w:br/>
-              <w:t xml:space="preserve">    public function storeComentario(Request $request, $id)</w:t>
-              <w:br/>
-              <w:t xml:space="preserve">    {</w:t>
-              <w:br/>
-              <w:t xml:space="preserve">        $request-&gt;validate(['mensaje' =&gt; 'required|string|max:1000']);</w:t>
-              <w:br/>
-              <w:t xml:space="preserve">        $ticket = Ticket::where('id_usuario', Auth::id())-&gt;findOrFail($id);</w:t>
-              <w:br/>
-              <w:br/>
-              <w:t xml:space="preserve">        TicketComentario::create([</w:t>
-              <w:br/>
-              <w:t xml:space="preserve">            'id_ticket'  =&gt; $ticket-&gt;id_ticket,</w:t>
-              <w:br/>
-              <w:t xml:space="preserve">            'id_usuario' =&gt; Auth::id(),</w:t>
-              <w:br/>
-              <w:t xml:space="preserve">            'mensaje'    =&gt; $request-&gt;mensaje,</w:t>
-              <w:br/>
-              <w:t xml:space="preserve">            'es_interno' =&gt; false, // Cliente no puede escribir notas ocultas</w:t>
-              <w:br/>
-              <w:t xml:space="preserve">        ]);</w:t>
-              <w:br/>
-              <w:br/>
-              <w:t xml:space="preserve">        return back()-&gt;with('success', 'Mensaje enviado.');</w:t>
+              <w:t xml:space="preserve">        return $this-&gt;hasMany(UnidadAdministrativa::class, 'id_nivel');</w:t>
               <w:br/>
               <w:t xml:space="preserve">    }</w:t>
               <w:br/>
@@ -2379,7 +2144,7 @@
     </w:p>
     <w:p>
       <w:pPr>
-        <w:pStyle w:val="Heading3"/>
+        <w:pStyle w:val="Heading4"/>
         <w:keepNext/>
         <w:spacing w:before="360" w:after="160"/>
       </w:pPr>
@@ -2390,24 +2155,7 @@
           <w:color w:val="0F172A"/>
           <w:sz w:val="24"/>
         </w:rPr>
-        <w:t>C. Módulo de Gestor</w:t>
-      </w:r>
-    </w:p>
-    <w:p>
-      <w:pPr>
-        <w:spacing w:after="160" w:line="276" w:lineRule="auto"/>
-      </w:pPr>
-      <w:r>
-        <w:t xml:space="preserve">El Gestor visualiza los tickets mediante un panel distribuido en 3 categorías (*Por Asignar*, *En Gestión*, y *Resueltos*). Puede asignar un técnico y establecer la prioridad, lo cual cambia el estado del ticket a </w:t>
-      </w:r>
-      <w:r>
-        <w:rPr>
-          <w:b/>
-        </w:rPr>
-        <w:t>En Proceso (2)</w:t>
-      </w:r>
-      <w:r>
-        <w:t>, emitiendo una notificación automática en el historial del chat.</w:t>
+        <w:t>F. Modelo de Categoría (`Categoria.php`)</w:t>
       </w:r>
     </w:p>
     <w:tbl>
@@ -2446,190 +2194,41 @@
                 <w:color w:val="0F172A"/>
                 <w:sz w:val="18"/>
               </w:rPr>
-              <w:t>// app/Http/Controllers/Gestor/TicketGestorController.php</w:t>
-              <w:br/>
-              <w:t>namespace App\Http\Controllers\Gestor;</w:t>
-              <w:br/>
-              <w:br/>
-              <w:t>use App\Http\Controllers\Controller;</w:t>
-              <w:br/>
-              <w:t>use App\Models\Ticket;</w:t>
-              <w:br/>
-              <w:t>use App\Models\User;</w:t>
-              <w:br/>
-              <w:t>use App\Models\TicketComentario;</w:t>
-              <w:br/>
-              <w:t>use App\Models\TicketAsignacion;</w:t>
-              <w:br/>
-              <w:t>use App\Models\Prioridad;</w:t>
-              <w:br/>
-              <w:t>use Illuminate\Http\Request;</w:t>
-              <w:br/>
-              <w:br/>
-              <w:t>class TicketGestorController extends Controller</w:t>
-              <w:br/>
-              <w:t>{</w:t>
-              <w:br/>
-              <w:t xml:space="preserve">    public function index() </w:t>
+              <w:t>&lt;?php</w:t>
+              <w:br/>
+              <w:br/>
+              <w:t>namespace App\Models;</w:t>
+              <w:br/>
+              <w:br/>
+              <w:t>use Illuminate\Database\Eloquent\Model;</w:t>
+              <w:br/>
+              <w:t>use Illuminate\Database\Eloquent\Relations\BelongsTo;</w:t>
+              <w:br/>
+              <w:br/>
+              <w:t>class Categoria extends Model {</w:t>
+              <w:br/>
+              <w:br/>
+              <w:t xml:space="preserve">    protected $table = 'categorias';</w:t>
+              <w:br/>
+              <w:t xml:space="preserve">    protected $primaryKey = 'id_categoria';</w:t>
+              <w:br/>
+              <w:t xml:space="preserve">    protected $fillable = ['nombre_categoria', 'estado', 'created_by', 'updated_by'];</w:t>
+              <w:br/>
+              <w:br/>
+              <w:t xml:space="preserve">    public function creator(): BelongsTo</w:t>
               <w:br/>
               <w:t xml:space="preserve">    {</w:t>
               <w:br/>
-              <w:t xml:space="preserve">        $ticketsNuevos = Ticket::with('prioridad')-&gt;where('estatus', 1)-&gt;latest()-&gt;get();</w:t>
-              <w:br/>
-              <w:t xml:space="preserve">        $ticketsAsignados = Ticket::with('prioridad', 'asignacion.tecnico')-&gt;where('estatus', 2)-&gt;latest()-&gt;get();</w:t>
-              <w:br/>
-              <w:t xml:space="preserve">        $ticketsResueltos = Ticket::with('prioridad', 'solucion')-&gt;where('estatus', 3)-&gt;latest()-&gt;get();</w:t>
-              <w:br/>
-              <w:t xml:space="preserve">        </w:t>
-              <w:br/>
-              <w:t xml:space="preserve">        $tecnicos = User::role('tecnico')-&gt;get(); </w:t>
-              <w:br/>
-              <w:t xml:space="preserve">        $prioridades = Prioridad::all(); </w:t>
-              <w:br/>
-              <w:br/>
-              <w:t xml:space="preserve">        return view('gestor.tickets.index', compact(</w:t>
-              <w:br/>
-              <w:t xml:space="preserve">            'ticketsNuevos', </w:t>
-              <w:br/>
-              <w:t xml:space="preserve">            'ticketsAsignados', </w:t>
-              <w:br/>
-              <w:t xml:space="preserve">            'ticketsResueltos', </w:t>
-              <w:br/>
-              <w:t xml:space="preserve">            'tecnicos',</w:t>
-              <w:br/>
-              <w:t xml:space="preserve">            'prioridades'</w:t>
-              <w:br/>
-              <w:t xml:space="preserve">        ));</w:t>
+              <w:t xml:space="preserve">        return $this-&gt;belongsTo(User::class, 'created_by');</w:t>
               <w:br/>
               <w:t xml:space="preserve">    }</w:t>
               <w:br/>
               <w:br/>
-              <w:t xml:space="preserve">    public function asignar(Request $request, $id)</w:t>
+              <w:t xml:space="preserve">    public function updater(): BelongsTo</w:t>
               <w:br/>
               <w:t xml:space="preserve">    {</w:t>
               <w:br/>
-              <w:t xml:space="preserve">        $request-&gt;validate([</w:t>
-              <w:br/>
-              <w:t xml:space="preserve">            'id_usuario_tecnico' =&gt; 'required|exists:users,id',</w:t>
-              <w:br/>
-              <w:t xml:space="preserve">            'id_prioridad' =&gt; 'required|exists:prioridades,id_prioridad',</w:t>
-              <w:br/>
-              <w:t xml:space="preserve">            'nota' =&gt; 'nullable|string'</w:t>
-              <w:br/>
-              <w:t xml:space="preserve">        ]);</w:t>
-              <w:br/>
-              <w:br/>
-              <w:t xml:space="preserve">        $ticket = Ticket::findOrFail($id);</w:t>
-              <w:br/>
-              <w:t xml:space="preserve">        $esReasignacion = TicketAsignacion::where('id_ticket', $id)-&gt;exists();</w:t>
-              <w:br/>
-              <w:br/>
-              <w:t xml:space="preserve">        TicketAsignacion::updateOrCreate(</w:t>
-              <w:br/>
-              <w:t xml:space="preserve">            ['id_ticket' =&gt; $id],</w:t>
-              <w:br/>
-              <w:t xml:space="preserve">            [</w:t>
-              <w:br/>
-              <w:t xml:space="preserve">                'id_usuario_tecnico' =&gt; $request-&gt;id_usuario_tecnico,</w:t>
-              <w:br/>
-              <w:t xml:space="preserve">                'nota' =&gt; $request-&gt;nota, </w:t>
-              <w:br/>
-              <w:t xml:space="preserve">                'fecha_asignacion' =&gt; now()</w:t>
-              <w:br/>
-              <w:t xml:space="preserve">            ]</w:t>
-              <w:br/>
-              <w:t xml:space="preserve">        );</w:t>
-              <w:br/>
-              <w:br/>
-              <w:t xml:space="preserve">        $ticket-&gt;update([</w:t>
-              <w:br/>
-              <w:t xml:space="preserve">            'id_prioridad' =&gt; $request-&gt;id_prioridad,</w:t>
-              <w:br/>
-              <w:t xml:space="preserve">            'estatus' =&gt; 2 // Cambia a "En Proceso"</w:t>
-              <w:br/>
-              <w:t xml:space="preserve">        ]);</w:t>
-              <w:br/>
-              <w:br/>
-              <w:t xml:space="preserve">        $tecnicoNombre = User::find($request-&gt;id_usuario_tecnico)-&gt;name;</w:t>
-              <w:br/>
-              <w:t xml:space="preserve">        if ($esReasignacion) {</w:t>
-              <w:br/>
-              <w:t xml:space="preserve">            $mensaje = "🔄 **Reasignación**: El caso ha sido reasignado al especialista " . $tecnicoNombre;</w:t>
-              <w:br/>
-              <w:t xml:space="preserve">            $etiqueta = "Motivo";</w:t>
-              <w:br/>
-              <w:t xml:space="preserve">        } else {</w:t>
-              <w:br/>
-              <w:t xml:space="preserve">            $mensaje = "✅ **Asignación**: El caso ha sido asignado al técnico " . $tecnicoNombre;</w:t>
-              <w:br/>
-              <w:t xml:space="preserve">            $etiqueta = "Instrucciones";</w:t>
-              <w:br/>
-              <w:t xml:space="preserve">        }</w:t>
-              <w:br/>
-              <w:t xml:space="preserve">        </w:t>
-              <w:br/>
-              <w:t xml:space="preserve">        if ($request-&gt;nota) {</w:t>
-              <w:br/>
-              <w:t xml:space="preserve">            $mensaje .= "\n\n**" . $etiqueta . "**: " . $request-&gt;nota;</w:t>
-              <w:br/>
-              <w:t xml:space="preserve">        }</w:t>
-              <w:br/>
-              <w:br/>
-              <w:t xml:space="preserve">        TicketComentario::create([</w:t>
-              <w:br/>
-              <w:t xml:space="preserve">            'id_ticket' =&gt; $id,</w:t>
-              <w:br/>
-              <w:t xml:space="preserve">            'id_usuario' =&gt; auth()-&gt;id(),</w:t>
-              <w:br/>
-              <w:t xml:space="preserve">            'mensaje' =&gt; $mensaje,</w:t>
-              <w:br/>
-              <w:t xml:space="preserve">            'es_interno' =&gt; false </w:t>
-              <w:br/>
-              <w:t xml:space="preserve">        ]);</w:t>
-              <w:br/>
-              <w:br/>
-              <w:t xml:space="preserve">        return redirect()-&gt;back()-&gt;with('success', 'Asignación procesada con éxito.');</w:t>
-              <w:br/>
-              <w:t xml:space="preserve">    }</w:t>
-              <w:br/>
-              <w:br/>
-              <w:t xml:space="preserve">    public function show($id)</w:t>
-              <w:br/>
-              <w:t xml:space="preserve">    {</w:t>
-              <w:br/>
-              <w:t xml:space="preserve">        $ticket = Ticket::with(['usuario.persona.oficina', 'asignacion.tecnico', 'comentarios.usuario'])-&gt;findOrFail($id);</w:t>
-              <w:br/>
-              <w:t xml:space="preserve">        $tecnicos = User::role('tecnico')-&gt;get();</w:t>
-              <w:br/>
-              <w:t xml:space="preserve">        $prioridades = Prioridad::all();</w:t>
-              <w:br/>
-              <w:br/>
-              <w:t xml:space="preserve">        return view('gestor.tickets.show', compact('ticket', 'tecnicos', 'prioridades'));</w:t>
-              <w:br/>
-              <w:t xml:space="preserve">    }</w:t>
-              <w:br/>
-              <w:br/>
-              <w:t xml:space="preserve">    public function comentar(Request $request, $id)</w:t>
-              <w:br/>
-              <w:t xml:space="preserve">    {</w:t>
-              <w:br/>
-              <w:t xml:space="preserve">        $request-&gt;validate(['mensaje' =&gt; 'required|string|max:1000']);</w:t>
-              <w:br/>
-              <w:br/>
-              <w:t xml:space="preserve">        TicketComentario::create([</w:t>
-              <w:br/>
-              <w:t xml:space="preserve">            'id_ticket'  =&gt; $id,</w:t>
-              <w:br/>
-              <w:t xml:space="preserve">            'id_usuario' =&gt; auth()-&gt;id(),</w:t>
-              <w:br/>
-              <w:t xml:space="preserve">            'mensaje'    =&gt; $request-&gt;mensaje,</w:t>
-              <w:br/>
-              <w:t xml:space="preserve">            'es_interno' =&gt; $request-&gt;has('es_interno'), // Puede redactar notas privadas</w:t>
-              <w:br/>
-              <w:t xml:space="preserve">        ]);</w:t>
-              <w:br/>
-              <w:br/>
-              <w:t xml:space="preserve">        return back()-&gt;with('success', 'Mensaje enviado.');</w:t>
+              <w:t xml:space="preserve">        return $this-&gt;belongsTo(User::class, 'updated_by');</w:t>
               <w:br/>
               <w:t xml:space="preserve">    }</w:t>
               <w:br/>
@@ -2646,6 +2245,38 @@
     </w:p>
     <w:p>
       <w:pPr>
+        <w:spacing w:after="160" w:line="276" w:lineRule="auto"/>
+      </w:pPr>
+      <w:r>
+        <w:t>---</w:t>
+      </w:r>
+    </w:p>
+    <w:p>
+      <w:pPr>
+        <w:pStyle w:val="Heading2"/>
+        <w:keepNext/>
+        <w:spacing w:before="360" w:after="160"/>
+      </w:pPr>
+      <w:r>
+        <w:rPr>
+          <w:rFonts w:ascii="Arial" w:hAnsi="Arial"/>
+          <w:b/>
+          <w:color w:val="475569"/>
+          <w:sz w:val="28"/>
+        </w:rPr>
+        <w:t>5. CAPA DE CONTROLADORES E HILOS DE TRABAJO</w:t>
+      </w:r>
+    </w:p>
+    <w:p>
+      <w:pPr>
+        <w:spacing w:after="160" w:line="276" w:lineRule="auto"/>
+      </w:pPr>
+      <w:r>
+        <w:t>El flujo operativo del sistema está segmentado en tres controladores específicos por rol y un controlador de redirección para el inicio de sesión.</w:t>
+      </w:r>
+    </w:p>
+    <w:p>
+      <w:pPr>
         <w:pStyle w:val="Heading3"/>
         <w:keepNext/>
         <w:spacing w:before="360" w:after="160"/>
@@ -2657,24 +2288,7 @@
           <w:color w:val="0F172A"/>
           <w:sz w:val="24"/>
         </w:rPr>
-        <w:t>D. Módulo Técnico</w:t>
-      </w:r>
-    </w:p>
-    <w:p>
-      <w:pPr>
-        <w:spacing w:after="160" w:line="276" w:lineRule="auto"/>
-      </w:pPr>
-      <w:r>
-        <w:t xml:space="preserve">El Técnico atiende sus asignaciones ordenadas por jerarquía de prioridad. Puede comentar privadamente con los gestores o públicamente con el cliente. Para solucionar el problema, escribe un resumen final para el cliente y un informe detallado interno, cerrando el ticket a </w:t>
-      </w:r>
-      <w:r>
-        <w:rPr>
-          <w:b/>
-        </w:rPr>
-        <w:t>Resuelto (3)</w:t>
-      </w:r>
-      <w:r>
-        <w:t>.</w:t>
+        <w:t>A. Controlador de Redirección Automática</w:t>
       </w:r>
     </w:p>
     <w:tbl>
@@ -2713,230 +2327,35 @@
                 <w:color w:val="0F172A"/>
                 <w:sz w:val="18"/>
               </w:rPr>
-              <w:t>// app/Http/Controllers/Tecnico/TicketTecnicoController.php</w:t>
-              <w:br/>
-              <w:t>namespace App\Http\Controllers\Tecnico;</w:t>
-              <w:br/>
-              <w:br/>
-              <w:t>use App\Http\Controllers\Controller;</w:t>
-              <w:br/>
-              <w:t>use App\Models\Ticket;</w:t>
-              <w:br/>
-              <w:t>use App\Models\TicketComentario;</w:t>
-              <w:br/>
-              <w:t>use App\Models\SolucionTecnica;</w:t>
-              <w:br/>
-              <w:t>use Illuminate\Http\Request;</w:t>
+              <w:t>// app/Http/Controllers/DashboardController.php</w:t>
+              <w:br/>
+              <w:t>namespace App\Http\Controllers;</w:t>
+              <w:br/>
               <w:br/>
               <w:t>use Illuminate\Support\Facades\Auth;</w:t>
               <w:br/>
               <w:br/>
-              <w:t>class TicketTecnicoController extends Controller</w:t>
+              <w:t>class DashboardController extends Controller</w:t>
               <w:br/>
               <w:t>{</w:t>
               <w:br/>
-              <w:t xml:space="preserve">    public function index() </w:t>
+              <w:t xml:space="preserve">    public function index()</w:t>
               <w:br/>
               <w:t xml:space="preserve">    {</w:t>
               <w:br/>
-              <w:t xml:space="preserve">        $usuarioId = Auth::id();</w:t>
-              <w:br/>
-              <w:br/>
-              <w:t xml:space="preserve">        $queryAsignados = Ticket::with(['prioridad', 'usuario.persona.oficina'])</w:t>
-              <w:br/>
-              <w:t xml:space="preserve">            -&gt;whereHas('asignacion', function ($q) use ($usuarioId) {</w:t>
-              <w:br/>
-              <w:t xml:space="preserve">                $q-&gt;where('id_usuario_tecnico', $usuarioId);</w:t>
-              <w:br/>
-              <w:t xml:space="preserve">            })</w:t>
-              <w:br/>
-              <w:t xml:space="preserve">            -&gt;where('estatus', 2);</w:t>
-              <w:br/>
-              <w:br/>
-              <w:t xml:space="preserve">        $ticketsCriticos = (clone $queryAsignados)-&gt;where('id_prioridad', 4)-&gt;latest()-&gt;get();</w:t>
-              <w:br/>
-              <w:t xml:space="preserve">        $ticketsAltos    = (clone $queryAsignados)-&gt;where('id_prioridad', 3)-&gt;latest()-&gt;get();</w:t>
-              <w:br/>
-              <w:t xml:space="preserve">        $ticketsMedios   = (clone $queryAsignados)-&gt;where('id_prioridad', 2)-&gt;latest()-&gt;get();</w:t>
-              <w:br/>
-              <w:t xml:space="preserve">        $ticketsBajos    = (clone $queryAsignados)-&gt;where('id_prioridad', 1)-&gt;latest()-&gt;get();</w:t>
-              <w:br/>
-              <w:br/>
-              <w:t xml:space="preserve">        $ticketsResueltos = Ticket::with(['prioridad', 'usuario.persona.oficina', 'solucion'])</w:t>
-              <w:br/>
-              <w:t xml:space="preserve">            -&gt;whereHas('asignacion', function ($q) use ($usuarioId) {</w:t>
-              <w:br/>
-              <w:t xml:space="preserve">                $q-&gt;where('id_usuario_tecnico', $usuarioId);</w:t>
-              <w:br/>
-              <w:t xml:space="preserve">            })</w:t>
-              <w:br/>
-              <w:t xml:space="preserve">            -&gt;where('estatus', 3)</w:t>
-              <w:br/>
-              <w:t xml:space="preserve">            -&gt;latest()</w:t>
-              <w:br/>
-              <w:t xml:space="preserve">            -&gt;get();</w:t>
-              <w:br/>
-              <w:br/>
-              <w:t xml:space="preserve">        return view('tecnico.tickets.index', compact(</w:t>
-              <w:br/>
-              <w:t xml:space="preserve">            'ticketsCriticos', 'ticketsAltos', 'ticketsMedios', 'ticketsBajos', 'ticketsResueltos'</w:t>
-              <w:br/>
-              <w:t xml:space="preserve">        ));</w:t>
-              <w:br/>
-              <w:t xml:space="preserve">    }</w:t>
-              <w:br/>
-              <w:br/>
-              <w:t xml:space="preserve">    public function show($id)</w:t>
-              <w:br/>
-              <w:t xml:space="preserve">    {</w:t>
-              <w:br/>
-              <w:t xml:space="preserve">        $usuarioId = Auth::id();</w:t>
-              <w:br/>
-              <w:t xml:space="preserve">        $ticket = Ticket::with(['usuario.persona.oficina', 'asignacion.tecnico', 'comentarios.usuario', 'prioridad'])</w:t>
-              <w:br/>
-              <w:t xml:space="preserve">            -&gt;whereHas('asignacion', function ($q) use ($usuarioId) {</w:t>
-              <w:br/>
-              <w:t xml:space="preserve">                $q-&gt;where('id_usuario_tecnico', $usuarioId);</w:t>
-              <w:br/>
-              <w:t xml:space="preserve">            })</w:t>
-              <w:br/>
-              <w:t xml:space="preserve">            -&gt;findOrFail($id);</w:t>
-              <w:br/>
-              <w:br/>
-              <w:t xml:space="preserve">        return view('tecnico.tickets.show', compact('ticket'));</w:t>
-              <w:br/>
-              <w:t xml:space="preserve">    }</w:t>
-              <w:br/>
-              <w:br/>
-              <w:t xml:space="preserve">    public function comentar(Request $request, $id)</w:t>
-              <w:br/>
-              <w:t xml:space="preserve">    {</w:t>
-              <w:br/>
-              <w:t xml:space="preserve">        $request-&gt;validate(['mensaje' =&gt; 'required|string|max:1000']);</w:t>
-              <w:br/>
-              <w:br/>
-              <w:t xml:space="preserve">        TicketComentario::create([</w:t>
-              <w:br/>
-              <w:t xml:space="preserve">            'id_ticket'  =&gt; $id,</w:t>
-              <w:br/>
-              <w:t xml:space="preserve">            'id_usuario' =&gt; Auth::id(),</w:t>
-              <w:br/>
-              <w:t xml:space="preserve">            'mensaje'    =&gt; $request-&gt;mensaje,</w:t>
-              <w:br/>
-              <w:t xml:space="preserve">            'es_interno' =&gt; $request-&gt;has('es_interno'),</w:t>
-              <w:br/>
-              <w:t xml:space="preserve">        ]);</w:t>
-              <w:br/>
-              <w:br/>
-              <w:t xml:space="preserve">        return back()-&gt;with('success', 'Mensaje enviado.');</w:t>
-              <w:br/>
-              <w:t xml:space="preserve">    }</w:t>
-              <w:br/>
-              <w:br/>
-              <w:t xml:space="preserve">    public function crearSolucion($id)</w:t>
-              <w:br/>
-              <w:t xml:space="preserve">    {</w:t>
-              <w:br/>
-              <w:t xml:space="preserve">        $ticket = Ticket::findOrFail($id);</w:t>
-              <w:br/>
-              <w:t xml:space="preserve">        if ($ticket-&gt;estatus == 3) {</w:t>
-              <w:br/>
-              <w:t xml:space="preserve">            return redirect()-&gt;route('tecnico.tickets.index')-&gt;with('info', 'Este caso ya fue cerrado.');</w:t>
+              <w:t xml:space="preserve">        $user = Auth::user();</w:t>
+              <w:br/>
+              <w:br/>
+              <w:t xml:space="preserve">        if ($user-&gt;can('ver-panel-operativo')) {</w:t>
+              <w:br/>
+              <w:t xml:space="preserve">            return view('soporte.dashboard');</w:t>
               <w:br/>
               <w:t xml:space="preserve">        }</w:t>
               <w:br/>
-              <w:t xml:space="preserve">        return view('tecnico.tickets.resolver', compact('ticket'));</w:t>
-              <w:br/>
-              <w:t xml:space="preserve">    }</w:t>
-              <w:br/>
-              <w:br/>
-              <w:t xml:space="preserve">    public function guardarSolucion(Request $request, $id)</w:t>
-              <w:br/>
-              <w:t xml:space="preserve">    {</w:t>
-              <w:br/>
-              <w:t xml:space="preserve">        $request-&gt;validate([</w:t>
-              <w:br/>
-              <w:t xml:space="preserve">            'resumen_usuario' =&gt; 'required|string|max:255',</w:t>
-              <w:br/>
-              <w:t xml:space="preserve">            'procedimiento_detallado' =&gt; 'required|string',</w:t>
-              <w:br/>
-              <w:t xml:space="preserve">        ]);</w:t>
-              <w:br/>
-              <w:br/>
-              <w:t xml:space="preserve">        $ticket = Ticket::findOrFail($id);</w:t>
-              <w:br/>
-              <w:br/>
-              <w:t xml:space="preserve">        SolucionTecnica::create([</w:t>
-              <w:br/>
-              <w:t xml:space="preserve">            'id_ticket' =&gt; $id,</w:t>
-              <w:br/>
-              <w:t xml:space="preserve">            'id_usuario_tecnico' =&gt; Auth::id(),</w:t>
-              <w:br/>
-              <w:t xml:space="preserve">            'resumen_usuario' =&gt; $request-&gt;resumen_usuario,</w:t>
-              <w:br/>
-              <w:t xml:space="preserve">            'procedimiento_detallado' =&gt; $request-&gt;procedimiento_detallado,</w:t>
-              <w:br/>
-              <w:t xml:space="preserve">        ]);</w:t>
-              <w:br/>
-              <w:br/>
-              <w:t xml:space="preserve">        $ticket-&gt;update([</w:t>
-              <w:br/>
-              <w:t xml:space="preserve">            'estatus' =&gt; 3, // Cambia a "Resuelto"</w:t>
-              <w:br/>
-              <w:t xml:space="preserve">            'fecha_cierre' =&gt; now(),</w:t>
-              <w:br/>
-              <w:t xml:space="preserve">        ]);</w:t>
-              <w:br/>
-              <w:br/>
-              <w:t xml:space="preserve">        return redirect()-&gt;route('tecnico.tickets.index')</w:t>
-              <w:br/>
-              <w:t xml:space="preserve">                         -&gt;with('success', 'Solución publicada y ticket cerrado satisfactoriamente.');</w:t>
-              <w:br/>
-              <w:t xml:space="preserve">    }</w:t>
-              <w:br/>
-              <w:br/>
-              <w:t xml:space="preserve">    public function editarSolucion($id)</w:t>
-              <w:br/>
-              <w:t xml:space="preserve">    {</w:t>
-              <w:br/>
-              <w:t xml:space="preserve">        $ticket = Ticket::with('solucion')-&gt;findOrFail($id);</w:t>
-              <w:br/>
-              <w:t xml:space="preserve">        if (!$ticket-&gt;solucion) {</w:t>
-              <w:br/>
-              <w:t xml:space="preserve">            return redirect()-&gt;route('tecnico.tickets.resolver', $id);</w:t>
-              <w:br/>
-              <w:t xml:space="preserve">        }</w:t>
-              <w:br/>
-              <w:t xml:space="preserve">        return view('tecnico.tickets.editar_solucion', compact('ticket'));</w:t>
-              <w:br/>
-              <w:t xml:space="preserve">    }</w:t>
-              <w:br/>
-              <w:br/>
-              <w:t xml:space="preserve">    public function actualizarSolucion(Request $request, $id)</w:t>
-              <w:br/>
-              <w:t xml:space="preserve">    {</w:t>
-              <w:br/>
-              <w:t xml:space="preserve">        $request-&gt;validate([</w:t>
-              <w:br/>
-              <w:t xml:space="preserve">            'resumen_usuario' =&gt; 'required|string|max:255',</w:t>
-              <w:br/>
-              <w:t xml:space="preserve">            'procedimiento_detallado' =&gt; 'required|string',</w:t>
-              <w:br/>
-              <w:t xml:space="preserve">        ]);</w:t>
-              <w:br/>
-              <w:br/>
-              <w:t xml:space="preserve">        $ticket = Ticket::findOrFail($id);</w:t>
-              <w:br/>
-              <w:t xml:space="preserve">        $ticket-&gt;solucion-&gt;update([</w:t>
-              <w:br/>
-              <w:t xml:space="preserve">            'resumen_usuario' =&gt; $request-&gt;resumen_usuario,</w:t>
-              <w:br/>
-              <w:t xml:space="preserve">            'procedimiento_detallado' =&gt; $request-&gt;procedimiento_detallado,</w:t>
-              <w:br/>
-              <w:t xml:space="preserve">        ]);</w:t>
-              <w:br/>
-              <w:br/>
-              <w:t xml:space="preserve">        return redirect()-&gt;route('tecnico.tickets.index')-&gt;with('success', 'Solución técnica actualizada.');</w:t>
+              <w:br/>
+              <w:t xml:space="preserve">        // Si es cliente/usuario regular se le redirige a su bandeja</w:t>
+              <w:br/>
+              <w:t xml:space="preserve">        return redirect()-&gt;route('usuario.home');</w:t>
               <w:br/>
               <w:t xml:space="preserve">    }</w:t>
               <w:br/>
@@ -2953,15 +2372,7 @@
     </w:p>
     <w:p>
       <w:pPr>
-        <w:spacing w:after="160" w:line="276" w:lineRule="auto"/>
-      </w:pPr>
-      <w:r>
-        <w:t>---</w:t>
-      </w:r>
-    </w:p>
-    <w:p>
-      <w:pPr>
-        <w:pStyle w:val="Heading2"/>
+        <w:pStyle w:val="Heading3"/>
         <w:keepNext/>
         <w:spacing w:before="360" w:after="160"/>
       </w:pPr>
@@ -2969,10 +2380,10 @@
         <w:rPr>
           <w:rFonts w:ascii="Arial" w:hAnsi="Arial"/>
           <w:b/>
-          <w:color w:val="475569"/>
-          <w:sz w:val="28"/>
+          <w:color w:val="0F172A"/>
+          <w:sz w:val="24"/>
         </w:rPr>
-        <w:t>6. SISTEMA DE ENRUTAMIENTO Y MIDDLEWARE</w:t>
+        <w:t>B. Módulo de Usuario (Cliente)</w:t>
       </w:r>
     </w:p>
     <w:p>
@@ -2980,18 +2391,25 @@
         <w:spacing w:after="160" w:line="276" w:lineRule="auto"/>
       </w:pPr>
       <w:r>
-        <w:t xml:space="preserve">El archivo </w:t>
+        <w:t xml:space="preserve">Permite al usuario redactar reportes en estado </w:t>
       </w:r>
       <w:r>
         <w:rPr>
-          <w:rFonts w:ascii="Courier New" w:hAnsi="Courier New"/>
-          <w:color w:val="0D6EFD"/>
-          <w:sz w:val="19"/>
+          <w:b/>
         </w:rPr>
-        <w:t>routes/web.php</w:t>
-      </w:r>
-      <w:r>
-        <w:t xml:space="preserve"> establece las rutas agrupadas y protegidas por autenticación y asignación de roles.</w:t>
+        <w:t>Borrador (0)</w:t>
+      </w:r>
+      <w:r>
+        <w:t xml:space="preserve">, adjuntar archivos físicos, editar datos antes del envío definitivo, y formalizar el ticket al pasarlo a </w:t>
+      </w:r>
+      <w:r>
+        <w:rPr>
+          <w:b/>
+        </w:rPr>
+        <w:t>Abierto (1)</w:t>
+      </w:r>
+      <w:r>
+        <w:t>.</w:t>
       </w:r>
     </w:p>
     <w:tbl>
@@ -3030,133 +2448,275 @@
                 <w:color w:val="0F172A"/>
                 <w:sz w:val="18"/>
               </w:rPr>
-              <w:t>&lt;?php</w:t>
-              <w:br/>
-              <w:br/>
-              <w:t>use App\Http\Controllers\ProfileController;</w:t>
-              <w:br/>
-              <w:t>use Illuminate\Support\Facades\Route;</w:t>
-              <w:br/>
-              <w:t>use App\Http\Controllers\DashboardController;</w:t>
-              <w:br/>
-              <w:t xml:space="preserve">use App\Http\Controllers\Usuario\TicketUsuarioController; </w:t>
-              <w:br/>
-              <w:t>use App\Http\Controllers\Gestor\TicketGestorController;</w:t>
-              <w:br/>
-              <w:t>use App\Http\Controllers\Tecnico\TicketTecnicoController;</w:t>
-              <w:br/>
-              <w:br/>
-              <w:t>// Página de bienvenida pública</w:t>
-              <w:br/>
-              <w:t>Route::get('/', function () {</w:t>
-              <w:br/>
-              <w:t xml:space="preserve">    return view('welcome');</w:t>
-              <w:br/>
-              <w:t>});</w:t>
-              <w:br/>
-              <w:br/>
-              <w:t>// Enrutador inteligente de ingreso</w:t>
-              <w:br/>
-              <w:t>Route::get('/dashboard', [DashboardController::class, 'index'])</w:t>
-              <w:br/>
-              <w:t xml:space="preserve">    -&gt;middleware(['auth', 'verified'])</w:t>
-              <w:br/>
-              <w:t xml:space="preserve">    -&gt;name('dashboard');</w:t>
-              <w:br/>
-              <w:br/>
-              <w:t>// Rutas de Perfil (Compartidas para usuarios logueados)</w:t>
-              <w:br/>
-              <w:t>Route::middleware('auth')-&gt;group(function () {</w:t>
-              <w:br/>
-              <w:t xml:space="preserve">    Route::get('/profile', [ProfileController::class, 'edit'])-&gt;name('profile.edit');</w:t>
-              <w:br/>
-              <w:t xml:space="preserve">    Route::patch('/profile', [ProfileController::class, 'update'])-&gt;name('profile.update');</w:t>
-              <w:br/>
-              <w:t xml:space="preserve">    Route::delete('/profile', [ProfileController::class, 'destroy'])-&gt;name('profile.destroy');</w:t>
-              <w:br/>
-              <w:t>});</w:t>
-              <w:br/>
-              <w:br/>
-              <w:t>// --- RUTAS DE USUARIO CLIENTE (Rol: usuario) ---</w:t>
-              <w:br/>
-              <w:t>Route::middleware(['auth', 'role:usuario'])-&gt;group(function () {</w:t>
-              <w:br/>
-              <w:t xml:space="preserve">    Route::get('/usuario/dashboard', [TicketUsuarioController::class, 'home'])-&gt;name('usuario.home');</w:t>
-              <w:br/>
-              <w:t xml:space="preserve">    </w:t>
-              <w:br/>
-              <w:t xml:space="preserve">    // CRUD y Acciones de Ticket del Cliente</w:t>
-              <w:br/>
-              <w:t xml:space="preserve">    Route::get('/mis-tickets', [TicketUsuarioController::class, 'index'])-&gt;name('usuario.tickets.index');</w:t>
-              <w:br/>
-              <w:t xml:space="preserve">    Route::get('/mis-tickets/nuevo', [TicketUsuarioController::class, 'create'])-&gt;name('usuario.tickets.create');</w:t>
-              <w:br/>
-              <w:t xml:space="preserve">    Route::post('/mis-tickets', [TicketUsuarioController::class, 'store'])-&gt;name('usuario.tickets.store');</w:t>
-              <w:br/>
-              <w:t xml:space="preserve">    Route::get('/mis-tickets/{ticket}', [TicketUsuarioController::class, 'show'])-&gt;name('usuario.tickets.show');</w:t>
-              <w:br/>
-              <w:t xml:space="preserve">    Route::get('/mis-tickets/{ticket}/editar', [TicketUsuarioController::class, 'edit'])-&gt;name('usuario.tickets.edit');</w:t>
-              <w:br/>
-              <w:t xml:space="preserve">    Route::put('/tickets/{id}', [TicketUsuarioController::class, 'update'])-&gt;name('usuario.tickets.update');</w:t>
-              <w:br/>
-              <w:t xml:space="preserve">    Route::delete('/tickets/{id}', [TicketUsuarioController::class, 'destroy'])-&gt;name('usuario.tickets.destroy');</w:t>
-              <w:br/>
-              <w:t xml:space="preserve">    </w:t>
-              <w:br/>
-              <w:t xml:space="preserve">    // Enviar borrador a soporte y chatear</w:t>
-              <w:br/>
-              <w:t xml:space="preserve">    Route::post('/mis-tickets/{ticket}/enviar', [TicketUsuarioController::class, 'enviar'])-&gt;name('usuario.tickets.enviar');</w:t>
-              <w:br/>
-              <w:t xml:space="preserve">    Route::post('/tickets/{id}/comentar', [TicketUsuarioController::class, 'storeComentario'])-&gt;name('usuario.tickets.comentar');</w:t>
-              <w:br/>
-              <w:t>});</w:t>
-              <w:br/>
-              <w:br/>
-              <w:t>// --- RUTAS DE GESTOR Y ADMIN (Acceso Operativo Compartido) ---</w:t>
-              <w:br/>
-              <w:t>Route::middleware(['auth', 'role:gestor|admin'])-&gt;prefix('gestor')-&gt;name('gestor.')-&gt;group(function () {</w:t>
-              <w:br/>
-              <w:t xml:space="preserve">    Route::get('/tickets', [TicketGestorController::class, 'index'])-&gt;name('tickets.index');</w:t>
-              <w:br/>
-              <w:t xml:space="preserve">    Route::post('/tickets/{id}/asignar', [TicketGestorController::class, 'asignar'])-&gt;name('tickets.asignar');</w:t>
-              <w:br/>
-              <w:t xml:space="preserve">    Route::get('/tickets/{id}', [TicketGestorController::class, 'show'])-&gt;name('tickets.show');</w:t>
-              <w:br/>
-              <w:t xml:space="preserve">    Route::post('/tickets/{id}/comentar', [TicketGestorController::class, 'comentar'])-&gt;name('tickets.comentar');</w:t>
-              <w:br/>
-              <w:t>});</w:t>
-              <w:br/>
-              <w:br/>
-              <w:t>// --- RUTAS DE TECNICO ESPECIALISTA (Rol: tecnico) ---</w:t>
-              <w:br/>
-              <w:t>Route::middleware(['auth', 'role:tecnico'])-&gt;prefix('tecnico')-&gt;name('tecnico.')-&gt;group(function () {</w:t>
-              <w:br/>
-              <w:t xml:space="preserve">    Route::get('/dashboard', [DashboardController::class, 'index'])-&gt;name('dashboard');</w:t>
-              <w:br/>
-              <w:t xml:space="preserve">    Route::get('/tickets', [TicketTecnicoController::class, 'index'])-&gt;name('tickets.index');</w:t>
-              <w:br/>
-              <w:t xml:space="preserve">    Route::get('/tickets/{id}', [TicketTecnicoController::class, 'show'])-&gt;name('tickets.show');</w:t>
-              <w:br/>
-              <w:t xml:space="preserve">    Route::post('/tickets/{id}/comentar', [TicketTecnicoController::class, 'comentar'])-&gt;name('tickets.comentar');</w:t>
-              <w:br/>
-              <w:t xml:space="preserve">    </w:t>
-              <w:br/>
-              <w:t xml:space="preserve">    // Resolver y gestionar soluciones</w:t>
-              <w:br/>
-              <w:t xml:space="preserve">    Route::get('/tickets/{id}/resolver', [TicketTecnicoController::class, 'crearSolucion'])-&gt;name('tickets.resolver');</w:t>
-              <w:br/>
-              <w:t xml:space="preserve">    Route::post('/tickets/{id}/guardar-solucion', [TicketTecnicoController::class, 'guardarSolucion'])-&gt;name('tickets.guardar-solucion');</w:t>
-              <w:br/>
-              <w:t xml:space="preserve">    Route::get('/tickets/{id}/editar-solucion', [TicketTecnicoController::class, 'editarSolucion'])-&gt;name('tickets.editar-solucion');</w:t>
-              <w:br/>
-              <w:t xml:space="preserve">    Route::put('/tickets/{id}/actualizar-solucion', [TicketTecnicoController::class, 'actualizarSolucion'])-&gt;name('tickets.actualizar-solucion');</w:t>
-              <w:br/>
-              <w:t>});</w:t>
-              <w:br/>
-              <w:br/>
-              <w:t>// Rutas de autenticación por defecto (Laravel Breeze)</w:t>
-              <w:br/>
-              <w:t>require __DIR__.'/auth.php';</w:t>
+              <w:t>// app/Http/Controllers/Usuario/TicketUsuarioController.php</w:t>
+              <w:br/>
+              <w:t>namespace App\Http\Controllers\Usuario;</w:t>
+              <w:br/>
+              <w:br/>
+              <w:t>use App\Http\Controllers\Controller;</w:t>
+              <w:br/>
+              <w:t>use App\Models\Ticket;</w:t>
+              <w:br/>
+              <w:t>use App\Models\TicketAdjunto;</w:t>
+              <w:br/>
+              <w:t>use App\Models\Categoria;</w:t>
+              <w:br/>
+              <w:t>use App\Models\Prioridad;</w:t>
+              <w:br/>
+              <w:t>use App\Models\TipoEquipo;</w:t>
+              <w:br/>
+              <w:t>use App\Models\TicketComentario;</w:t>
+              <w:br/>
+              <w:t>use Illuminate\Http\Request;</w:t>
+              <w:br/>
+              <w:t>use Illuminate\Support\Facades\Auth;</w:t>
+              <w:br/>
+              <w:br/>
+              <w:t>class TicketUsuarioController extends Controller</w:t>
+              <w:br/>
+              <w:t>{</w:t>
+              <w:br/>
+              <w:t xml:space="preserve">    public function index()</w:t>
+              <w:br/>
+              <w:t xml:space="preserve">    {</w:t>
+              <w:br/>
+              <w:t xml:space="preserve">        $tickets = Ticket::where('id_usuario', Auth::id())-&gt;latest()-&gt;get();</w:t>
+              <w:br/>
+              <w:t xml:space="preserve">        return view('usuario.tickets.index', compact('tickets'));</w:t>
+              <w:br/>
+              <w:t xml:space="preserve">    }</w:t>
+              <w:br/>
+              <w:br/>
+              <w:t xml:space="preserve">    public function home()</w:t>
+              <w:br/>
+              <w:t xml:space="preserve">    {</w:t>
+              <w:br/>
+              <w:t xml:space="preserve">        return view('usuario.home');</w:t>
+              <w:br/>
+              <w:t xml:space="preserve">    }</w:t>
+              <w:br/>
+              <w:br/>
+              <w:t xml:space="preserve">    public function create()</w:t>
+              <w:br/>
+              <w:t xml:space="preserve">    {</w:t>
+              <w:br/>
+              <w:t xml:space="preserve">        $categorias = Categoria::all();</w:t>
+              <w:br/>
+              <w:t xml:space="preserve">        $prioridades = Prioridad::all();</w:t>
+              <w:br/>
+              <w:t xml:space="preserve">        $tiposEquipo = TipoEquipo::all();</w:t>
+              <w:br/>
+              <w:t xml:space="preserve">        return view('usuario.tickets.create', compact('categorias', 'prioridades', 'tiposEquipo'));</w:t>
+              <w:br/>
+              <w:t xml:space="preserve">    }</w:t>
+              <w:br/>
+              <w:br/>
+              <w:t xml:space="preserve">    public function store(Request $request)</w:t>
+              <w:br/>
+              <w:t xml:space="preserve">    {</w:t>
+              <w:br/>
+              <w:t xml:space="preserve">        $request-&gt;validate([</w:t>
+              <w:br/>
+              <w:t xml:space="preserve">            'asunto' =&gt; 'required|string|max:200',</w:t>
+              <w:br/>
+              <w:t xml:space="preserve">            'descripcion_problema' =&gt; 'required|string',</w:t>
+              <w:br/>
+              <w:t xml:space="preserve">            'id_categoria' =&gt; 'required|exists:categorias,id_categoria',</w:t>
+              <w:br/>
+              <w:t xml:space="preserve">            'id_tipo_equipo' =&gt; 'required|exists:tipos_equipo,id_tipo_equipo',</w:t>
+              <w:br/>
+              <w:t xml:space="preserve">            'adjuntos.*' =&gt; 'nullable|file|max:10240',</w:t>
+              <w:br/>
+              <w:t xml:space="preserve">        ]);</w:t>
+              <w:br/>
+              <w:br/>
+              <w:t xml:space="preserve">        // Crea en estatus 0 (Borrador)</w:t>
+              <w:br/>
+              <w:t xml:space="preserve">        $ticket = Ticket::create([</w:t>
+              <w:br/>
+              <w:t xml:space="preserve">            'id_usuario' =&gt; Auth::id(),</w:t>
+              <w:br/>
+              <w:t xml:space="preserve">            'asunto' =&gt; $request-&gt;asunto,</w:t>
+              <w:br/>
+              <w:t xml:space="preserve">            'id_categoria' =&gt; $request-&gt;id_categoria,</w:t>
+              <w:br/>
+              <w:t xml:space="preserve">            'id_tipo_equipo' =&gt; $request-&gt;id_tipo_equipo,</w:t>
+              <w:br/>
+              <w:t xml:space="preserve">            'descripcion_problema' =&gt; $request-&gt;descripcion_problema,</w:t>
+              <w:br/>
+              <w:t xml:space="preserve">            'id_prioridad' =&gt; null, </w:t>
+              <w:br/>
+              <w:t xml:space="preserve">            'estatus' =&gt; 0,</w:t>
+              <w:br/>
+              <w:t xml:space="preserve">        ]);</w:t>
+              <w:br/>
+              <w:br/>
+              <w:t xml:space="preserve">        if ($request-&gt;hasFile('adjuntos')) {</w:t>
+              <w:br/>
+              <w:t xml:space="preserve">            foreach ($request-&gt;file('adjuntos') as $archivo) {</w:t>
+              <w:br/>
+              <w:t xml:space="preserve">                $ruta = $archivo-&gt;store('tickets/' . $ticket-&gt;id_ticket, 'public');</w:t>
+              <w:br/>
+              <w:br/>
+              <w:t xml:space="preserve">                TicketAdjunto::create([</w:t>
+              <w:br/>
+              <w:t xml:space="preserve">                    'id_ticket' =&gt; $ticket-&gt;id_ticket,</w:t>
+              <w:br/>
+              <w:t xml:space="preserve">                    'ruta_archivo' =&gt; $ruta,</w:t>
+              <w:br/>
+              <w:t xml:space="preserve">                    'nombre_original' =&gt; $archivo-&gt;getClientOriginalName(),</w:t>
+              <w:br/>
+              <w:t xml:space="preserve">                    'tipo_mimo' =&gt; $archivo-&gt;getMimeType(),</w:t>
+              <w:br/>
+              <w:t xml:space="preserve">                    'tamano' =&gt; $archivo-&gt;getSize(),</w:t>
+              <w:br/>
+              <w:t xml:space="preserve">                ]);</w:t>
+              <w:br/>
+              <w:t xml:space="preserve">            }</w:t>
+              <w:br/>
+              <w:t xml:space="preserve">        }</w:t>
+              <w:br/>
+              <w:br/>
+              <w:t xml:space="preserve">        return redirect()-&gt;route('usuario.tickets.index')</w:t>
+              <w:br/>
+              <w:t xml:space="preserve">            -&gt;with('success', 'Ticket guardado como borrador. Por favor envíalo cuando desees reportarlo.');</w:t>
+              <w:br/>
+              <w:t xml:space="preserve">    }</w:t>
+              <w:br/>
+              <w:br/>
+              <w:t xml:space="preserve">    public function enviar(Ticket $ticket) </w:t>
+              <w:br/>
+              <w:t xml:space="preserve">    {</w:t>
+              <w:br/>
+              <w:t xml:space="preserve">        if ($ticket-&gt;id_usuario !== Auth::id()) {</w:t>
+              <w:br/>
+              <w:t xml:space="preserve">            abort(403);</w:t>
+              <w:br/>
+              <w:t xml:space="preserve">        }</w:t>
+              <w:br/>
+              <w:br/>
+              <w:t xml:space="preserve">        $ticket-&gt;update(['estatus' =&gt; 1]); // Pasa de Borrador a Abierto</w:t>
+              <w:br/>
+              <w:br/>
+              <w:t xml:space="preserve">        return back()-&gt;with('success', '¡Ticket enviado exitosamente al equipo de soporte!');</w:t>
+              <w:br/>
+              <w:t xml:space="preserve">    }</w:t>
+              <w:br/>
+              <w:br/>
+              <w:t xml:space="preserve">    public function show($id)</w:t>
+              <w:br/>
+              <w:t xml:space="preserve">    {</w:t>
+              <w:br/>
+              <w:t xml:space="preserve">        $ticket = Ticket::with([</w:t>
+              <w:br/>
+              <w:t xml:space="preserve">            'categoria', </w:t>
+              <w:br/>
+              <w:t xml:space="preserve">            'tecnico', </w:t>
+              <w:br/>
+              <w:t xml:space="preserve">            'prioridad', </w:t>
+              <w:br/>
+              <w:t xml:space="preserve">            'adjuntos', </w:t>
+              <w:br/>
+              <w:t xml:space="preserve">            'comentarios.usuario'</w:t>
+              <w:br/>
+              <w:t xml:space="preserve">        ])</w:t>
+              <w:br/>
+              <w:t xml:space="preserve">        -&gt;where('id_usuario', Auth::id())</w:t>
+              <w:br/>
+              <w:t xml:space="preserve">        -&gt;findOrFail($id);</w:t>
+              <w:br/>
+              <w:br/>
+              <w:t xml:space="preserve">        return view('usuario.tickets.show', compact('ticket'));</w:t>
+              <w:br/>
+              <w:t xml:space="preserve">    }</w:t>
+              <w:br/>
+              <w:br/>
+              <w:t xml:space="preserve">    public function edit($id)</w:t>
+              <w:br/>
+              <w:t xml:space="preserve">    {</w:t>
+              <w:br/>
+              <w:t xml:space="preserve">        $ticket = Ticket::where('id_usuario', Auth::id())-&gt;where('estatus', 0)-&gt;findOrFail($id);</w:t>
+              <w:br/>
+              <w:t xml:space="preserve">        $categorias = Categoria::all();</w:t>
+              <w:br/>
+              <w:t xml:space="preserve">        return view('usuario.tickets.edit', compact('ticket', 'categorias'));</w:t>
+              <w:br/>
+              <w:t xml:space="preserve">    }</w:t>
+              <w:br/>
+              <w:br/>
+              <w:t xml:space="preserve">    public function destroy($id)</w:t>
+              <w:br/>
+              <w:t xml:space="preserve">    {</w:t>
+              <w:br/>
+              <w:t xml:space="preserve">        $ticket = Ticket::where('id_usuario', Auth::id())-&gt;where('estatus', 0)-&gt;findOrFail($id);</w:t>
+              <w:br/>
+              <w:t xml:space="preserve">        $ticket-&gt;delete();</w:t>
+              <w:br/>
+              <w:t xml:space="preserve">        return redirect()-&gt;route('usuario.tickets.index')-&gt;with('success', 'Ticket borrador eliminado.');</w:t>
+              <w:br/>
+              <w:t xml:space="preserve">    }</w:t>
+              <w:br/>
+              <w:br/>
+              <w:t xml:space="preserve">    public function update(Request $request, $id)</w:t>
+              <w:br/>
+              <w:t xml:space="preserve">    {</w:t>
+              <w:br/>
+              <w:t xml:space="preserve">        $ticket = Ticket::where('id_usuario', Auth::id())-&gt;where('estatus', 0)-&gt;findOrFail($id);</w:t>
+              <w:br/>
+              <w:t xml:space="preserve">        $request-&gt;validate([</w:t>
+              <w:br/>
+              <w:t xml:space="preserve">            'asunto' =&gt; 'required|string|max:255',</w:t>
+              <w:br/>
+              <w:t xml:space="preserve">            'descripcion_problema' =&gt; 'nullable|string',</w:t>
+              <w:br/>
+              <w:t xml:space="preserve">            'id_categoria' =&gt; 'required|exists:categorias,id_categoria',</w:t>
+              <w:br/>
+              <w:t xml:space="preserve">        ]);</w:t>
+              <w:br/>
+              <w:br/>
+              <w:t xml:space="preserve">        $ticket-&gt;update([</w:t>
+              <w:br/>
+              <w:t xml:space="preserve">            'asunto' =&gt; $request-&gt;asunto,</w:t>
+              <w:br/>
+              <w:t xml:space="preserve">            'descripcion_problema' =&gt; $request-&gt;descripcion_problema,</w:t>
+              <w:br/>
+              <w:t xml:space="preserve">            'id_categoria' =&gt; $request-&gt;id_categoria,</w:t>
+              <w:br/>
+              <w:t xml:space="preserve">        ]);</w:t>
+              <w:br/>
+              <w:br/>
+              <w:t xml:space="preserve">        return redirect()-&gt;route('usuario.tickets.index')-&gt;with('success', 'Borrador actualizado.');</w:t>
+              <w:br/>
+              <w:t xml:space="preserve">    }</w:t>
+              <w:br/>
+              <w:br/>
+              <w:t xml:space="preserve">    public function storeComentario(Request $request, $id)</w:t>
+              <w:br/>
+              <w:t xml:space="preserve">    {</w:t>
+              <w:br/>
+              <w:t xml:space="preserve">        $request-&gt;validate(['mensaje' =&gt; 'required|string|max:1000']);</w:t>
+              <w:br/>
+              <w:t xml:space="preserve">        $ticket = Ticket::where('id_usuario', Auth::id())-&gt;findOrFail($id);</w:t>
+              <w:br/>
+              <w:br/>
+              <w:t xml:space="preserve">        TicketComentario::create([</w:t>
+              <w:br/>
+              <w:t xml:space="preserve">            'id_ticket'  =&gt; $ticket-&gt;id_ticket,</w:t>
+              <w:br/>
+              <w:t xml:space="preserve">            'id_usuario' =&gt; Auth::id(),</w:t>
+              <w:br/>
+              <w:t xml:space="preserve">            'mensaje'    =&gt; $request-&gt;mensaje,</w:t>
+              <w:br/>
+              <w:t xml:space="preserve">            'es_interno' =&gt; false, // Cliente no puede escribir notas ocultas</w:t>
+              <w:br/>
+              <w:t xml:space="preserve">        ]);</w:t>
+              <w:br/>
+              <w:br/>
+              <w:t xml:space="preserve">        return back()-&gt;with('success', 'Mensaje enviado.');</w:t>
+              <w:br/>
+              <w:t xml:space="preserve">    }</w:t>
+              <w:br/>
+              <w:t>}</w:t>
             </w:r>
           </w:p>
         </w:tc>
@@ -3166,6 +2726,2021 @@
       <w:pPr>
         <w:spacing w:after="120"/>
       </w:pPr>
+    </w:p>
+    <w:p>
+      <w:pPr>
+        <w:pStyle w:val="Heading3"/>
+        <w:keepNext/>
+        <w:spacing w:before="360" w:after="160"/>
+      </w:pPr>
+      <w:r>
+        <w:rPr>
+          <w:rFonts w:ascii="Arial" w:hAnsi="Arial"/>
+          <w:b/>
+          <w:color w:val="0F172A"/>
+          <w:sz w:val="24"/>
+        </w:rPr>
+        <w:t>C. Módulo de Gestor</w:t>
+      </w:r>
+    </w:p>
+    <w:p>
+      <w:pPr>
+        <w:spacing w:after="160" w:line="276" w:lineRule="auto"/>
+      </w:pPr>
+      <w:r>
+        <w:t xml:space="preserve">El Gestor visualiza los tickets mediante un panel distribuido en 3 categorías (*Por Asignar*, *En Gestión*, y *Resueltos*). Puede asignar un técnico y establecer la prioridad, lo cual cambia el estado del ticket a </w:t>
+      </w:r>
+      <w:r>
+        <w:rPr>
+          <w:b/>
+        </w:rPr>
+        <w:t>En Proceso (2)</w:t>
+      </w:r>
+      <w:r>
+        <w:t>, emitiendo una notificación automática en el historial del chat.</w:t>
+      </w:r>
+    </w:p>
+    <w:tbl>
+      <w:tblPr>
+        <w:tblW w:type="auto" w:w="0"/>
+        <w:tblLayout w:type="fixed"/>
+        <w:tblLook w:firstColumn="1" w:firstRow="1" w:lastColumn="0" w:lastRow="0" w:noHBand="0" w:noVBand="1" w:val="04A0"/>
+      </w:tblPr>
+      <w:tblGrid>
+        <w:gridCol w:w="9360"/>
+      </w:tblGrid>
+      <w:tr>
+        <w:tc>
+          <w:tcPr>
+            <w:tcW w:type="dxa" w:w="9360"/>
+            <w:shd w:val="clear" w:color="auto" w:fill="F1F5F9"/>
+          </w:tcPr>
+          <w:p>
+            <w:pPr>
+              <w:spacing w:before="80" w:after="80"/>
+              <w:ind w:left="144" w:right="144"/>
+            </w:pPr>
+            <w:r>
+              <w:rPr>
+                <w:rFonts w:ascii="Courier New" w:hAnsi="Courier New"/>
+                <w:b/>
+                <w:color w:val="0D6EFD"/>
+                <w:sz w:val="17"/>
+              </w:rPr>
+              <w:t>--- CÓDIGO PHP ---</w:t>
+              <w:br/>
+            </w:r>
+            <w:r>
+              <w:rPr>
+                <w:rFonts w:ascii="Courier New" w:hAnsi="Courier New"/>
+                <w:color w:val="0F172A"/>
+                <w:sz w:val="18"/>
+              </w:rPr>
+              <w:t>// app/Http/Controllers/Gestor/TicketGestorController.php</w:t>
+              <w:br/>
+              <w:t>namespace App\Http\Controllers\Gestor;</w:t>
+              <w:br/>
+              <w:br/>
+              <w:t>use App\Http\Controllers\Controller;</w:t>
+              <w:br/>
+              <w:t>use App\Models\Ticket;</w:t>
+              <w:br/>
+              <w:t>use App\Models\User;</w:t>
+              <w:br/>
+              <w:t>use App\Models\TicketComentario;</w:t>
+              <w:br/>
+              <w:t>use App\Models\TicketAsignacion;</w:t>
+              <w:br/>
+              <w:t>use App\Models\Prioridad;</w:t>
+              <w:br/>
+              <w:t>use Illuminate\Http\Request;</w:t>
+              <w:br/>
+              <w:br/>
+              <w:t>class TicketGestorController extends Controller</w:t>
+              <w:br/>
+              <w:t>{</w:t>
+              <w:br/>
+              <w:t xml:space="preserve">    public function index() </w:t>
+              <w:br/>
+              <w:t xml:space="preserve">    {</w:t>
+              <w:br/>
+              <w:t xml:space="preserve">        $ticketsNuevos = Ticket::with('prioridad')-&gt;where('estatus', 1)-&gt;latest()-&gt;get();</w:t>
+              <w:br/>
+              <w:t xml:space="preserve">        $ticketsAsignados = Ticket::with('prioridad', 'asignacion.tecnico')-&gt;where('estatus', 2)-&gt;latest()-&gt;get();</w:t>
+              <w:br/>
+              <w:t xml:space="preserve">        $ticketsResueltos = Ticket::with('prioridad', 'solucion')-&gt;where('estatus', 3)-&gt;latest()-&gt;get();</w:t>
+              <w:br/>
+              <w:t xml:space="preserve">        </w:t>
+              <w:br/>
+              <w:t xml:space="preserve">        $tecnicos = User::role('tecnico')-&gt;get(); </w:t>
+              <w:br/>
+              <w:t xml:space="preserve">        $prioridades = Prioridad::all(); </w:t>
+              <w:br/>
+              <w:br/>
+              <w:t xml:space="preserve">        return view('gestor.tickets.index', compact(</w:t>
+              <w:br/>
+              <w:t xml:space="preserve">            'ticketsNuevos', </w:t>
+              <w:br/>
+              <w:t xml:space="preserve">            'ticketsAsignados', </w:t>
+              <w:br/>
+              <w:t xml:space="preserve">            'ticketsResueltos', </w:t>
+              <w:br/>
+              <w:t xml:space="preserve">            'tecnicos',</w:t>
+              <w:br/>
+              <w:t xml:space="preserve">            'prioridades'</w:t>
+              <w:br/>
+              <w:t xml:space="preserve">        ));</w:t>
+              <w:br/>
+              <w:t xml:space="preserve">    }</w:t>
+              <w:br/>
+              <w:br/>
+              <w:t xml:space="preserve">    public function asignar(Request $request, $id)</w:t>
+              <w:br/>
+              <w:t xml:space="preserve">    {</w:t>
+              <w:br/>
+              <w:t xml:space="preserve">        $request-&gt;validate([</w:t>
+              <w:br/>
+              <w:t xml:space="preserve">            'id_usuario_tecnico' =&gt; 'required|exists:users,id',</w:t>
+              <w:br/>
+              <w:t xml:space="preserve">            'id_prioridad' =&gt; 'required|exists:prioridades,id_prioridad',</w:t>
+              <w:br/>
+              <w:t xml:space="preserve">            'nota' =&gt; 'nullable|string'</w:t>
+              <w:br/>
+              <w:t xml:space="preserve">        ]);</w:t>
+              <w:br/>
+              <w:br/>
+              <w:t xml:space="preserve">        $ticket = Ticket::findOrFail($id);</w:t>
+              <w:br/>
+              <w:t xml:space="preserve">        $esReasignacion = TicketAsignacion::where('id_ticket', $id)-&gt;exists();</w:t>
+              <w:br/>
+              <w:br/>
+              <w:t xml:space="preserve">        TicketAsignacion::updateOrCreate(</w:t>
+              <w:br/>
+              <w:t xml:space="preserve">            ['id_ticket' =&gt; $id],</w:t>
+              <w:br/>
+              <w:t xml:space="preserve">            [</w:t>
+              <w:br/>
+              <w:t xml:space="preserve">                'id_usuario_tecnico' =&gt; $request-&gt;id_usuario_tecnico,</w:t>
+              <w:br/>
+              <w:t xml:space="preserve">                'nota' =&gt; $request-&gt;nota, </w:t>
+              <w:br/>
+              <w:t xml:space="preserve">                'fecha_asignacion' =&gt; now()</w:t>
+              <w:br/>
+              <w:t xml:space="preserve">            ]</w:t>
+              <w:br/>
+              <w:t xml:space="preserve">        );</w:t>
+              <w:br/>
+              <w:br/>
+              <w:t xml:space="preserve">        $ticket-&gt;update([</w:t>
+              <w:br/>
+              <w:t xml:space="preserve">            'id_prioridad' =&gt; $request-&gt;id_prioridad,</w:t>
+              <w:br/>
+              <w:t xml:space="preserve">            'estatus' =&gt; 2 // Cambia a "En Proceso"</w:t>
+              <w:br/>
+              <w:t xml:space="preserve">        ]);</w:t>
+              <w:br/>
+              <w:br/>
+              <w:t xml:space="preserve">        $tecnicoNombre = User::find($request-&gt;id_usuario_tecnico)-&gt;name;</w:t>
+              <w:br/>
+              <w:t xml:space="preserve">        if ($esReasignacion) {</w:t>
+              <w:br/>
+              <w:t xml:space="preserve">            $mensaje = "🔄 **Reasignación**: El caso ha sido reasignado al especialista " . $tecnicoNombre;</w:t>
+              <w:br/>
+              <w:t xml:space="preserve">            $etiqueta = "Motivo";</w:t>
+              <w:br/>
+              <w:t xml:space="preserve">        } else {</w:t>
+              <w:br/>
+              <w:t xml:space="preserve">            $mensaje = "✅ **Asignación**: El caso ha sido asignado al técnico " . $tecnicoNombre;</w:t>
+              <w:br/>
+              <w:t xml:space="preserve">            $etiqueta = "Instrucciones";</w:t>
+              <w:br/>
+              <w:t xml:space="preserve">        }</w:t>
+              <w:br/>
+              <w:t xml:space="preserve">        </w:t>
+              <w:br/>
+              <w:t xml:space="preserve">        if ($request-&gt;nota) {</w:t>
+              <w:br/>
+              <w:t xml:space="preserve">            $mensaje .= "\n\n**" . $etiqueta . "**: " . $request-&gt;nota;</w:t>
+              <w:br/>
+              <w:t xml:space="preserve">        }</w:t>
+              <w:br/>
+              <w:br/>
+              <w:t xml:space="preserve">        TicketComentario::create([</w:t>
+              <w:br/>
+              <w:t xml:space="preserve">            'id_ticket' =&gt; $id,</w:t>
+              <w:br/>
+              <w:t xml:space="preserve">            'id_usuario' =&gt; auth()-&gt;id(),</w:t>
+              <w:br/>
+              <w:t xml:space="preserve">            'mensaje' =&gt; $mensaje,</w:t>
+              <w:br/>
+              <w:t xml:space="preserve">            'es_interno' =&gt; false </w:t>
+              <w:br/>
+              <w:t xml:space="preserve">        ]);</w:t>
+              <w:br/>
+              <w:br/>
+              <w:t xml:space="preserve">        return redirect()-&gt;back()-&gt;with('success', 'Asignación procesada con éxito.');</w:t>
+              <w:br/>
+              <w:t xml:space="preserve">    }</w:t>
+              <w:br/>
+              <w:br/>
+              <w:t xml:space="preserve">    public function show($id)</w:t>
+              <w:br/>
+              <w:t xml:space="preserve">    {</w:t>
+              <w:br/>
+              <w:t xml:space="preserve">        $ticket = Ticket::with(['usuario.persona.oficina', 'asignacion.tecnico', 'comentarios.usuario'])-&gt;findOrFail($id);</w:t>
+              <w:br/>
+              <w:t xml:space="preserve">        $tecnicos = User::role('tecnico')-&gt;get();</w:t>
+              <w:br/>
+              <w:t xml:space="preserve">        $prioridades = Prioridad::all();</w:t>
+              <w:br/>
+              <w:br/>
+              <w:t xml:space="preserve">        return view('gestor.tickets.show', compact('ticket', 'tecnicos', 'prioridades'));</w:t>
+              <w:br/>
+              <w:t xml:space="preserve">    }</w:t>
+              <w:br/>
+              <w:br/>
+              <w:t xml:space="preserve">    public function comentar(Request $request, $id)</w:t>
+              <w:br/>
+              <w:t xml:space="preserve">    {</w:t>
+              <w:br/>
+              <w:t xml:space="preserve">        $request-&gt;validate(['mensaje' =&gt; 'required|string|max:1000']);</w:t>
+              <w:br/>
+              <w:br/>
+              <w:t xml:space="preserve">        TicketComentario::create([</w:t>
+              <w:br/>
+              <w:t xml:space="preserve">            'id_ticket'  =&gt; $id,</w:t>
+              <w:br/>
+              <w:t xml:space="preserve">            'id_usuario' =&gt; auth()-&gt;id(),</w:t>
+              <w:br/>
+              <w:t xml:space="preserve">            'mensaje'    =&gt; $request-&gt;mensaje,</w:t>
+              <w:br/>
+              <w:t xml:space="preserve">            'es_interno' =&gt; $request-&gt;has('es_interno'), // Puede redactar notas privadas</w:t>
+              <w:br/>
+              <w:t xml:space="preserve">        ]);</w:t>
+              <w:br/>
+              <w:br/>
+              <w:t xml:space="preserve">        return back()-&gt;with('success', 'Mensaje enviado.');</w:t>
+              <w:br/>
+              <w:t xml:space="preserve">    }</w:t>
+              <w:br/>
+              <w:t>}</w:t>
+            </w:r>
+          </w:p>
+        </w:tc>
+      </w:tr>
+    </w:tbl>
+    <w:p>
+      <w:pPr>
+        <w:spacing w:after="120"/>
+      </w:pPr>
+    </w:p>
+    <w:p>
+      <w:pPr>
+        <w:pStyle w:val="Heading3"/>
+        <w:keepNext/>
+        <w:spacing w:before="360" w:after="160"/>
+      </w:pPr>
+      <w:r>
+        <w:rPr>
+          <w:rFonts w:ascii="Arial" w:hAnsi="Arial"/>
+          <w:b/>
+          <w:color w:val="0F172A"/>
+          <w:sz w:val="24"/>
+        </w:rPr>
+        <w:t>D. Módulo Técnico</w:t>
+      </w:r>
+    </w:p>
+    <w:p>
+      <w:pPr>
+        <w:spacing w:after="160" w:line="276" w:lineRule="auto"/>
+      </w:pPr>
+      <w:r>
+        <w:t xml:space="preserve">El Técnico atiende sus asignaciones ordenadas por jerarquía de prioridad. Puede comentar privadamente con los gestores o públicamente con el cliente. Para solucionar el problema, escribe un resumen final para el cliente y un informe detallado interno, cerrando el ticket a </w:t>
+      </w:r>
+      <w:r>
+        <w:rPr>
+          <w:b/>
+        </w:rPr>
+        <w:t>Resuelto (3)</w:t>
+      </w:r>
+      <w:r>
+        <w:t>.</w:t>
+      </w:r>
+    </w:p>
+    <w:tbl>
+      <w:tblPr>
+        <w:tblW w:type="auto" w:w="0"/>
+        <w:tblLayout w:type="fixed"/>
+        <w:tblLook w:firstColumn="1" w:firstRow="1" w:lastColumn="0" w:lastRow="0" w:noHBand="0" w:noVBand="1" w:val="04A0"/>
+      </w:tblPr>
+      <w:tblGrid>
+        <w:gridCol w:w="9360"/>
+      </w:tblGrid>
+      <w:tr>
+        <w:tc>
+          <w:tcPr>
+            <w:tcW w:type="dxa" w:w="9360"/>
+            <w:shd w:val="clear" w:color="auto" w:fill="F1F5F9"/>
+          </w:tcPr>
+          <w:p>
+            <w:pPr>
+              <w:spacing w:before="80" w:after="80"/>
+              <w:ind w:left="144" w:right="144"/>
+            </w:pPr>
+            <w:r>
+              <w:rPr>
+                <w:rFonts w:ascii="Courier New" w:hAnsi="Courier New"/>
+                <w:b/>
+                <w:color w:val="0D6EFD"/>
+                <w:sz w:val="17"/>
+              </w:rPr>
+              <w:t>--- CÓDIGO PHP ---</w:t>
+              <w:br/>
+            </w:r>
+            <w:r>
+              <w:rPr>
+                <w:rFonts w:ascii="Courier New" w:hAnsi="Courier New"/>
+                <w:color w:val="0F172A"/>
+                <w:sz w:val="18"/>
+              </w:rPr>
+              <w:t>// app/Http/Controllers/Tecnico/TicketTecnicoController.php</w:t>
+              <w:br/>
+              <w:t>namespace App\Http\Controllers\Tecnico;</w:t>
+              <w:br/>
+              <w:br/>
+              <w:t>use App\Http\Controllers\Controller;</w:t>
+              <w:br/>
+              <w:t>use App\Models\Ticket;</w:t>
+              <w:br/>
+              <w:t>use App\Models\TicketComentario;</w:t>
+              <w:br/>
+              <w:t>use App\Models\SolucionTecnica;</w:t>
+              <w:br/>
+              <w:t>use Illuminate\Http\Request;</w:t>
+              <w:br/>
+              <w:t>use Illuminate\Support\Facades\Auth;</w:t>
+              <w:br/>
+              <w:br/>
+              <w:t>class TicketTecnicoController extends Controller</w:t>
+              <w:br/>
+              <w:t>{</w:t>
+              <w:br/>
+              <w:t xml:space="preserve">    public function index() </w:t>
+              <w:br/>
+              <w:t xml:space="preserve">    {</w:t>
+              <w:br/>
+              <w:t xml:space="preserve">        $usuarioId = Auth::id();</w:t>
+              <w:br/>
+              <w:br/>
+              <w:t xml:space="preserve">        $queryAsignados = Ticket::with(['prioridad', 'usuario.persona.oficina'])</w:t>
+              <w:br/>
+              <w:t xml:space="preserve">            -&gt;whereHas('asignacion', function ($q) use ($usuarioId) {</w:t>
+              <w:br/>
+              <w:t xml:space="preserve">                $q-&gt;where('id_usuario_tecnico', $usuarioId);</w:t>
+              <w:br/>
+              <w:t xml:space="preserve">            })</w:t>
+              <w:br/>
+              <w:t xml:space="preserve">            -&gt;where('estatus', 2);</w:t>
+              <w:br/>
+              <w:br/>
+              <w:t xml:space="preserve">        $ticketsCriticos = (clone $queryAsignados)-&gt;where('id_prioridad', 4)-&gt;latest()-&gt;get();</w:t>
+              <w:br/>
+              <w:t xml:space="preserve">        $ticketsAltos    = (clone $queryAsignados)-&gt;where('id_prioridad', 3)-&gt;latest()-&gt;get();</w:t>
+              <w:br/>
+              <w:t xml:space="preserve">        $ticketsMedios   = (clone $queryAsignados)-&gt;where('id_prioridad', 2)-&gt;latest()-&gt;get();</w:t>
+              <w:br/>
+              <w:t xml:space="preserve">        $ticketsBajos    = (clone $queryAsignados)-&gt;where('id_prioridad', 1)-&gt;latest()-&gt;get();</w:t>
+              <w:br/>
+              <w:br/>
+              <w:t xml:space="preserve">        $ticketsResueltos = Ticket::with(['prioridad', 'usuario.persona.oficina', 'solucion'])</w:t>
+              <w:br/>
+              <w:t xml:space="preserve">            -&gt;whereHas('asignacion', function ($q) use ($usuarioId) {</w:t>
+              <w:br/>
+              <w:t xml:space="preserve">                $q-&gt;where('id_usuario_tecnico', $usuarioId);</w:t>
+              <w:br/>
+              <w:t xml:space="preserve">            })</w:t>
+              <w:br/>
+              <w:t xml:space="preserve">            -&gt;where('estatus', 3)</w:t>
+              <w:br/>
+              <w:t xml:space="preserve">            -&gt;latest()</w:t>
+              <w:br/>
+              <w:t xml:space="preserve">            -&gt;get();</w:t>
+              <w:br/>
+              <w:br/>
+              <w:t xml:space="preserve">        return view('tecnico.tickets.index', compact(</w:t>
+              <w:br/>
+              <w:t xml:space="preserve">            'ticketsCriticos', 'ticketsAltos', 'ticketsMedios', 'ticketsBajos', 'ticketsResueltos'</w:t>
+              <w:br/>
+              <w:t xml:space="preserve">        ));</w:t>
+              <w:br/>
+              <w:t xml:space="preserve">    }</w:t>
+              <w:br/>
+              <w:br/>
+              <w:t xml:space="preserve">    public function show($id)</w:t>
+              <w:br/>
+              <w:t xml:space="preserve">    {</w:t>
+              <w:br/>
+              <w:t xml:space="preserve">        $usuarioId = Auth::id();</w:t>
+              <w:br/>
+              <w:t xml:space="preserve">        $ticket = Ticket::with(['usuario.persona.oficina', 'asignacion.tecnico', 'comentarios.usuario', 'prioridad'])</w:t>
+              <w:br/>
+              <w:t xml:space="preserve">            -&gt;whereHas('asignacion', function ($q) use ($usuarioId) {</w:t>
+              <w:br/>
+              <w:t xml:space="preserve">                $q-&gt;where('id_usuario_tecnico', $usuarioId);</w:t>
+              <w:br/>
+              <w:t xml:space="preserve">            })</w:t>
+              <w:br/>
+              <w:t xml:space="preserve">            -&gt;findOrFail($id);</w:t>
+              <w:br/>
+              <w:br/>
+              <w:t xml:space="preserve">        return view('tecnico.tickets.show', compact('ticket'));</w:t>
+              <w:br/>
+              <w:t xml:space="preserve">    }</w:t>
+              <w:br/>
+              <w:br/>
+              <w:t xml:space="preserve">    public function comentar(Request $request, $id)</w:t>
+              <w:br/>
+              <w:t xml:space="preserve">    {</w:t>
+              <w:br/>
+              <w:t xml:space="preserve">        $request-&gt;validate(['mensaje' =&gt; 'required|string|max:1000']);</w:t>
+              <w:br/>
+              <w:br/>
+              <w:t xml:space="preserve">        TicketComentario::create([</w:t>
+              <w:br/>
+              <w:t xml:space="preserve">            'id_ticket'  =&gt; $id,</w:t>
+              <w:br/>
+              <w:t xml:space="preserve">            'id_usuario' =&gt; Auth::id(),</w:t>
+              <w:br/>
+              <w:t xml:space="preserve">            'mensaje'    =&gt; $request-&gt;mensaje,</w:t>
+              <w:br/>
+              <w:t xml:space="preserve">            'es_interno' =&gt; $request-&gt;has('es_interno'),</w:t>
+              <w:br/>
+              <w:t xml:space="preserve">        ]);</w:t>
+              <w:br/>
+              <w:br/>
+              <w:t xml:space="preserve">        return back()-&gt;with('success', 'Mensaje enviado.');</w:t>
+              <w:br/>
+              <w:t xml:space="preserve">    }</w:t>
+              <w:br/>
+              <w:br/>
+              <w:t xml:space="preserve">    public function crearSolucion($id)</w:t>
+              <w:br/>
+              <w:t xml:space="preserve">    {</w:t>
+              <w:br/>
+              <w:t xml:space="preserve">        $ticket = Ticket::findOrFail($id);</w:t>
+              <w:br/>
+              <w:t xml:space="preserve">        if ($ticket-&gt;estatus == 3) {</w:t>
+              <w:br/>
+              <w:t xml:space="preserve">            return redirect()-&gt;route('tecnico.tickets.index')-&gt;with('info', 'Este caso ya fue cerrado.');</w:t>
+              <w:br/>
+              <w:t xml:space="preserve">        }</w:t>
+              <w:br/>
+              <w:t xml:space="preserve">        return view('tecnico.tickets.resolver', compact('ticket'));</w:t>
+              <w:br/>
+              <w:t xml:space="preserve">    }</w:t>
+              <w:br/>
+              <w:br/>
+              <w:t xml:space="preserve">    public function guardarSolucion(Request $request, $id)</w:t>
+              <w:br/>
+              <w:t xml:space="preserve">    {</w:t>
+              <w:br/>
+              <w:t xml:space="preserve">        $request-&gt;validate([</w:t>
+              <w:br/>
+              <w:t xml:space="preserve">            'resumen_usuario' =&gt; 'required|string|max:255',</w:t>
+              <w:br/>
+              <w:t xml:space="preserve">            'procedimiento_detallado' =&gt; 'required|string',</w:t>
+              <w:br/>
+              <w:t xml:space="preserve">        ]);</w:t>
+              <w:br/>
+              <w:br/>
+              <w:t xml:space="preserve">        $ticket = Ticket::findOrFail($id);</w:t>
+              <w:br/>
+              <w:br/>
+              <w:t xml:space="preserve">        SolucionTecnica::create([</w:t>
+              <w:br/>
+              <w:t xml:space="preserve">            'id_ticket' =&gt; $id,</w:t>
+              <w:br/>
+              <w:t xml:space="preserve">            'id_usuario_tecnico' =&gt; Auth::id(),</w:t>
+              <w:br/>
+              <w:t xml:space="preserve">            'resumen_usuario' =&gt; $request-&gt;resumen_usuario,</w:t>
+              <w:br/>
+              <w:t xml:space="preserve">            'procedimiento_detallado' =&gt; $request-&gt;procedimiento_detallado,</w:t>
+              <w:br/>
+              <w:t xml:space="preserve">        ]);</w:t>
+              <w:br/>
+              <w:br/>
+              <w:t xml:space="preserve">        $ticket-&gt;update([</w:t>
+              <w:br/>
+              <w:t xml:space="preserve">            'estatus' =&gt; 3, // Cambia a "Resuelto"</w:t>
+              <w:br/>
+              <w:t xml:space="preserve">            'fecha_cierre' =&gt; now(),</w:t>
+              <w:br/>
+              <w:t xml:space="preserve">        ]);</w:t>
+              <w:br/>
+              <w:br/>
+              <w:t xml:space="preserve">        return redirect()-&gt;route('tecnico.tickets.index')</w:t>
+              <w:br/>
+              <w:t xml:space="preserve">                         -&gt;with('success', 'Solución publicada y ticket cerrado satisfactoriamente.');</w:t>
+              <w:br/>
+              <w:t xml:space="preserve">    }</w:t>
+              <w:br/>
+              <w:br/>
+              <w:t xml:space="preserve">    public function editarSolucion($id)</w:t>
+              <w:br/>
+              <w:t xml:space="preserve">    {</w:t>
+              <w:br/>
+              <w:t xml:space="preserve">        $ticket = Ticket::with('solucion')-&gt;findOrFail($id);</w:t>
+              <w:br/>
+              <w:t xml:space="preserve">        if (!$ticket-&gt;solucion) {</w:t>
+              <w:br/>
+              <w:t xml:space="preserve">            return redirect()-&gt;route('tecnico.tickets.resolver', $id);</w:t>
+              <w:br/>
+              <w:t xml:space="preserve">        }</w:t>
+              <w:br/>
+              <w:t xml:space="preserve">        return view('tecnico.tickets.editar_solucion', compact('ticket'));</w:t>
+              <w:br/>
+              <w:t xml:space="preserve">    }</w:t>
+              <w:br/>
+              <w:br/>
+              <w:t xml:space="preserve">    public function actualizarSolucion(Request $request, $id)</w:t>
+              <w:br/>
+              <w:t xml:space="preserve">    {</w:t>
+              <w:br/>
+              <w:t xml:space="preserve">        $request-&gt;validate([</w:t>
+              <w:br/>
+              <w:t xml:space="preserve">            'resumen_usuario' =&gt; 'required|string|max:255',</w:t>
+              <w:br/>
+              <w:t xml:space="preserve">            'procedimiento_detallado' =&gt; 'required|string',</w:t>
+              <w:br/>
+              <w:t xml:space="preserve">        ]);</w:t>
+              <w:br/>
+              <w:br/>
+              <w:t xml:space="preserve">        $ticket = Ticket::findOrFail($id);</w:t>
+              <w:br/>
+              <w:t xml:space="preserve">        $ticket-&gt;solucion-&gt;update([</w:t>
+              <w:br/>
+              <w:t xml:space="preserve">            'resumen_usuario' =&gt; $request-&gt;resumen_usuario,</w:t>
+              <w:br/>
+              <w:t xml:space="preserve">            'procedimiento_detallado' =&gt; $request-&gt;procedimiento_detallado,</w:t>
+              <w:br/>
+              <w:t xml:space="preserve">        ]);</w:t>
+              <w:br/>
+              <w:br/>
+              <w:t xml:space="preserve">        return redirect()-&gt;route('tecnico.tickets.index')-&gt;with('success', 'Solución técnica actualizada.');</w:t>
+              <w:br/>
+              <w:t xml:space="preserve">    }</w:t>
+              <w:br/>
+              <w:t>}</w:t>
+              <w:br/>
+              <w:br/>
+              <w:t>### E. Módulo de Gestión de Categorías (Administrador)</w:t>
+            </w:r>
+          </w:p>
+        </w:tc>
+      </w:tr>
+    </w:tbl>
+    <w:p>
+      <w:pPr>
+        <w:spacing w:after="120"/>
+      </w:pPr>
+    </w:p>
+    <w:p>
+      <w:pPr>
+        <w:spacing w:after="160" w:line="276" w:lineRule="auto"/>
+      </w:pPr>
+      <w:r>
+        <w:t>// app/Http/Controllers/Admin/CategoriaController.php</w:t>
+      </w:r>
+    </w:p>
+    <w:p>
+      <w:pPr>
+        <w:spacing w:after="160" w:line="276" w:lineRule="auto"/>
+      </w:pPr>
+      <w:r>
+        <w:t>namespace App\Http\Controllers\Admin;</w:t>
+      </w:r>
+    </w:p>
+    <w:p>
+      <w:pPr>
+        <w:spacing w:after="160" w:line="276" w:lineRule="auto"/>
+      </w:pPr>
+      <w:r>
+        <w:t>use App\Http\Controllers\Controller;</w:t>
+      </w:r>
+    </w:p>
+    <w:p>
+      <w:pPr>
+        <w:spacing w:after="160" w:line="276" w:lineRule="auto"/>
+      </w:pPr>
+      <w:r>
+        <w:t>use App\Models\Categoria;</w:t>
+      </w:r>
+    </w:p>
+    <w:p>
+      <w:pPr>
+        <w:spacing w:after="160" w:line="276" w:lineRule="auto"/>
+      </w:pPr>
+      <w:r>
+        <w:t>use Illuminate\Http\Request;</w:t>
+      </w:r>
+    </w:p>
+    <w:p>
+      <w:pPr>
+        <w:spacing w:after="160" w:line="276" w:lineRule="auto"/>
+      </w:pPr>
+      <w:r>
+        <w:t>class CategoriaController extends Controller</w:t>
+      </w:r>
+    </w:p>
+    <w:p>
+      <w:pPr>
+        <w:spacing w:after="160" w:line="276" w:lineRule="auto"/>
+      </w:pPr>
+      <w:r>
+        <w:t>{</w:t>
+      </w:r>
+    </w:p>
+    <w:p>
+      <w:pPr>
+        <w:spacing w:after="160" w:line="276" w:lineRule="auto"/>
+      </w:pPr>
+      <w:r>
+        <w:t>public function __construct()</w:t>
+      </w:r>
+    </w:p>
+    <w:p>
+      <w:pPr>
+        <w:spacing w:after="160" w:line="276" w:lineRule="auto"/>
+      </w:pPr>
+      <w:r>
+        <w:t>{</w:t>
+      </w:r>
+    </w:p>
+    <w:p>
+      <w:pPr>
+        <w:spacing w:after="160" w:line="276" w:lineRule="auto"/>
+      </w:pPr>
+      <w:r>
+        <w:t>$this-&gt;middleware("can:gestionar-categorias");</w:t>
+      </w:r>
+    </w:p>
+    <w:p>
+      <w:pPr>
+        <w:spacing w:after="160" w:line="276" w:lineRule="auto"/>
+      </w:pPr>
+      <w:r>
+        <w:t>}</w:t>
+      </w:r>
+    </w:p>
+    <w:p>
+      <w:pPr>
+        <w:spacing w:after="160" w:line="276" w:lineRule="auto"/>
+      </w:pPr>
+      <w:r>
+        <w:t>public function index(Request $request)</w:t>
+      </w:r>
+    </w:p>
+    <w:p>
+      <w:pPr>
+        <w:spacing w:after="160" w:line="276" w:lineRule="auto"/>
+      </w:pPr>
+      <w:r>
+        <w:t>{</w:t>
+      </w:r>
+    </w:p>
+    <w:p>
+      <w:pPr>
+        <w:spacing w:after="160" w:line="276" w:lineRule="auto"/>
+      </w:pPr>
+      <w:r>
+        <w:t>$query = Categoria::query();</w:t>
+      </w:r>
+    </w:p>
+    <w:p>
+      <w:pPr>
+        <w:spacing w:after="160" w:line="276" w:lineRule="auto"/>
+      </w:pPr>
+      <w:r>
+        <w:t>if ($request-&gt;filled("search")) {</w:t>
+      </w:r>
+    </w:p>
+    <w:p>
+      <w:pPr>
+        <w:spacing w:after="160" w:line="276" w:lineRule="auto"/>
+      </w:pPr>
+      <w:r>
+        <w:t>$query-&gt;where("nombre_categoria", "like", "%". $request-&gt;search ."%");</w:t>
+      </w:r>
+    </w:p>
+    <w:p>
+      <w:pPr>
+        <w:spacing w:after="160" w:line="276" w:lineRule="auto"/>
+      </w:pPr>
+      <w:r>
+        <w:t>}</w:t>
+      </w:r>
+    </w:p>
+    <w:p>
+      <w:pPr>
+        <w:spacing w:after="160" w:line="276" w:lineRule="auto"/>
+      </w:pPr>
+      <w:r>
+        <w:t>if ($request-&gt;filled("estado")) {</w:t>
+      </w:r>
+    </w:p>
+    <w:p>
+      <w:pPr>
+        <w:spacing w:after="160" w:line="276" w:lineRule="auto"/>
+      </w:pPr>
+      <w:r>
+        <w:t>$query-&gt;where("estado", $request-&gt;estado == "activo" ? true : false);</w:t>
+      </w:r>
+    </w:p>
+    <w:p>
+      <w:pPr>
+        <w:spacing w:after="160" w:line="276" w:lineRule="auto"/>
+      </w:pPr>
+      <w:r>
+        <w:t>} else {</w:t>
+      </w:r>
+    </w:p>
+    <w:p>
+      <w:pPr>
+        <w:spacing w:after="160" w:line="276" w:lineRule="auto"/>
+      </w:pPr>
+      <w:r>
+        <w:t>$query-&gt;where("estado", true);</w:t>
+      </w:r>
+    </w:p>
+    <w:p>
+      <w:pPr>
+        <w:spacing w:after="160" w:line="276" w:lineRule="auto"/>
+      </w:pPr>
+      <w:r>
+        <w:t>}</w:t>
+      </w:r>
+    </w:p>
+    <w:p>
+      <w:pPr>
+        <w:spacing w:after="160" w:line="276" w:lineRule="auto"/>
+      </w:pPr>
+      <w:r>
+        <w:t>$categorias = $query-&gt;with(['creator', 'updater'])-&gt;paginate(10);</w:t>
+      </w:r>
+    </w:p>
+    <w:p>
+      <w:pPr>
+        <w:spacing w:after="160" w:line="276" w:lineRule="auto"/>
+      </w:pPr>
+      <w:r>
+        <w:t>if ($request-&gt;ajax()) {</w:t>
+      </w:r>
+    </w:p>
+    <w:p>
+      <w:pPr>
+        <w:spacing w:after="160" w:line="276" w:lineRule="auto"/>
+      </w:pPr>
+      <w:r>
+        <w:t>return view("admin.categorias._categorias_table", compact("categorias"))-&gt;render();</w:t>
+      </w:r>
+    </w:p>
+    <w:p>
+      <w:pPr>
+        <w:spacing w:after="160" w:line="276" w:lineRule="auto"/>
+      </w:pPr>
+      <w:r>
+        <w:t>}</w:t>
+      </w:r>
+    </w:p>
+    <w:p>
+      <w:pPr>
+        <w:spacing w:after="160" w:line="276" w:lineRule="auto"/>
+      </w:pPr>
+      <w:r>
+        <w:t>return view("admin.categorias.index", compact("categorias"));</w:t>
+      </w:r>
+    </w:p>
+    <w:p>
+      <w:pPr>
+        <w:spacing w:after="160" w:line="276" w:lineRule="auto"/>
+      </w:pPr>
+      <w:r>
+        <w:t>}</w:t>
+      </w:r>
+    </w:p>
+    <w:p>
+      <w:pPr>
+        <w:spacing w:after="160" w:line="276" w:lineRule="auto"/>
+      </w:pPr>
+      <w:r>
+        <w:t>public function create()</w:t>
+      </w:r>
+    </w:p>
+    <w:p>
+      <w:pPr>
+        <w:spacing w:after="160" w:line="276" w:lineRule="auto"/>
+      </w:pPr>
+      <w:r>
+        <w:t>{</w:t>
+      </w:r>
+    </w:p>
+    <w:p>
+      <w:pPr>
+        <w:spacing w:after="160" w:line="276" w:lineRule="auto"/>
+      </w:pPr>
+      <w:r>
+        <w:t>return view("admin.categorias.create");</w:t>
+      </w:r>
+    </w:p>
+    <w:p>
+      <w:pPr>
+        <w:spacing w:after="160" w:line="276" w:lineRule="auto"/>
+      </w:pPr>
+      <w:r>
+        <w:t>}</w:t>
+      </w:r>
+    </w:p>
+    <w:p>
+      <w:pPr>
+        <w:spacing w:after="160" w:line="276" w:lineRule="auto"/>
+      </w:pPr>
+      <w:r>
+        <w:t>public function store(Request $request)</w:t>
+      </w:r>
+    </w:p>
+    <w:p>
+      <w:pPr>
+        <w:spacing w:after="160" w:line="276" w:lineRule="auto"/>
+      </w:pPr>
+      <w:r>
+        <w:t>{</w:t>
+      </w:r>
+    </w:p>
+    <w:p>
+      <w:pPr>
+        <w:spacing w:after="160" w:line="276" w:lineRule="auto"/>
+      </w:pPr>
+      <w:r>
+        <w:t>$request-&gt;validate([</w:t>
+      </w:r>
+    </w:p>
+    <w:p>
+      <w:pPr>
+        <w:spacing w:after="160" w:line="276" w:lineRule="auto"/>
+      </w:pPr>
+      <w:r>
+        <w:t>"nombre_categoria" =&gt; "required|string|max:100|unique:categorias",</w:t>
+      </w:r>
+    </w:p>
+    <w:p>
+      <w:pPr>
+        <w:spacing w:after="160" w:line="276" w:lineRule="auto"/>
+      </w:pPr>
+      <w:r>
+        <w:t>]);</w:t>
+      </w:r>
+    </w:p>
+    <w:p>
+      <w:pPr>
+        <w:spacing w:after="160" w:line="276" w:lineRule="auto"/>
+      </w:pPr>
+      <w:r>
+        <w:t>$categoria = Categoria::create(array_merge($request-&gt;all(), ['created_by' =&gt; auth()-&gt;id()]));</w:t>
+      </w:r>
+    </w:p>
+    <w:p>
+      <w:pPr>
+        <w:spacing w:after="160" w:line="276" w:lineRule="auto"/>
+      </w:pPr>
+      <w:r>
+        <w:t>if ($request-&gt;ajax()) {</w:t>
+      </w:r>
+    </w:p>
+    <w:p>
+      <w:pPr>
+        <w:spacing w:after="160" w:line="276" w:lineRule="auto"/>
+      </w:pPr>
+      <w:r>
+        <w:t>return response()-&gt;json(['success' =&gt; 'Categoría creada exitosamente.']);</w:t>
+      </w:r>
+    </w:p>
+    <w:p>
+      <w:pPr>
+        <w:spacing w:after="160" w:line="276" w:lineRule="auto"/>
+      </w:pPr>
+      <w:r>
+        <w:t>}</w:t>
+      </w:r>
+    </w:p>
+    <w:p>
+      <w:pPr>
+        <w:spacing w:after="160" w:line="276" w:lineRule="auto"/>
+      </w:pPr>
+      <w:r>
+        <w:t>return redirect()-&gt;route("admin.categorias.index")-&gt;with("success", "Categoría creada exitosamente.");</w:t>
+      </w:r>
+    </w:p>
+    <w:p>
+      <w:pPr>
+        <w:spacing w:after="160" w:line="276" w:lineRule="auto"/>
+      </w:pPr>
+      <w:r>
+        <w:t>}</w:t>
+      </w:r>
+    </w:p>
+    <w:p>
+      <w:pPr>
+        <w:spacing w:after="160" w:line="276" w:lineRule="auto"/>
+      </w:pPr>
+      <w:r>
+        <w:t>public function edit(Categoria $categoria)</w:t>
+      </w:r>
+    </w:p>
+    <w:p>
+      <w:pPr>
+        <w:spacing w:after="160" w:line="276" w:lineRule="auto"/>
+      </w:pPr>
+      <w:r>
+        <w:t>{</w:t>
+      </w:r>
+    </w:p>
+    <w:p>
+      <w:pPr>
+        <w:spacing w:after="160" w:line="276" w:lineRule="auto"/>
+      </w:pPr>
+      <w:r>
+        <w:t>return view("admin.categorias.edit", compact("categoria"));</w:t>
+      </w:r>
+    </w:p>
+    <w:p>
+      <w:pPr>
+        <w:spacing w:after="160" w:line="276" w:lineRule="auto"/>
+      </w:pPr>
+      <w:r>
+        <w:t>}</w:t>
+      </w:r>
+    </w:p>
+    <w:p>
+      <w:pPr>
+        <w:spacing w:after="160" w:line="276" w:lineRule="auto"/>
+      </w:pPr>
+      <w:r>
+        <w:t>public function update(Request $request, Categoria $categoria)</w:t>
+      </w:r>
+    </w:p>
+    <w:p>
+      <w:pPr>
+        <w:spacing w:after="160" w:line="276" w:lineRule="auto"/>
+      </w:pPr>
+      <w:r>
+        <w:t>{</w:t>
+      </w:r>
+    </w:p>
+    <w:p>
+      <w:pPr>
+        <w:spacing w:after="160" w:line="276" w:lineRule="auto"/>
+      </w:pPr>
+      <w:r>
+        <w:t>$request-&gt;validate([</w:t>
+      </w:r>
+    </w:p>
+    <w:p>
+      <w:pPr>
+        <w:spacing w:after="160" w:line="276" w:lineRule="auto"/>
+      </w:pPr>
+      <w:r>
+        <w:t>"nombre_categoria" =&gt; "required|string|max:100|unique:categorias,nombre_categoria,". $categoria-&gt;id_categoria .",id_categoria",</w:t>
+      </w:r>
+    </w:p>
+    <w:p>
+      <w:pPr>
+        <w:spacing w:after="160" w:line="276" w:lineRule="auto"/>
+      </w:pPr>
+      <w:r>
+        <w:t>"estado" =&gt; "boolean",</w:t>
+      </w:r>
+    </w:p>
+    <w:p>
+      <w:pPr>
+        <w:spacing w:after="160" w:line="276" w:lineRule="auto"/>
+      </w:pPr>
+      <w:r>
+        <w:t>]);</w:t>
+      </w:r>
+    </w:p>
+    <w:p>
+      <w:pPr>
+        <w:spacing w:after="160" w:line="276" w:lineRule="auto"/>
+      </w:pPr>
+      <w:r>
+        <w:t>$categoria-&gt;update(array_merge($request-&gt;all(), ["updated_by" =&gt; auth()-&gt;id()]));</w:t>
+      </w:r>
+    </w:p>
+    <w:p>
+      <w:pPr>
+        <w:spacing w:after="160" w:line="276" w:lineRule="auto"/>
+      </w:pPr>
+      <w:r>
+        <w:t>if ($request-&gt;ajax()) {</w:t>
+      </w:r>
+    </w:p>
+    <w:p>
+      <w:pPr>
+        <w:spacing w:after="160" w:line="276" w:lineRule="auto"/>
+      </w:pPr>
+      <w:r>
+        <w:t>return response()-&gt;json(['success' =&gt; 'Categoría actualizada exitosamente.']);</w:t>
+      </w:r>
+    </w:p>
+    <w:p>
+      <w:pPr>
+        <w:spacing w:after="160" w:line="276" w:lineRule="auto"/>
+      </w:pPr>
+      <w:r>
+        <w:t>}</w:t>
+      </w:r>
+    </w:p>
+    <w:p>
+      <w:pPr>
+        <w:spacing w:after="160" w:line="276" w:lineRule="auto"/>
+      </w:pPr>
+      <w:r>
+        <w:t>return redirect()-&gt;route("admin.categorias.index")-&gt;with("success", "Categoría actualizada exitosamente.");</w:t>
+      </w:r>
+    </w:p>
+    <w:p>
+      <w:pPr>
+        <w:spacing w:after="160" w:line="276" w:lineRule="auto"/>
+      </w:pPr>
+      <w:r>
+        <w:t>}</w:t>
+      </w:r>
+    </w:p>
+    <w:p>
+      <w:pPr>
+        <w:spacing w:after="160" w:line="276" w:lineRule="auto"/>
+      </w:pPr>
+      <w:r>
+        <w:t>public function destroy(Request $request, Categoria $categoria)</w:t>
+      </w:r>
+    </w:p>
+    <w:p>
+      <w:pPr>
+        <w:spacing w:after="160" w:line="276" w:lineRule="auto"/>
+      </w:pPr>
+      <w:r>
+        <w:t>{</w:t>
+      </w:r>
+    </w:p>
+    <w:p>
+      <w:pPr>
+        <w:spacing w:after="160" w:line="276" w:lineRule="auto"/>
+      </w:pPr>
+      <w:r>
+        <w:t>try {</w:t>
+      </w:r>
+    </w:p>
+    <w:p>
+      <w:pPr>
+        <w:spacing w:after="160" w:line="276" w:lineRule="auto"/>
+      </w:pPr>
+      <w:r>
+        <w:t>$categoria-&gt;update(["estado" =&gt; false, "updated_by" =&gt; auth()-&gt;id()]);</w:t>
+      </w:r>
+    </w:p>
+    <w:p>
+      <w:pPr>
+        <w:spacing w:after="160" w:line="276" w:lineRule="auto"/>
+      </w:pPr>
+      <w:r>
+        <w:t>if ($request-&gt;ajax()) {</w:t>
+      </w:r>
+    </w:p>
+    <w:p>
+      <w:pPr>
+        <w:spacing w:after="160" w:line="276" w:lineRule="auto"/>
+      </w:pPr>
+      <w:r>
+        <w:t>return response()-&gt;json(['success' =&gt; 'Categoría desactivada exitosamente.']);</w:t>
+      </w:r>
+    </w:p>
+    <w:p>
+      <w:pPr>
+        <w:spacing w:after="160" w:line="276" w:lineRule="auto"/>
+      </w:pPr>
+      <w:r>
+        <w:t>}</w:t>
+      </w:r>
+    </w:p>
+    <w:p>
+      <w:pPr>
+        <w:spacing w:after="160" w:line="276" w:lineRule="auto"/>
+      </w:pPr>
+      <w:r>
+        <w:t>return redirect()-&gt;route("admin.categorias.index")-&gt;with("success", "Categoría desactivada exitosamente.");</w:t>
+      </w:r>
+    </w:p>
+    <w:p>
+      <w:pPr>
+        <w:spacing w:after="160" w:line="276" w:lineRule="auto"/>
+      </w:pPr>
+      <w:r>
+        <w:t>} catch (\Exception $e) {</w:t>
+      </w:r>
+    </w:p>
+    <w:p>
+      <w:pPr>
+        <w:spacing w:after="160" w:line="276" w:lineRule="auto"/>
+      </w:pPr>
+      <w:r>
+        <w:t>if ($request-&gt;ajax()) {</w:t>
+      </w:r>
+    </w:p>
+    <w:p>
+      <w:pPr>
+        <w:spacing w:after="160" w:line="276" w:lineRule="auto"/>
+      </w:pPr>
+      <w:r>
+        <w:t>return response()-&gt;json(['error' =&gt; 'Error: ' . $e-&gt;getMessage()], 500);</w:t>
+      </w:r>
+    </w:p>
+    <w:p>
+      <w:pPr>
+        <w:spacing w:after="160" w:line="276" w:lineRule="auto"/>
+      </w:pPr>
+      <w:r>
+        <w:t>}</w:t>
+      </w:r>
+    </w:p>
+    <w:p>
+      <w:pPr>
+        <w:spacing w:after="160" w:line="276" w:lineRule="auto"/>
+      </w:pPr>
+      <w:r>
+        <w:t>return redirect()-&gt;route("admin.categorias.index")-&gt;with("error", "Error: " . $e-&gt;getMessage());</w:t>
+      </w:r>
+    </w:p>
+    <w:p>
+      <w:pPr>
+        <w:spacing w:after="160" w:line="276" w:lineRule="auto"/>
+      </w:pPr>
+      <w:r>
+        <w:t>}</w:t>
+      </w:r>
+    </w:p>
+    <w:p>
+      <w:pPr>
+        <w:spacing w:after="160" w:line="276" w:lineRule="auto"/>
+      </w:pPr>
+      <w:r>
+        <w:t>}</w:t>
+      </w:r>
+    </w:p>
+    <w:p>
+      <w:pPr>
+        <w:spacing w:after="160" w:line="276" w:lineRule="auto"/>
+      </w:pPr>
+      <w:r>
+        <w:t>public function activate(Categoria $categoria)</w:t>
+      </w:r>
+    </w:p>
+    <w:p>
+      <w:pPr>
+        <w:spacing w:after="160" w:line="276" w:lineRule="auto"/>
+      </w:pPr>
+      <w:r>
+        <w:t>{</w:t>
+      </w:r>
+    </w:p>
+    <w:p>
+      <w:pPr>
+        <w:spacing w:after="160" w:line="276" w:lineRule="auto"/>
+      </w:pPr>
+      <w:r>
+        <w:t>$categoria-&gt;update(["estado" =&gt; true, "updated_by" =&gt; auth()-&gt;id()]);</w:t>
+      </w:r>
+    </w:p>
+    <w:p>
+      <w:pPr>
+        <w:spacing w:after="160" w:line="276" w:lineRule="auto"/>
+      </w:pPr>
+      <w:r>
+        <w:t>if ($request-&gt;ajax()) {</w:t>
+      </w:r>
+    </w:p>
+    <w:p>
+      <w:pPr>
+        <w:spacing w:after="160" w:line="276" w:lineRule="auto"/>
+      </w:pPr>
+      <w:r>
+        <w:t>return response()-&gt;json(['success' =&gt; 'Categoría activada exitosamente.']);</w:t>
+      </w:r>
+    </w:p>
+    <w:p>
+      <w:pPr>
+        <w:spacing w:after="160" w:line="276" w:lineRule="auto"/>
+      </w:pPr>
+      <w:r>
+        <w:t>}</w:t>
+      </w:r>
+    </w:p>
+    <w:p>
+      <w:pPr>
+        <w:spacing w:after="160" w:line="276" w:lineRule="auto"/>
+      </w:pPr>
+      <w:r>
+        <w:t>return redirect()-&gt;route("admin.categorias.index")-&gt;with("success", "Categoría activada exitosamente.");</w:t>
+      </w:r>
+    </w:p>
+    <w:p>
+      <w:pPr>
+        <w:spacing w:after="160" w:line="276" w:lineRule="auto"/>
+      </w:pPr>
+      <w:r>
+        <w:t>}</w:t>
+      </w:r>
+    </w:p>
+    <w:p>
+      <w:pPr>
+        <w:spacing w:after="160" w:line="276" w:lineRule="auto"/>
+      </w:pPr>
+      <w:r>
+        <w:t>}</w:t>
+      </w:r>
+    </w:p>
+    <w:tbl>
+      <w:tblPr>
+        <w:tblW w:type="auto" w:w="0"/>
+        <w:tblLayout w:type="fixed"/>
+        <w:tblLook w:firstColumn="1" w:firstRow="1" w:lastColumn="0" w:lastRow="0" w:noHBand="0" w:noVBand="1" w:val="04A0"/>
+      </w:tblPr>
+      <w:tblGrid>
+        <w:gridCol w:w="9360"/>
+      </w:tblGrid>
+      <w:tr>
+        <w:tc>
+          <w:tcPr>
+            <w:tcW w:type="dxa" w:w="9360"/>
+            <w:shd w:val="clear" w:color="auto" w:fill="F1F5F9"/>
+          </w:tcPr>
+          <w:p>
+            <w:pPr>
+              <w:spacing w:before="80" w:after="80"/>
+              <w:ind w:left="144" w:right="144"/>
+            </w:pPr>
+            <w:r>
+              <w:rPr>
+                <w:rFonts w:ascii="Courier New" w:hAnsi="Courier New"/>
+                <w:b/>
+                <w:color w:val="0D6EFD"/>
+                <w:sz w:val="17"/>
+              </w:rPr>
+              <w:t>--- CÓDIGO PHP ---</w:t>
+              <w:br/>
+            </w:r>
+            <w:r>
+              <w:rPr>
+                <w:rFonts w:ascii="Courier New" w:hAnsi="Courier New"/>
+                <w:color w:val="0F172A"/>
+                <w:sz w:val="18"/>
+              </w:rPr>
+            </w:r>
+          </w:p>
+        </w:tc>
+      </w:tr>
+    </w:tbl>
+    <w:p>
+      <w:pPr>
+        <w:spacing w:after="120"/>
+      </w:pPr>
+    </w:p>
+    <w:p>
+      <w:pPr>
+        <w:spacing w:after="160" w:line="276" w:lineRule="auto"/>
+      </w:pPr>
+      <w:r>
+        <w:t>---</w:t>
+      </w:r>
+    </w:p>
+    <w:p>
+      <w:pPr>
+        <w:pStyle w:val="Heading2"/>
+        <w:keepNext/>
+        <w:spacing w:before="360" w:after="160"/>
+      </w:pPr>
+      <w:r>
+        <w:rPr>
+          <w:rFonts w:ascii="Arial" w:hAnsi="Arial"/>
+          <w:b/>
+          <w:color w:val="475569"/>
+          <w:sz w:val="28"/>
+        </w:rPr>
+        <w:t>6. SISTEMA DE ENRUTAMIENTO Y MIDDLEWARE</w:t>
+      </w:r>
+    </w:p>
+    <w:p>
+      <w:pPr>
+        <w:spacing w:after="160" w:line="276" w:lineRule="auto"/>
+      </w:pPr>
+      <w:r>
+        <w:t>&lt;?php</w:t>
+      </w:r>
+    </w:p>
+    <w:p>
+      <w:pPr>
+        <w:spacing w:after="160" w:line="276" w:lineRule="auto"/>
+      </w:pPr>
+      <w:r>
+        <w:t>use App\Http\Controllers\ProfileController;</w:t>
+      </w:r>
+    </w:p>
+    <w:p>
+      <w:pPr>
+        <w:spacing w:after="160" w:line="276" w:lineRule="auto"/>
+      </w:pPr>
+      <w:r>
+        <w:t>use Illuminate\Support\Facades\Route;</w:t>
+      </w:r>
+    </w:p>
+    <w:p>
+      <w:pPr>
+        <w:spacing w:after="160" w:line="276" w:lineRule="auto"/>
+      </w:pPr>
+      <w:r>
+        <w:t>use App\Http\Controllers\DashboardController;</w:t>
+      </w:r>
+    </w:p>
+    <w:p>
+      <w:pPr>
+        <w:spacing w:after="160" w:line="276" w:lineRule="auto"/>
+      </w:pPr>
+      <w:r>
+        <w:t>use App\Http\Controllers\Usuario\TicketUsuarioController;</w:t>
+      </w:r>
+    </w:p>
+    <w:p>
+      <w:pPr>
+        <w:spacing w:after="160" w:line="276" w:lineRule="auto"/>
+      </w:pPr>
+      <w:r>
+        <w:t>use App\Http\Controllers\Gestor\TicketGestorController;</w:t>
+      </w:r>
+    </w:p>
+    <w:p>
+      <w:pPr>
+        <w:spacing w:after="160" w:line="276" w:lineRule="auto"/>
+      </w:pPr>
+      <w:r>
+        <w:t>use App\Http\Controllers\Tecnico\TicketTecnicoController;</w:t>
+      </w:r>
+    </w:p>
+    <w:p>
+      <w:pPr>
+        <w:spacing w:after="160" w:line="276" w:lineRule="auto"/>
+      </w:pPr>
+      <w:r>
+        <w:t>use App\Http\Controllers\Admin\CategoriaController;</w:t>
+      </w:r>
+    </w:p>
+    <w:p>
+      <w:pPr>
+        <w:spacing w:after="160" w:line="276" w:lineRule="auto"/>
+      </w:pPr>
+      <w:r>
+        <w:t>Route::get('/', function () {</w:t>
+      </w:r>
+    </w:p>
+    <w:p>
+      <w:pPr>
+        <w:spacing w:after="160" w:line="276" w:lineRule="auto"/>
+      </w:pPr>
+      <w:r>
+        <w:t>return view('welcome');</w:t>
+      </w:r>
+    </w:p>
+    <w:p>
+      <w:pPr>
+        <w:spacing w:after="160" w:line="276" w:lineRule="auto"/>
+      </w:pPr>
+      <w:r>
+        <w:t>});</w:t>
+      </w:r>
+    </w:p>
+    <w:p>
+      <w:pPr>
+        <w:spacing w:after="160" w:line="276" w:lineRule="auto"/>
+      </w:pPr>
+      <w:r>
+        <w:t>Route::get('/unidades-hijas/{parentId}', [\App\Http\Controllers\Auth\RegisteredUserController::class, 'getChildrenUnidades'])-&gt;name('unidades.hijas');</w:t>
+      </w:r>
+    </w:p>
+    <w:p>
+      <w:pPr>
+        <w:spacing w:after="160" w:line="276" w:lineRule="auto"/>
+      </w:pPr>
+      <w:r>
+        <w:t>Route::get('/dashboard', [DashboardController::class, 'index'])</w:t>
+      </w:r>
+    </w:p>
+    <w:p>
+      <w:pPr>
+        <w:spacing w:after="160" w:line="276" w:lineRule="auto"/>
+      </w:pPr>
+      <w:r>
+        <w:t>-&gt;middleware(['auth', 'verified', 'approved'])</w:t>
+      </w:r>
+    </w:p>
+    <w:p>
+      <w:pPr>
+        <w:spacing w:after="160" w:line="276" w:lineRule="auto"/>
+      </w:pPr>
+      <w:r>
+        <w:t>-&gt;name('dashboard');</w:t>
+      </w:r>
+    </w:p>
+    <w:p>
+      <w:pPr>
+        <w:spacing w:after="160" w:line="276" w:lineRule="auto"/>
+      </w:pPr>
+      <w:r>
+        <w:t>Route::get('/espera', function () {</w:t>
+      </w:r>
+    </w:p>
+    <w:p>
+      <w:pPr>
+        <w:spacing w:after="160" w:line="276" w:lineRule="auto"/>
+      </w:pPr>
+      <w:r>
+        <w:t>return view('auth.awaiting-approval');</w:t>
+      </w:r>
+    </w:p>
+    <w:p>
+      <w:pPr>
+        <w:spacing w:after="160" w:line="276" w:lineRule="auto"/>
+      </w:pPr>
+      <w:r>
+        <w:t>})-&gt;middleware('auth')-&gt;name('awaiting-approval');</w:t>
+      </w:r>
+    </w:p>
+    <w:p>
+      <w:pPr>
+        <w:spacing w:after="160" w:line="276" w:lineRule="auto"/>
+      </w:pPr>
+      <w:r>
+        <w:t>Route::middleware(['auth', 'approved'])-&gt;group(function () {</w:t>
+      </w:r>
+    </w:p>
+    <w:p>
+      <w:pPr>
+        <w:spacing w:after="160" w:line="276" w:lineRule="auto"/>
+      </w:pPr>
+      <w:r>
+        <w:t>Route::get('/profile', [ProfileController::class, 'edit'])-&gt;name('profile.edit');</w:t>
+      </w:r>
+    </w:p>
+    <w:p>
+      <w:pPr>
+        <w:spacing w:after="160" w:line="276" w:lineRule="auto"/>
+      </w:pPr>
+      <w:r>
+        <w:t>Route::patch('/profile', [ProfileController::class, 'update'])-&gt;name('profile.update');</w:t>
+      </w:r>
+    </w:p>
+    <w:p>
+      <w:pPr>
+        <w:spacing w:after="160" w:line="276" w:lineRule="auto"/>
+      </w:pPr>
+      <w:r>
+        <w:t>Route::delete('/profile', [ProfileController::class, 'destroy'])-&gt;name('profile.destroy');</w:t>
+      </w:r>
+    </w:p>
+    <w:p>
+      <w:pPr>
+        <w:spacing w:after="160" w:line="276" w:lineRule="auto"/>
+      </w:pPr>
+      <w:r>
+        <w:t>});</w:t>
+      </w:r>
+    </w:p>
+    <w:p>
+      <w:pPr>
+        <w:spacing w:after="160" w:line="276" w:lineRule="auto"/>
+      </w:pPr>
+      <w:r>
+        <w:t>// --- RUTAS DE USUARIO CLIENTE (Rol: usuario) ---</w:t>
+      </w:r>
+    </w:p>
+    <w:p>
+      <w:pPr>
+        <w:spacing w:after="160" w:line="276" w:lineRule="auto"/>
+      </w:pPr>
+      <w:r>
+        <w:t>Route::middleware(['auth', 'approved', 'role:usuario'])-&gt;group(function () {</w:t>
+      </w:r>
+    </w:p>
+    <w:p>
+      <w:pPr>
+        <w:spacing w:after="160" w:line="276" w:lineRule="auto"/>
+      </w:pPr>
+      <w:r>
+        <w:t>Route::get('/usuario/dashboard', [TicketUsuarioController::class, 'home'])-&gt;name('usuario.home');</w:t>
+      </w:r>
+    </w:p>
+    <w:p>
+      <w:pPr>
+        <w:spacing w:after="160" w:line="276" w:lineRule="auto"/>
+      </w:pPr>
+      <w:r>
+        <w:t>Route::get('/mis-tickets', [TicketUsuarioController::class, 'index'])-&gt;name('usuario.tickets.index');</w:t>
+      </w:r>
+    </w:p>
+    <w:p>
+      <w:pPr>
+        <w:spacing w:after="160" w:line="276" w:lineRule="auto"/>
+      </w:pPr>
+      <w:r>
+        <w:t>Route::get('/mis-tickets/nuevo', [TicketUsuarioController::class, 'create'])-&gt;name('usuario.tickets.create');</w:t>
+      </w:r>
+    </w:p>
+    <w:p>
+      <w:pPr>
+        <w:spacing w:after="160" w:line="276" w:lineRule="auto"/>
+      </w:pPr>
+      <w:r>
+        <w:t>Route::post('/mis-tickets', [TicketUsuarioController::class, 'store'])-&gt;name('usuario.tickets.store');</w:t>
+      </w:r>
+    </w:p>
+    <w:p>
+      <w:pPr>
+        <w:spacing w:after="160" w:line="276" w:lineRule="auto"/>
+      </w:pPr>
+      <w:r>
+        <w:t>Route::get('/mis-tickets/{ticket}', [TicketUsuarioController::class, 'show'])-&gt;name('usuario.tickets.show');</w:t>
+      </w:r>
+    </w:p>
+    <w:p>
+      <w:pPr>
+        <w:spacing w:after="160" w:line="276" w:lineRule="auto"/>
+      </w:pPr>
+      <w:r>
+        <w:t>Route::get('/mis-tickets/{ticket}/editar', [TicketUsuarioController::class, 'edit'])-&gt;name('usuario.tickets.edit');</w:t>
+      </w:r>
+    </w:p>
+    <w:p>
+      <w:pPr>
+        <w:spacing w:after="160" w:line="276" w:lineRule="auto"/>
+      </w:pPr>
+      <w:r>
+        <w:t>Route::post('/mis-tickets/{ticket}/enviar', [TicketUsuarioController::class, 'enviar'])-&gt;name('usuario.tickets.enviar');</w:t>
+      </w:r>
+    </w:p>
+    <w:p>
+      <w:pPr>
+        <w:spacing w:after="160" w:line="276" w:lineRule="auto"/>
+      </w:pPr>
+      <w:r>
+        <w:t>Route::put('/tickets/{id}', [TicketUsuarioController::class, 'update'])-&gt;name('usuario.tickets.update');</w:t>
+      </w:r>
+    </w:p>
+    <w:p>
+      <w:pPr>
+        <w:spacing w:after="160" w:line="276" w:lineRule="auto"/>
+      </w:pPr>
+      <w:r>
+        <w:t>Route::delete('/tickets/{id}', [TicketUsuarioController::class, 'destroy'])-&gt;name('usuario.tickets.destroy');</w:t>
+      </w:r>
+    </w:p>
+    <w:p>
+      <w:pPr>
+        <w:spacing w:after="160" w:line="276" w:lineRule="auto"/>
+      </w:pPr>
+      <w:r>
+        <w:t>Route::post('/tickets/{id}/comentar', [TicketUsuarioController::class, 'storeComentario'])-&gt;name('usuario.tickets.comentar');</w:t>
+      </w:r>
+    </w:p>
+    <w:p>
+      <w:pPr>
+        <w:spacing w:after="160" w:line="276" w:lineRule="auto"/>
+      </w:pPr>
+      <w:r>
+        <w:t>});</w:t>
+      </w:r>
+    </w:p>
+    <w:p>
+      <w:pPr>
+        <w:spacing w:after="160" w:line="276" w:lineRule="auto"/>
+      </w:pPr>
+      <w:r>
+        <w:t>// --- RUTAS ADMINISTRATIVAS GLOBALES (Bajo prefijo admin) ---</w:t>
+      </w:r>
+    </w:p>
+    <w:p>
+      <w:pPr>
+        <w:spacing w:after="160" w:line="276" w:lineRule="auto"/>
+      </w:pPr>
+      <w:r>
+        <w:t>Route::middleware(['auth', 'approved'])-&gt;prefix('admin')-&gt;name('admin.')-&gt;group(function () {</w:t>
+      </w:r>
+    </w:p>
+    <w:p>
+      <w:pPr>
+        <w:spacing w:after="160" w:line="276" w:lineRule="auto"/>
+      </w:pPr>
+      <w:r>
+        <w:t>Route::get('/dashboard', [DashboardController::class, 'index'])-&gt;name('dashboard')-&gt;middleware('can:ver-panel-operativo');</w:t>
+      </w:r>
+    </w:p>
+    <w:p>
+      <w:pPr>
+        <w:spacing w:after="160" w:line="276" w:lineRule="auto"/>
+      </w:pPr>
+      <w:r>
+        <w:t>Route::middleware('can:gestionar-roles')-&gt;group(function () {</w:t>
+      </w:r>
+    </w:p>
+    <w:p>
+      <w:pPr>
+        <w:spacing w:after="160" w:line="276" w:lineRule="auto"/>
+      </w:pPr>
+      <w:r>
+        <w:t>Route::resource('roles', \App\Http\Controllers\Admin\RoleController::class);</w:t>
+      </w:r>
+    </w:p>
+    <w:p>
+      <w:pPr>
+        <w:spacing w:after="160" w:line="276" w:lineRule="auto"/>
+      </w:pPr>
+      <w:r>
+        <w:t>});</w:t>
+      </w:r>
+    </w:p>
+    <w:p>
+      <w:pPr>
+        <w:spacing w:after="160" w:line="276" w:lineRule="auto"/>
+      </w:pPr>
+      <w:r>
+        <w:t>Route::middleware('can:gestionar-categorias')-&gt;group(function () {</w:t>
+      </w:r>
+    </w:p>
+    <w:p>
+      <w:pPr>
+        <w:spacing w:after="160" w:line="276" w:lineRule="auto"/>
+      </w:pPr>
+      <w:r>
+        <w:t>Route::resource('categorias', CategoriaController::class);</w:t>
+      </w:r>
+    </w:p>
+    <w:p>
+      <w:pPr>
+        <w:spacing w:after="160" w:line="276" w:lineRule="auto"/>
+      </w:pPr>
+      <w:r>
+        <w:t>Route::post('categorias/{categoria}/activate', [CategoriaController::class, 'activate'])-&gt;name('categorias.activate');</w:t>
+      </w:r>
+    </w:p>
+    <w:p>
+      <w:pPr>
+        <w:spacing w:after="160" w:line="276" w:lineRule="auto"/>
+      </w:pPr>
+      <w:r>
+        <w:t>});</w:t>
+      </w:r>
+    </w:p>
+    <w:p>
+      <w:pPr>
+        <w:spacing w:after="160" w:line="276" w:lineRule="auto"/>
+      </w:pPr>
+      <w:r>
+        <w:t>Route::middleware('can:gestionar-usuarios')-&gt;group(function () {</w:t>
+      </w:r>
+    </w:p>
+    <w:p>
+      <w:pPr>
+        <w:spacing w:after="160" w:line="276" w:lineRule="auto"/>
+      </w:pPr>
+      <w:r>
+        <w:t>Route::get('/usuarios/pendientes', [\App\Http\Controllers\Admin\UsuarioAprobacionController::class, 'index'])-&gt;name('usuarios.pendientes');</w:t>
+      </w:r>
+    </w:p>
+    <w:p>
+      <w:pPr>
+        <w:spacing w:after="160" w:line="276" w:lineRule="auto"/>
+      </w:pPr>
+      <w:r>
+        <w:t>Route::post('/usuarios/pendientes/{id}/aprobar', [\App\Http\Controllers\Admin\UsuarioAprobacionController::class, 'aprobar'])-&gt;name('usuarios.aprobar');</w:t>
+      </w:r>
+    </w:p>
+    <w:p>
+      <w:pPr>
+        <w:spacing w:after="160" w:line="276" w:lineRule="auto"/>
+      </w:pPr>
+      <w:r>
+        <w:t>Route::delete('/usuarios/pendientes/{id}/rechazar', [\App\Http\Controllers\Admin\UsuarioAprobacionController::class, 'rechazar'])-&gt;name('usuarios.rechazar');</w:t>
+      </w:r>
+    </w:p>
+    <w:p>
+      <w:pPr>
+        <w:spacing w:after="160" w:line="276" w:lineRule="auto"/>
+      </w:pPr>
+      <w:r>
+        <w:t>Route::get('/usuarios', [\App\Http\Controllers\Admin\UsuarioController::class, 'index'])-&gt;name('usuarios.index');</w:t>
+      </w:r>
+    </w:p>
+    <w:p>
+      <w:pPr>
+        <w:spacing w:after="160" w:line="276" w:lineRule="auto"/>
+      </w:pPr>
+      <w:r>
+        <w:t>Route::post('/usuarios/{id}/update-role', [\App\Http\Controllers\Admin\UsuarioController::class, 'updateRole'])-&gt;name('usuarios.update-role');</w:t>
+      </w:r>
+    </w:p>
+    <w:p>
+      <w:pPr>
+        <w:spacing w:after="160" w:line="276" w:lineRule="auto"/>
+      </w:pPr>
+      <w:r>
+        <w:t>Route::post('/usuarios/{id}/toggle', [\App\Http\Controllers\Admin\UsuarioController::class, 'toggleStatus'])-&gt;name('usuarios.toggle');</w:t>
+      </w:r>
+    </w:p>
+    <w:p>
+      <w:pPr>
+        <w:spacing w:after="160" w:line="276" w:lineRule="auto"/>
+      </w:pPr>
+      <w:r>
+        <w:t>});</w:t>
+      </w:r>
+    </w:p>
+    <w:p>
+      <w:pPr>
+        <w:spacing w:after="160" w:line="276" w:lineRule="auto"/>
+      </w:pPr>
+      <w:r>
+        <w:t>Route::middleware('can:ver-configuraciones')-&gt;group(function () {</w:t>
+      </w:r>
+    </w:p>
+    <w:p>
+      <w:pPr>
+        <w:spacing w:after="160" w:line="276" w:lineRule="auto"/>
+      </w:pPr>
+      <w:r>
+        <w:t>Route::get('/estructura', [\App\Http\Controllers\Admin\EstructuraOrganizacionalController::class, 'index'])-&gt;name('estructura.index');</w:t>
+      </w:r>
+    </w:p>
+    <w:p>
+      <w:pPr>
+        <w:spacing w:after="160" w:line="276" w:lineRule="auto"/>
+      </w:pPr>
+      <w:r>
+        <w:t>Route::post('/estructura/unidades', [\App\Http\Controllers\Admin\EstructuraOrganizacionalController::class, 'storeUnidad'])-&gt;name('estructura.unidades.store');</w:t>
+      </w:r>
+    </w:p>
+    <w:p>
+      <w:pPr>
+        <w:spacing w:after="160" w:line="276" w:lineRule="auto"/>
+      </w:pPr>
+      <w:r>
+        <w:t>Route::put('/estructura/unidades/{id}', [\App\Http\Controllers\Admin\EstructuraOrganizacionalController::class, 'updateUnidad'])-&gt;name('estructura.unidades.update');</w:t>
+      </w:r>
+    </w:p>
+    <w:p>
+      <w:pPr>
+        <w:spacing w:after="160" w:line="276" w:lineRule="auto"/>
+      </w:pPr>
+      <w:r>
+        <w:t>Route::delete('/estructura/unidades/{id}', [\App\Http\Controllers\Admin\EstructuraOrganizacionalController::class, 'destroyUnidad'])-&gt;name('estructura.unidades.destroy');</w:t>
+      </w:r>
+    </w:p>
+    <w:p>
+      <w:pPr>
+        <w:spacing w:after="160" w:line="276" w:lineRule="auto"/>
+      </w:pPr>
+      <w:r>
+        <w:t>Route::get('/configuraciones', [\App\Http\Controllers\Admin\ConfiguracionController::class, 'index'])-&gt;name('configuraciones.index');</w:t>
+      </w:r>
+    </w:p>
+    <w:p>
+      <w:pPr>
+        <w:spacing w:after="160" w:line="276" w:lineRule="auto"/>
+      </w:pPr>
+      <w:r>
+        <w:t>Route::post('/configuraciones/niveles/reorder', [\App\Http\Controllers\Admin\ConfiguracionController::class, 'reorderNiveles'])-&gt;name('configuraciones.niveles.reorder');</w:t>
+      </w:r>
+    </w:p>
+    <w:p>
+      <w:pPr>
+        <w:spacing w:after="160" w:line="276" w:lineRule="auto"/>
+      </w:pPr>
+      <w:r>
+        <w:t>Route::post('/configuraciones/niveles/{id}/toggle', [\App\Http\Controllers\Admin\ConfiguracionController::class, 'toggleNivel'])-&gt;name('configuraciones.niveles.toggle');</w:t>
+      </w:r>
+    </w:p>
+    <w:p>
+      <w:pPr>
+        <w:spacing w:after="160" w:line="276" w:lineRule="auto"/>
+      </w:pPr>
+      <w:r>
+        <w:t>Route::post('/configuraciones/ad', [\App\Http\Controllers\Admin\ConfiguracionController::class, 'updateAd'])-&gt;name('configuraciones.ad.update');</w:t>
+      </w:r>
+    </w:p>
+    <w:p>
+      <w:pPr>
+        <w:spacing w:after="160" w:line="276" w:lineRule="auto"/>
+      </w:pPr>
+      <w:r>
+        <w:t>Route::post('/configuraciones/ad/toggle', [\App\Http\Controllers\Admin\ConfiguracionController::class, 'toggleAd'])-&gt;name('configuraciones.ad.toggle');</w:t>
+      </w:r>
+    </w:p>
+    <w:p>
+      <w:pPr>
+        <w:spacing w:after="160" w:line="276" w:lineRule="auto"/>
+      </w:pPr>
+      <w:r>
+        <w:t>Route::post('/configuraciones/ad/test', [\App\Http\Controllers\Admin\ConfiguracionController::class, 'testAd'])-&gt;name('configuraciones.ad.test');</w:t>
+      </w:r>
+    </w:p>
+    <w:p>
+      <w:pPr>
+        <w:spacing w:after="160" w:line="276" w:lineRule="auto"/>
+      </w:pPr>
+      <w:r>
+        <w:t>Route::post('/configuraciones/niveles', [\App\Http\Controllers\Admin\ConfiguracionController::class, 'storeNivel'])-&gt;name('configuraciones.niveles.store');</w:t>
+      </w:r>
+    </w:p>
+    <w:p>
+      <w:pPr>
+        <w:spacing w:after="160" w:line="276" w:lineRule="auto"/>
+      </w:pPr>
+      <w:r>
+        <w:t>});</w:t>
+      </w:r>
+    </w:p>
+    <w:p>
+      <w:pPr>
+        <w:spacing w:after="160" w:line="276" w:lineRule="auto"/>
+      </w:pPr>
+      <w:r>
+        <w:t>});</w:t>
+      </w:r>
+    </w:p>
+    <w:p>
+      <w:pPr>
+        <w:spacing w:after="160" w:line="276" w:lineRule="auto"/>
+      </w:pPr>
+      <w:r>
+        <w:t>// --- RUTAS UNIFICADAS DE SOPORTE (COORDINADORES Y TÉCNICOS) ---</w:t>
+      </w:r>
+    </w:p>
+    <w:p>
+      <w:pPr>
+        <w:spacing w:after="160" w:line="276" w:lineRule="auto"/>
+      </w:pPr>
+      <w:r>
+        <w:t>Route::middleware(['auth', 'approved', 'can:ver-panel-operativo'])-&gt;prefix('soporte')-&gt;name('soporte.')-&gt;group(function () {</w:t>
+      </w:r>
+    </w:p>
+    <w:p>
+      <w:pPr>
+        <w:spacing w:after="160" w:line="276" w:lineRule="auto"/>
+      </w:pPr>
+      <w:r>
+        <w:t>Route::get('/dashboard', [DashboardController::class, 'index'])-&gt;name('dashboard');</w:t>
+      </w:r>
+    </w:p>
+    <w:p>
+      <w:pPr>
+        <w:spacing w:after="160" w:line="276" w:lineRule="auto"/>
+      </w:pPr>
+      <w:r>
+        <w:t>Route::middleware('can:asignar-tickets')-&gt;group(function () {</w:t>
+      </w:r>
+    </w:p>
+    <w:p>
+      <w:pPr>
+        <w:spacing w:after="160" w:line="276" w:lineRule="auto"/>
+      </w:pPr>
+      <w:r>
+        <w:t>Route::get('/tickets', [TicketGestorController::class, 'index'])-&gt;name('tickets.index');</w:t>
+      </w:r>
+    </w:p>
+    <w:p>
+      <w:pPr>
+        <w:spacing w:after="160" w:line="276" w:lineRule="auto"/>
+      </w:pPr>
+      <w:r>
+        <w:t>Route::post('/tickets/{id}/asignar', [TicketGestorController::class, 'asignar'])-&gt;name('tickets.asignar');</w:t>
+      </w:r>
+    </w:p>
+    <w:p>
+      <w:pPr>
+        <w:spacing w:after="160" w:line="276" w:lineRule="auto"/>
+      </w:pPr>
+      <w:r>
+        <w:t>Route::get('/tickets/{id}', [TicketGestorController::class, 'show'])-&gt;name('tickets.show');</w:t>
+      </w:r>
+    </w:p>
+    <w:p>
+      <w:pPr>
+        <w:spacing w:after="160" w:line="276" w:lineRule="auto"/>
+      </w:pPr>
+      <w:r>
+        <w:t>Route::post('/tickets/{id}/comentar', [TicketGestorController::class, 'comentar'])-&gt;name('tickets.comentar');</w:t>
+      </w:r>
+    </w:p>
+    <w:p>
+      <w:pPr>
+        <w:spacing w:after="160" w:line="276" w:lineRule="auto"/>
+      </w:pPr>
+      <w:r>
+        <w:t>});</w:t>
+      </w:r>
+    </w:p>
+    <w:p>
+      <w:pPr>
+        <w:spacing w:after="160" w:line="276" w:lineRule="auto"/>
+      </w:pPr>
+      <w:r>
+        <w:t>Route::middleware('can:resolver-tickets')-&gt;prefix('tecnico')-&gt;name('tickets.tecnico.')-&gt;group(function () {</w:t>
+      </w:r>
+    </w:p>
+    <w:p>
+      <w:pPr>
+        <w:spacing w:after="160" w:line="276" w:lineRule="auto"/>
+      </w:pPr>
+      <w:r>
+        <w:t>Route::get('/tickets', [TicketTecnicoController::class, 'index'])-&gt;name('index');</w:t>
+      </w:r>
+    </w:p>
+    <w:p>
+      <w:pPr>
+        <w:spacing w:after="160" w:line="276" w:lineRule="auto"/>
+      </w:pPr>
+      <w:r>
+        <w:t>Route::get('/tickets/{id}', [TicketTecnicoController::class, 'show'])-&gt;name('show');</w:t>
+      </w:r>
+    </w:p>
+    <w:p>
+      <w:pPr>
+        <w:spacing w:after="160" w:line="276" w:lineRule="auto"/>
+      </w:pPr>
+      <w:r>
+        <w:t>Route::post('/tickets/{id}/comentar', [TicketTecnicoController::class, 'comentar'])-&gt;name('comentar');</w:t>
+      </w:r>
+    </w:p>
+    <w:p>
+      <w:pPr>
+        <w:spacing w:after="160" w:line="276" w:lineRule="auto"/>
+      </w:pPr>
+      <w:r>
+        <w:t>Route::get('/tickets/{id}/resolver', [TicketTecnicoController::class, 'crearSolucion'])-&gt;name('resolver');</w:t>
+      </w:r>
+    </w:p>
+    <w:p>
+      <w:pPr>
+        <w:spacing w:after="160" w:line="276" w:lineRule="auto"/>
+      </w:pPr>
+      <w:r>
+        <w:t>Route::post('/tickets/{id}/guardar-solucion', [TicketTecnicoController::class, 'guardarSolucion'])-&gt;name('guardar-solucion');</w:t>
+      </w:r>
+    </w:p>
+    <w:p>
+      <w:pPr>
+        <w:spacing w:after="160" w:line="276" w:lineRule="auto"/>
+      </w:pPr>
+      <w:r>
+        <w:t>Route::get('/tickets/{id}/editar-solucion', [TicketTecnicoController::class, 'editarSolucion'])-&gt;name('editar-solucion');</w:t>
+      </w:r>
+    </w:p>
+    <w:p>
+      <w:pPr>
+        <w:spacing w:after="160" w:line="276" w:lineRule="auto"/>
+      </w:pPr>
+      <w:r>
+        <w:t>Route::put('/tickets/{id}/actualizar-solucion', [TicketTecnicoController::class, 'actualizarSolucion'])-&gt;name('actualizar-solucion');</w:t>
+      </w:r>
+    </w:p>
+    <w:p>
+      <w:pPr>
+        <w:spacing w:after="160" w:line="276" w:lineRule="auto"/>
+      </w:pPr>
+      <w:r>
+        <w:t>});</w:t>
+      </w:r>
+    </w:p>
+    <w:p>
+      <w:pPr>
+        <w:spacing w:after="160" w:line="276" w:lineRule="auto"/>
+      </w:pPr>
+      <w:r>
+        <w:t>});</w:t>
+      </w:r>
+    </w:p>
+    <w:p>
+      <w:pPr>
+        <w:spacing w:after="160" w:line="276" w:lineRule="auto"/>
+      </w:pPr>
+      <w:r>
+        <w:t>require __DIR__.'/auth.php';</w:t>
+      </w:r>
     </w:p>
     <w:p>
       <w:pPr>
@@ -4001,6 +5576,434 @@
     </w:p>
     <w:p>
       <w:pPr>
+        <w:pStyle w:val="Heading3"/>
+        <w:keepNext/>
+        <w:spacing w:before="360" w:after="160"/>
+      </w:pPr>
+      <w:r>
+        <w:rPr>
+          <w:rFonts w:ascii="Arial" w:hAnsi="Arial"/>
+          <w:b/>
+          <w:color w:val="0F172A"/>
+          <w:sz w:val="24"/>
+        </w:rPr>
+        <w:t>D. Estructura y Vistas de Categorías (CRUD y AJAX)</w:t>
+      </w:r>
+    </w:p>
+    <w:p>
+      <w:pPr>
+        <w:spacing w:after="160" w:line="276" w:lineRule="auto"/>
+      </w:pPr>
+      <w:r>
+        <w:t>Las vistas del módulo de categorías implementan una interacción asíncrona reactiva sin refrescar la página.</w:t>
+      </w:r>
+    </w:p>
+    <w:p>
+      <w:pPr>
+        <w:pStyle w:val="Heading4"/>
+        <w:keepNext/>
+        <w:spacing w:before="360" w:after="160"/>
+      </w:pPr>
+      <w:r>
+        <w:rPr>
+          <w:rFonts w:ascii="Arial" w:hAnsi="Arial"/>
+          <w:b/>
+          <w:color w:val="0F172A"/>
+          <w:sz w:val="24"/>
+        </w:rPr>
+        <w:t>1. Listado Principal (`admin/categorias/index.blade.php`)</w:t>
+      </w:r>
+    </w:p>
+    <w:tbl>
+      <w:tblPr>
+        <w:tblW w:type="auto" w:w="0"/>
+        <w:tblLayout w:type="fixed"/>
+        <w:tblLook w:firstColumn="1" w:firstRow="1" w:lastColumn="0" w:lastRow="0" w:noHBand="0" w:noVBand="1" w:val="04A0"/>
+      </w:tblPr>
+      <w:tblGrid>
+        <w:gridCol w:w="9360"/>
+      </w:tblGrid>
+      <w:tr>
+        <w:tc>
+          <w:tcPr>
+            <w:tcW w:type="dxa" w:w="9360"/>
+            <w:shd w:val="clear" w:color="auto" w:fill="F1F5F9"/>
+          </w:tcPr>
+          <w:p>
+            <w:pPr>
+              <w:spacing w:before="80" w:after="80"/>
+              <w:ind w:left="144" w:right="144"/>
+            </w:pPr>
+            <w:r>
+              <w:rPr>
+                <w:rFonts w:ascii="Courier New" w:hAnsi="Courier New"/>
+                <w:b/>
+                <w:color w:val="0D6EFD"/>
+                <w:sz w:val="17"/>
+              </w:rPr>
+              <w:t>--- CÓDIGO HTML ---</w:t>
+              <w:br/>
+            </w:r>
+            <w:r>
+              <w:rPr>
+                <w:rFonts w:ascii="Courier New" w:hAnsi="Courier New"/>
+                <w:color w:val="0F172A"/>
+                <w:sz w:val="18"/>
+              </w:rPr>
+              <w:t>@extends("layouts.admin")</w:t>
+              <w:br/>
+              <w:br/>
+              <w:t>@section("content")</w:t>
+              <w:br/>
+              <w:t xml:space="preserve">    &lt;div class="container-fluid"&gt;</w:t>
+              <w:br/>
+              <w:t xml:space="preserve">        &lt;h1 class="h3 mb-4 text-gray-800"&gt;Gestión de Categorías&lt;/h1&gt;</w:t>
+              <w:br/>
+              <w:br/>
+              <w:t xml:space="preserve">        &lt;div class="d-flex justify-content-between mb-4"&gt;</w:t>
+              <w:br/>
+              <w:t xml:space="preserve">            &lt;a href="{{ route("admin.categorias.create") }}" class="btn btn-primary"&gt;</w:t>
+              <w:br/>
+              <w:t xml:space="preserve">                &lt;i class="bi bi-plus-circle me-2"&gt;&lt;/i&gt; Nueva Categoría</w:t>
+              <w:br/>
+              <w:t xml:space="preserve">            &lt;/a&gt;</w:t>
+              <w:br/>
+              <w:t xml:space="preserve">        &lt;/div&gt;</w:t>
+              <w:br/>
+              <w:br/>
+              <w:t xml:space="preserve">        &lt;div id="ajax-messages" class="mb-4"&gt;</w:t>
+              <w:br/>
+              <w:t xml:space="preserve">            @if (session("success"))</w:t>
+              <w:br/>
+              <w:t xml:space="preserve">                &lt;div class="alert alert-success alert-dismissible fade show" role="alert"&gt;</w:t>
+              <w:br/>
+              <w:t xml:space="preserve">                    {{ session("success") }}</w:t>
+              <w:br/>
+              <w:t xml:space="preserve">                    &lt;button type="button" class="btn-close" data-bs-dismiss="alert" aria-label="Close"&gt;&lt;/button&gt;</w:t>
+              <w:br/>
+              <w:t xml:space="preserve">                &lt;/div&gt;</w:t>
+              <w:br/>
+              <w:t xml:space="preserve">            @endif</w:t>
+              <w:br/>
+              <w:t xml:space="preserve">        &lt;/div&gt;</w:t>
+              <w:br/>
+              <w:br/>
+              <w:t xml:space="preserve">        &lt;div class="card shadow mb-4 card-premium"&gt;</w:t>
+              <w:br/>
+              <w:t xml:space="preserve">            &lt;div class="card-header py-3"&gt;</w:t>
+              <w:br/>
+              <w:t xml:space="preserve">                &lt;h6 class="m-0 font-weight-bold text-primary"&gt;Listado de Categorías&lt;/h6&gt;</w:t>
+              <w:br/>
+              <w:t xml:space="preserve">            &lt;/div&gt;</w:t>
+              <w:br/>
+              <w:t xml:space="preserve">            &lt;div class="card-body"&gt;</w:t>
+              <w:br/>
+              <w:t xml:space="preserve">                &lt;form id="filter-form" action="{{ route("admin.categorias.index") }}" method="GET" class="mb-4"&gt;</w:t>
+              <w:br/>
+              <w:t xml:space="preserve">                    &lt;div class="row g-3 align-items-center"&gt;</w:t>
+              <w:br/>
+              <w:t xml:space="preserve">                        &lt;div class="col-md-4"&gt;</w:t>
+              <w:br/>
+              <w:t xml:space="preserve">                            &lt;input type="text" name="search" class="form-control" placeholder="Buscar por nombre..." value="{{ request("search") }}"&gt;</w:t>
+              <w:br/>
+              <w:t xml:space="preserve">                        &lt;/div&gt;</w:t>
+              <w:br/>
+              <w:t xml:space="preserve">                        &lt;div class="col-md-3"&gt;</w:t>
+              <w:br/>
+              <w:t xml:space="preserve">                            &lt;select name="estado" class="form-select"&gt;</w:t>
+              <w:br/>
+              <w:t xml:space="preserve">                                &lt;option value=""&gt;Todos los estados&lt;/option&gt;</w:t>
+              <w:br/>
+              <w:t xml:space="preserve">                                &lt;option value="activo" {{ request("estado") == "activo" ? "selected" : "" }}&gt;Activas&lt;/option&gt;</w:t>
+              <w:br/>
+              <w:t xml:space="preserve">                                &lt;option value="inactivo" {{ request("estado") == "inactivo" ? "selected" : "" }}&gt;Inactivas&lt;/option&gt;</w:t>
+              <w:br/>
+              <w:t xml:space="preserve">                            &lt;/select&gt;</w:t>
+              <w:br/>
+              <w:t xml:space="preserve">                        &lt;/div&gt;</w:t>
+              <w:br/>
+              <w:t xml:space="preserve">                        &lt;div class="col-md-2"&gt;</w:t>
+              <w:br/>
+              <w:t xml:space="preserve">                            &lt;button type="submit" class="btn btn-info"&gt;Buscar&lt;/button&gt;</w:t>
+              <w:br/>
+              <w:t xml:space="preserve">                        &lt;/div&gt;</w:t>
+              <w:br/>
+              <w:t xml:space="preserve">                    &lt;/div&gt;</w:t>
+              <w:br/>
+              <w:t xml:space="preserve">                &lt;/form&gt;</w:t>
+              <w:br/>
+              <w:br/>
+              <w:t xml:space="preserve">                &lt;div id="categorias-list"&gt;</w:t>
+              <w:br/>
+              <w:t xml:space="preserve">                    @include("admin.categorias._categorias_table", ["categorias" =&gt; $categorias])</w:t>
+              <w:br/>
+              <w:t xml:space="preserve">                &lt;/div&gt;</w:t>
+              <w:br/>
+              <w:t xml:space="preserve">            &lt;/div&gt;</w:t>
+              <w:br/>
+              <w:t xml:space="preserve">        &lt;/div&gt;</w:t>
+              <w:br/>
+              <w:t xml:space="preserve">    &lt;/div&gt;</w:t>
+              <w:br/>
+              <w:t>@endsection</w:t>
+            </w:r>
+          </w:p>
+        </w:tc>
+      </w:tr>
+    </w:tbl>
+    <w:p>
+      <w:pPr>
+        <w:spacing w:after="120"/>
+      </w:pPr>
+    </w:p>
+    <w:p>
+      <w:pPr>
+        <w:pStyle w:val="Heading4"/>
+        <w:keepNext/>
+        <w:spacing w:before="360" w:after="160"/>
+      </w:pPr>
+      <w:r>
+        <w:rPr>
+          <w:rFonts w:ascii="Arial" w:hAnsi="Arial"/>
+          <w:b/>
+          <w:color w:val="0F172A"/>
+          <w:sz w:val="24"/>
+        </w:rPr>
+        <w:t>2. Tabla Parcial de Recarga AJAX (`_categorias_table.blade.php`)</w:t>
+      </w:r>
+    </w:p>
+    <w:tbl>
+      <w:tblPr>
+        <w:tblW w:type="auto" w:w="0"/>
+        <w:tblLayout w:type="fixed"/>
+        <w:tblLook w:firstColumn="1" w:firstRow="1" w:lastColumn="0" w:lastRow="0" w:noHBand="0" w:noVBand="1" w:val="04A0"/>
+      </w:tblPr>
+      <w:tblGrid>
+        <w:gridCol w:w="9360"/>
+      </w:tblGrid>
+      <w:tr>
+        <w:tc>
+          <w:tcPr>
+            <w:tcW w:type="dxa" w:w="9360"/>
+            <w:shd w:val="clear" w:color="auto" w:fill="F1F5F9"/>
+          </w:tcPr>
+          <w:p>
+            <w:pPr>
+              <w:spacing w:before="80" w:after="80"/>
+              <w:ind w:left="144" w:right="144"/>
+            </w:pPr>
+            <w:r>
+              <w:rPr>
+                <w:rFonts w:ascii="Courier New" w:hAnsi="Courier New"/>
+                <w:b/>
+                <w:color w:val="0D6EFD"/>
+                <w:sz w:val="17"/>
+              </w:rPr>
+              <w:t>--- CÓDIGO HTML ---</w:t>
+              <w:br/>
+            </w:r>
+            <w:r>
+              <w:rPr>
+                <w:rFonts w:ascii="Courier New" w:hAnsi="Courier New"/>
+                <w:color w:val="0F172A"/>
+                <w:sz w:val="18"/>
+              </w:rPr>
+              <w:t>&lt;div class="table-responsive"&gt;</w:t>
+              <w:br/>
+              <w:t xml:space="preserve">    &lt;table class="table table-bordered table-striped align-middle"&gt;</w:t>
+              <w:br/>
+              <w:t xml:space="preserve">        &lt;thead&gt;</w:t>
+              <w:br/>
+              <w:t xml:space="preserve">            &lt;tr&gt;</w:t>
+              <w:br/>
+              <w:t xml:space="preserve">                &lt;th&gt;ID&lt;/th&gt;</w:t>
+              <w:br/>
+              <w:t xml:space="preserve">                &lt;th&gt;Nombre&lt;/th&gt;</w:t>
+              <w:br/>
+              <w:t xml:space="preserve">                &lt;th&gt;Estado&lt;/th&gt;</w:t>
+              <w:br/>
+              <w:t xml:space="preserve">                &lt;th&gt;Creado Por&lt;/th&gt;</w:t>
+              <w:br/>
+              <w:t xml:space="preserve">                &lt;th&gt;Última Actualización&lt;/th&gt;</w:t>
+              <w:br/>
+              <w:t xml:space="preserve">                &lt;th&gt;Acciones&lt;/th&gt;</w:t>
+              <w:br/>
+              <w:t xml:space="preserve">            &lt;/tr&gt;</w:t>
+              <w:br/>
+              <w:t xml:space="preserve">        &lt;/thead&gt;</w:t>
+              <w:br/>
+              <w:t xml:space="preserve">        &lt;tbody&gt;</w:t>
+              <w:br/>
+              <w:t xml:space="preserve">            @forelse ($categorias as $cat)</w:t>
+              <w:br/>
+              <w:t xml:space="preserve">                &lt;tr&gt;</w:t>
+              <w:br/>
+              <w:t xml:space="preserve">                    &lt;td&gt;{{ $cat-&gt;id_categoria }}&lt;/td&gt;</w:t>
+              <w:br/>
+              <w:t xml:space="preserve">                    &lt;td&gt;{{ $cat-&gt;nombre_categoria }}&lt;/td&gt;</w:t>
+              <w:br/>
+              <w:t xml:space="preserve">                    &lt;td&gt;</w:t>
+              <w:br/>
+              <w:t xml:space="preserve">                        &lt;span class="badge {{ $cat-&gt;estado ? 'bg-success' : 'bg-danger' }}"&gt;</w:t>
+              <w:br/>
+              <w:t xml:space="preserve">                            {{ $cat-&gt;estado ? 'Activo' : 'Inactivo' }}</w:t>
+              <w:br/>
+              <w:t xml:space="preserve">                        &lt;/span&gt;</w:t>
+              <w:br/>
+              <w:t xml:space="preserve">                    &lt;/td&gt;</w:t>
+              <w:br/>
+              <w:t xml:space="preserve">                    &lt;td&gt;{{ $cat-&gt;creator-&gt;name ?? 'N/A' }}&lt;/td&gt;</w:t>
+              <w:br/>
+              <w:t xml:space="preserve">                    &lt;td&gt;{{ $cat-&gt;updater-&gt;name ?? 'N/A' }}&lt;/td&gt;</w:t>
+              <w:br/>
+              <w:t xml:space="preserve">                    &lt;td&gt;</w:t>
+              <w:br/>
+              <w:t xml:space="preserve">                        &lt;a href="{{ route('admin.categorias.edit', $cat-&gt;id_categoria) }}" class="btn btn-sm btn-warning"&gt;Editar&lt;/a&gt;</w:t>
+              <w:br/>
+              <w:t xml:space="preserve">                    &lt;/td&gt;</w:t>
+              <w:br/>
+              <w:t xml:space="preserve">                &lt;/tr&gt;</w:t>
+              <w:br/>
+              <w:t xml:space="preserve">            @endforelse</w:t>
+              <w:br/>
+              <w:t xml:space="preserve">        &lt;/tbody&gt;</w:t>
+              <w:br/>
+              <w:t xml:space="preserve">    &lt;/table&gt;</w:t>
+              <w:br/>
+              <w:t>&lt;/div&gt;</w:t>
+              <w:br/>
+              <w:t>{{ $categorias-&gt;links() }}</w:t>
+            </w:r>
+          </w:p>
+        </w:tc>
+      </w:tr>
+    </w:tbl>
+    <w:p>
+      <w:pPr>
+        <w:spacing w:after="120"/>
+      </w:pPr>
+    </w:p>
+    <w:p>
+      <w:pPr>
+        <w:pStyle w:val="Heading3"/>
+        <w:keepNext/>
+        <w:spacing w:before="360" w:after="160"/>
+      </w:pPr>
+      <w:r>
+        <w:rPr>
+          <w:rFonts w:ascii="Arial" w:hAnsi="Arial"/>
+          <w:b/>
+          <w:color w:val="0F172A"/>
+          <w:sz w:val="24"/>
+        </w:rPr>
+        <w:t>E. Mejoras de Responsividad (Mobile First y Adaptación CSS)</w:t>
+      </w:r>
+    </w:p>
+    <w:p>
+      <w:pPr>
+        <w:spacing w:after="160" w:line="276" w:lineRule="auto"/>
+      </w:pPr>
+      <w:r>
+        <w:t>Para asegurar el soporte al 100% de dispositivos móviles en la administración:</w:t>
+      </w:r>
+    </w:p>
+    <w:p>
+      <w:pPr>
+        <w:spacing w:after="160" w:line="276" w:lineRule="auto"/>
+      </w:pPr>
+      <w:r>
+        <w:t xml:space="preserve">1. </w:t>
+      </w:r>
+      <w:r>
+        <w:rPr>
+          <w:b/>
+        </w:rPr>
+        <w:t>Sidebar Off-Canvas</w:t>
+      </w:r>
+      <w:r>
+        <w:t xml:space="preserve">: Se modificó </w:t>
+      </w:r>
+      <w:r>
+        <w:rPr>
+          <w:rFonts w:ascii="Courier New" w:hAnsi="Courier New"/>
+          <w:color w:val="0D6EFD"/>
+          <w:sz w:val="19"/>
+        </w:rPr>
+        <w:t>layouts/admin.blade.php</w:t>
+      </w:r>
+      <w:r>
+        <w:t xml:space="preserve"> con clases </w:t>
+      </w:r>
+      <w:r>
+        <w:rPr>
+          <w:rFonts w:ascii="Courier New" w:hAnsi="Courier New"/>
+          <w:color w:val="0D6EFD"/>
+          <w:sz w:val="19"/>
+        </w:rPr>
+        <w:t>transform: translateX(-100%)</w:t>
+      </w:r>
+      <w:r>
+        <w:t xml:space="preserve"> y media-queries </w:t>
+      </w:r>
+      <w:r>
+        <w:rPr>
+          <w:rFonts w:ascii="Courier New" w:hAnsi="Courier New"/>
+          <w:color w:val="0D6EFD"/>
+          <w:sz w:val="19"/>
+        </w:rPr>
+        <w:t>@media (max-width: 991.98px)</w:t>
+      </w:r>
+      <w:r>
+        <w:t>.</w:t>
+      </w:r>
+    </w:p>
+    <w:p>
+      <w:pPr>
+        <w:spacing w:after="160" w:line="276" w:lineRule="auto"/>
+      </w:pPr>
+      <w:r>
+        <w:t xml:space="preserve">2. </w:t>
+      </w:r>
+      <w:r>
+        <w:rPr>
+          <w:b/>
+        </w:rPr>
+        <w:t>Backdrop</w:t>
+      </w:r>
+      <w:r>
+        <w:t xml:space="preserve">: Un elemento de fondo </w:t>
+      </w:r>
+      <w:r>
+        <w:rPr>
+          <w:rFonts w:ascii="Courier New" w:hAnsi="Courier New"/>
+          <w:color w:val="0D6EFD"/>
+          <w:sz w:val="19"/>
+        </w:rPr>
+        <w:t>.sidebar-backdrop</w:t>
+      </w:r>
+      <w:r>
+        <w:t xml:space="preserve"> con filtro difuminado permite cerrar el menú al hacer clic en el exterior.</w:t>
+      </w:r>
+    </w:p>
+    <w:p>
+      <w:pPr>
+        <w:spacing w:after="160" w:line="276" w:lineRule="auto"/>
+      </w:pPr>
+      <w:r>
+        <w:t xml:space="preserve">3. </w:t>
+      </w:r>
+      <w:r>
+        <w:rPr>
+          <w:b/>
+        </w:rPr>
+        <w:t>Mobile Header</w:t>
+      </w:r>
+      <w:r>
+        <w:t>: Cabecera compacta visible únicamente en pantallas pequeñas con el botón para desplegar la barra de navegación lateral.</w:t>
+      </w:r>
+    </w:p>
+    <w:p>
+      <w:pPr>
         <w:spacing w:after="160" w:line="276" w:lineRule="auto"/>
       </w:pPr>
       <w:r>
@@ -4283,6 +6286,2014 @@
       </w:pPr>
       <w:r>
         <w:t>La UI del menú lateral de administrador evalúa este permiso dinámicamente antes de renderizar los enlaces.</w:t>
+      </w:r>
+    </w:p>
+    <w:p>
+      <w:pPr>
+        <w:pStyle w:val="Heading3"/>
+        <w:keepNext/>
+        <w:spacing w:before="360" w:after="160"/>
+      </w:pPr>
+      <w:r>
+        <w:rPr>
+          <w:rFonts w:ascii="Arial" w:hAnsi="Arial"/>
+          <w:b/>
+          <w:color w:val="0F172A"/>
+          <w:sz w:val="24"/>
+        </w:rPr>
+        <w:t>8.4 Integración de Directorio de Identidades (Active Directory &amp; OpenLDAP)</w:t>
+      </w:r>
+    </w:p>
+    <w:p>
+      <w:pPr>
+        <w:spacing w:after="160" w:line="276" w:lineRule="auto"/>
+      </w:pPr>
+      <w:r>
+        <w:t>El sistema cuenta con un panel avanzado de integración con directorios LDAP en la sección de configuraciones. Para dar soporte multi-institucional, se diseñó una interfaz con pestañas dinámicas que se adapta a dos proveedores principales:</w:t>
+      </w:r>
+    </w:p>
+    <w:p>
+      <w:pPr>
+        <w:spacing w:after="160" w:line="276" w:lineRule="auto"/>
+      </w:pPr>
+      <w:r>
+        <w:t xml:space="preserve">1. </w:t>
+      </w:r>
+      <w:r>
+        <w:rPr>
+          <w:b/>
+        </w:rPr>
+        <w:t>Windows Active Directory</w:t>
+      </w:r>
+      <w:r>
+        <w:t>:</w:t>
+      </w:r>
+    </w:p>
+    <w:p>
+      <w:pPr>
+        <w:pStyle w:val="ListBullet"/>
+        <w:spacing w:after="80"/>
+        <w:ind w:left="720"/>
+      </w:pPr>
+      <w:r/>
+      <w:r>
+        <w:rPr>
+          <w:b/>
+        </w:rPr>
+        <w:t>Usuario Bind (sAMAccountName / DN)</w:t>
+      </w:r>
+      <w:r>
+        <w:t xml:space="preserve">: DN completo de la cuenta de lectura (ej: </w:t>
+      </w:r>
+      <w:r>
+        <w:rPr>
+          <w:rFonts w:ascii="Courier New" w:hAnsi="Courier New"/>
+          <w:color w:val="0D6EFD"/>
+          <w:sz w:val="19"/>
+        </w:rPr>
+        <w:t>CN=Admin,CN=Users,DC=dominio,DC=local</w:t>
+      </w:r>
+      <w:r>
+        <w:t>).</w:t>
+      </w:r>
+    </w:p>
+    <w:p>
+      <w:pPr>
+        <w:pStyle w:val="ListBullet"/>
+        <w:spacing w:after="80"/>
+        <w:ind w:left="720"/>
+      </w:pPr>
+      <w:r/>
+      <w:r>
+        <w:rPr>
+          <w:b/>
+        </w:rPr>
+        <w:t>Atributo de Validación</w:t>
+      </w:r>
+      <w:r>
+        <w:t xml:space="preserve">: </w:t>
+      </w:r>
+      <w:r>
+        <w:rPr>
+          <w:rFonts w:ascii="Courier New" w:hAnsi="Courier New"/>
+          <w:color w:val="0D6EFD"/>
+          <w:sz w:val="19"/>
+        </w:rPr>
+        <w:t>sAMAccountName</w:t>
+      </w:r>
+      <w:r>
+        <w:t xml:space="preserve"> (usuario corto clásico como </w:t>
+      </w:r>
+      <w:r>
+        <w:rPr>
+          <w:rFonts w:ascii="Courier New" w:hAnsi="Courier New"/>
+          <w:color w:val="0D6EFD"/>
+          <w:sz w:val="19"/>
+        </w:rPr>
+        <w:t>tito.castro</w:t>
+      </w:r>
+      <w:r>
+        <w:t xml:space="preserve">) o </w:t>
+      </w:r>
+      <w:r>
+        <w:rPr>
+          <w:rFonts w:ascii="Courier New" w:hAnsi="Courier New"/>
+          <w:color w:val="0D6EFD"/>
+          <w:sz w:val="19"/>
+        </w:rPr>
+        <w:t>userPrincipalName</w:t>
+      </w:r>
+      <w:r>
+        <w:t xml:space="preserve"> (UPN estilo correo como </w:t>
+      </w:r>
+      <w:r>
+        <w:rPr>
+          <w:rFonts w:ascii="Courier New" w:hAnsi="Courier New"/>
+          <w:color w:val="0D6EFD"/>
+          <w:sz w:val="19"/>
+        </w:rPr>
+        <w:t>tito.castro@empresa.com</w:t>
+      </w:r>
+      <w:r>
+        <w:t>).</w:t>
+      </w:r>
+    </w:p>
+    <w:p>
+      <w:pPr>
+        <w:pStyle w:val="ListBullet"/>
+        <w:spacing w:after="80"/>
+        <w:ind w:left="720"/>
+      </w:pPr>
+      <w:r/>
+      <w:r>
+        <w:rPr>
+          <w:b/>
+        </w:rPr>
+        <w:t>Mapeo de Atributos</w:t>
+      </w:r>
+      <w:r>
+        <w:t xml:space="preserve">: Nombre real extraído mediante </w:t>
+      </w:r>
+      <w:r>
+        <w:rPr>
+          <w:rFonts w:ascii="Courier New" w:hAnsi="Courier New"/>
+          <w:color w:val="0D6EFD"/>
+          <w:sz w:val="19"/>
+        </w:rPr>
+        <w:t>displayName</w:t>
+      </w:r>
+      <w:r>
+        <w:t xml:space="preserve"> o </w:t>
+      </w:r>
+      <w:r>
+        <w:rPr>
+          <w:rFonts w:ascii="Courier New" w:hAnsi="Courier New"/>
+          <w:color w:val="0D6EFD"/>
+          <w:sz w:val="19"/>
+        </w:rPr>
+        <w:t>cn</w:t>
+      </w:r>
+      <w:r>
+        <w:t>.</w:t>
+      </w:r>
+    </w:p>
+    <w:p>
+      <w:pPr>
+        <w:spacing w:after="160" w:line="276" w:lineRule="auto"/>
+      </w:pPr>
+      <w:r>
+        <w:t xml:space="preserve">2. </w:t>
+      </w:r>
+      <w:r>
+        <w:rPr>
+          <w:b/>
+        </w:rPr>
+        <w:t>OpenLDAP / Linux LDAP</w:t>
+      </w:r>
+      <w:r>
+        <w:t>:</w:t>
+      </w:r>
+    </w:p>
+    <w:p>
+      <w:pPr>
+        <w:pStyle w:val="ListBullet"/>
+        <w:spacing w:after="80"/>
+        <w:ind w:left="720"/>
+      </w:pPr>
+      <w:r/>
+      <w:r>
+        <w:rPr>
+          <w:b/>
+        </w:rPr>
+        <w:t>Usuario Bind</w:t>
+      </w:r>
+      <w:r>
+        <w:t xml:space="preserve">: DN completo (ej: </w:t>
+      </w:r>
+      <w:r>
+        <w:rPr>
+          <w:rFonts w:ascii="Courier New" w:hAnsi="Courier New"/>
+          <w:color w:val="0D6EFD"/>
+          <w:sz w:val="19"/>
+        </w:rPr>
+        <w:t>cn=admin,dc=empresa,dc=com</w:t>
+      </w:r>
+      <w:r>
+        <w:t>).</w:t>
+      </w:r>
+    </w:p>
+    <w:p>
+      <w:pPr>
+        <w:pStyle w:val="ListBullet"/>
+        <w:spacing w:after="80"/>
+        <w:ind w:left="720"/>
+      </w:pPr>
+      <w:r/>
+      <w:r>
+        <w:rPr>
+          <w:b/>
+        </w:rPr>
+        <w:t>Atributo de Búsqueda / Validación</w:t>
+      </w:r>
+      <w:r>
+        <w:t xml:space="preserve">: </w:t>
+      </w:r>
+      <w:r>
+        <w:rPr>
+          <w:rFonts w:ascii="Courier New" w:hAnsi="Courier New"/>
+          <w:color w:val="0D6EFD"/>
+          <w:sz w:val="19"/>
+        </w:rPr>
+        <w:t>uid</w:t>
+      </w:r>
+      <w:r>
+        <w:t xml:space="preserve"> (identificador único LDAP estándar de Linux) o </w:t>
+      </w:r>
+      <w:r>
+        <w:rPr>
+          <w:rFonts w:ascii="Courier New" w:hAnsi="Courier New"/>
+          <w:color w:val="0D6EFD"/>
+          <w:sz w:val="19"/>
+        </w:rPr>
+        <w:t>cn</w:t>
+      </w:r>
+      <w:r>
+        <w:t xml:space="preserve"> (nombre común).</w:t>
+      </w:r>
+    </w:p>
+    <w:p>
+      <w:pPr>
+        <w:pStyle w:val="ListBullet"/>
+        <w:spacing w:after="80"/>
+        <w:ind w:left="720"/>
+      </w:pPr>
+      <w:r/>
+      <w:r>
+        <w:rPr>
+          <w:b/>
+        </w:rPr>
+        <w:t>Mapeo de Atributos</w:t>
+      </w:r>
+      <w:r>
+        <w:t xml:space="preserve">: Nombre real mapeado por defecto mediante </w:t>
+      </w:r>
+      <w:r>
+        <w:rPr>
+          <w:rFonts w:ascii="Courier New" w:hAnsi="Courier New"/>
+          <w:color w:val="0D6EFD"/>
+          <w:sz w:val="19"/>
+        </w:rPr>
+        <w:t>cn</w:t>
+      </w:r>
+      <w:r>
+        <w:t>.</w:t>
+      </w:r>
+    </w:p>
+    <w:p>
+      <w:pPr>
+        <w:pStyle w:val="Heading4"/>
+        <w:keepNext/>
+        <w:spacing w:before="360" w:after="160"/>
+      </w:pPr>
+      <w:r>
+        <w:rPr>
+          <w:rFonts w:ascii="Arial" w:hAnsi="Arial"/>
+          <w:b/>
+          <w:color w:val="0F172A"/>
+          <w:sz w:val="24"/>
+        </w:rPr>
+        <w:t>Características Técnicas e Interacciones:</w:t>
+      </w:r>
+    </w:p>
+    <w:p>
+      <w:pPr>
+        <w:pStyle w:val="ListBullet"/>
+        <w:spacing w:after="80"/>
+        <w:ind w:left="720"/>
+      </w:pPr>
+      <w:r/>
+      <w:r>
+        <w:rPr>
+          <w:b/>
+        </w:rPr>
+        <w:t>Interruptor General (Switch Toggle)</w:t>
+      </w:r>
+      <w:r>
+        <w:t xml:space="preserve">: Habilita o deshabilita la integración de identidades globalmente de manera instantánea vía AJAX, realizando un </w:t>
+      </w:r>
+      <w:r>
+        <w:rPr>
+          <w:rFonts w:ascii="Courier New" w:hAnsi="Courier New"/>
+          <w:color w:val="0D6EFD"/>
+          <w:sz w:val="19"/>
+        </w:rPr>
+        <w:t>POST</w:t>
+      </w:r>
+      <w:r>
+        <w:t xml:space="preserve"> asíncrono hacia la ruta </w:t>
+      </w:r>
+      <w:r>
+        <w:rPr>
+          <w:rFonts w:ascii="Courier New" w:hAnsi="Courier New"/>
+          <w:color w:val="0D6EFD"/>
+          <w:sz w:val="19"/>
+        </w:rPr>
+        <w:t>admin.configuraciones.ad.toggle</w:t>
+      </w:r>
+      <w:r>
+        <w:t>.</w:t>
+      </w:r>
+    </w:p>
+    <w:p>
+      <w:pPr>
+        <w:pStyle w:val="ListBullet"/>
+        <w:spacing w:after="80"/>
+        <w:ind w:left="720"/>
+      </w:pPr>
+      <w:r/>
+      <w:r>
+        <w:rPr>
+          <w:b/>
+        </w:rPr>
+        <w:t>Probar Conexión (LDAP Test)</w:t>
+      </w:r>
+      <w:r>
+        <w:t xml:space="preserve">: Un botón con spinner de carga que realiza una prueba simulada de conexión y enlace contra el host LDAP indicado, llamando al endpoint </w:t>
+      </w:r>
+      <w:r>
+        <w:rPr>
+          <w:rFonts w:ascii="Courier New" w:hAnsi="Courier New"/>
+          <w:color w:val="0D6EFD"/>
+          <w:sz w:val="19"/>
+        </w:rPr>
+        <w:t>/admin/configuraciones/ad/test</w:t>
+      </w:r>
+      <w:r>
+        <w:t xml:space="preserve"> para comprobar la viabilidad de la red antes de guardar cambios definitivos.</w:t>
+      </w:r>
+    </w:p>
+    <w:p>
+      <w:pPr>
+        <w:pStyle w:val="ListBullet"/>
+        <w:spacing w:after="80"/>
+        <w:ind w:left="720"/>
+      </w:pPr>
+      <w:r/>
+      <w:r>
+        <w:rPr>
+          <w:b/>
+        </w:rPr>
+        <w:t>Persistencia</w:t>
+      </w:r>
+      <w:r>
+        <w:t xml:space="preserve">: Se almacena en la estructura de configuración global y se lee a través del archivo de configuración </w:t>
+      </w:r>
+      <w:r>
+        <w:rPr>
+          <w:rFonts w:ascii="Courier New" w:hAnsi="Courier New"/>
+          <w:color w:val="0D6EFD"/>
+          <w:sz w:val="19"/>
+        </w:rPr>
+        <w:t>config/ad.php</w:t>
+      </w:r>
+      <w:r>
+        <w:t>.</w:t>
+      </w:r>
+    </w:p>
+    <w:p>
+      <w:pPr>
+        <w:spacing w:after="160" w:line="276" w:lineRule="auto"/>
+      </w:pPr>
+      <w:r>
+        <w:t>---</w:t>
+      </w:r>
+    </w:p>
+    <w:p>
+      <w:pPr>
+        <w:pStyle w:val="Heading3"/>
+        <w:keepNext/>
+        <w:spacing w:before="360" w:after="160"/>
+      </w:pPr>
+      <w:r>
+        <w:rPr>
+          <w:rFonts w:ascii="Arial" w:hAnsi="Arial"/>
+          <w:b/>
+          <w:color w:val="0F172A"/>
+          <w:sz w:val="24"/>
+        </w:rPr>
+        <w:t>8.5 Módulo de Asignación y Control de Equipos (Inventario de Activos)</w:t>
+      </w:r>
+    </w:p>
+    <w:p>
+      <w:pPr>
+        <w:spacing w:after="160" w:line="276" w:lineRule="auto"/>
+      </w:pPr>
+      <w:r>
+        <w:t>Este módulo gestiona el inventario físico e intangible de la institución, permitiendo relacionar los activos directamente con los usuarios de la plataforma y tipificando de manera fluida los problemas de soporte.</w:t>
+      </w:r>
+    </w:p>
+    <w:p>
+      <w:pPr>
+        <w:pStyle w:val="Heading4"/>
+        <w:keepNext/>
+        <w:spacing w:before="360" w:after="160"/>
+      </w:pPr>
+      <w:r>
+        <w:rPr>
+          <w:rFonts w:ascii="Arial" w:hAnsi="Arial"/>
+          <w:b/>
+          <w:color w:val="0F172A"/>
+          <w:sz w:val="24"/>
+        </w:rPr>
+        <w:t>A. Estructura de Datos y Migraciones</w:t>
+      </w:r>
+    </w:p>
+    <w:p>
+      <w:pPr>
+        <w:spacing w:after="160" w:line="276" w:lineRule="auto"/>
+      </w:pPr>
+      <w:r>
+        <w:t xml:space="preserve">La base de datos contiene la tabla </w:t>
+      </w:r>
+      <w:r>
+        <w:rPr>
+          <w:rFonts w:ascii="Courier New" w:hAnsi="Courier New"/>
+          <w:color w:val="0D6EFD"/>
+          <w:sz w:val="19"/>
+        </w:rPr>
+        <w:t>equipos</w:t>
+      </w:r>
+      <w:r>
+        <w:t xml:space="preserve"> con columnas dinámicas según el tipo de elemento, manteniendo la constante de un número de bien institucional.</w:t>
+      </w:r>
+    </w:p>
+    <w:tbl>
+      <w:tblPr>
+        <w:tblW w:type="auto" w:w="0"/>
+        <w:tblLayout w:type="fixed"/>
+        <w:tblLook w:firstColumn="1" w:firstRow="1" w:lastColumn="0" w:lastRow="0" w:noHBand="0" w:noVBand="1" w:val="04A0"/>
+      </w:tblPr>
+      <w:tblGrid>
+        <w:gridCol w:w="9360"/>
+      </w:tblGrid>
+      <w:tr>
+        <w:tc>
+          <w:tcPr>
+            <w:tcW w:type="dxa" w:w="9360"/>
+            <w:shd w:val="clear" w:color="auto" w:fill="F1F5F9"/>
+          </w:tcPr>
+          <w:p>
+            <w:pPr>
+              <w:spacing w:before="80" w:after="80"/>
+              <w:ind w:left="144" w:right="144"/>
+            </w:pPr>
+            <w:r>
+              <w:rPr>
+                <w:rFonts w:ascii="Courier New" w:hAnsi="Courier New"/>
+                <w:b/>
+                <w:color w:val="0D6EFD"/>
+                <w:sz w:val="17"/>
+              </w:rPr>
+              <w:t>--- CÓDIGO PHP ---</w:t>
+              <w:br/>
+            </w:r>
+            <w:r>
+              <w:rPr>
+                <w:rFonts w:ascii="Courier New" w:hAnsi="Courier New"/>
+                <w:color w:val="0F172A"/>
+                <w:sz w:val="18"/>
+              </w:rPr>
+              <w:t>// database/migrations/2026_05_26_000001_create_equipos_table.php</w:t>
+              <w:br/>
+              <w:t>Schema::create('equipos', function (Blueprint $table) {</w:t>
+              <w:br/>
+              <w:t xml:space="preserve">    $table-&gt;id('id_equipo');</w:t>
+              <w:br/>
+              <w:t xml:space="preserve">    $table-&gt;string('nombre');</w:t>
+              <w:br/>
+              <w:t xml:space="preserve">    $table-&gt;string('marca')-&gt;nullable();</w:t>
+              <w:br/>
+              <w:t xml:space="preserve">    $table-&gt;string('modelo')-&gt;nullable();</w:t>
+              <w:br/>
+              <w:t xml:space="preserve">    $table-&gt;string('numero_bien')-&gt;nullable()-&gt;unique();</w:t>
+              <w:br/>
+              <w:t xml:space="preserve">    $table-&gt;string('ip_address')-&gt;nullable();</w:t>
+              <w:br/>
+              <w:t xml:space="preserve">    $table-&gt;string('mac_address')-&gt;nullable();</w:t>
+              <w:br/>
+              <w:t xml:space="preserve">    </w:t>
+              <w:br/>
+              <w:t xml:space="preserve">    // Relación con tipo de equipo</w:t>
+              <w:br/>
+              <w:t xml:space="preserve">    $table-&gt;unsignedBigInteger('id_tipo_equipo');</w:t>
+              <w:br/>
+              <w:t xml:space="preserve">    $table-&gt;foreign('id_tipo_equipo')</w:t>
+              <w:br/>
+              <w:t xml:space="preserve">          -&gt;references('id_tipo_equipo')</w:t>
+              <w:br/>
+              <w:t xml:space="preserve">          -&gt;on('tipos_equipo')</w:t>
+              <w:br/>
+              <w:t xml:space="preserve">          -&gt;onDelete('restrict');</w:t>
+              <w:br/>
+              <w:t xml:space="preserve">    </w:t>
+              <w:br/>
+              <w:t xml:space="preserve">    // Relación con usuario asignado</w:t>
+              <w:br/>
+              <w:t xml:space="preserve">    $table-&gt;unsignedBigInteger('id_usuario_asignado')-&gt;nullable();</w:t>
+              <w:br/>
+              <w:t xml:space="preserve">    $table-&gt;foreign('id_usuario_asignado')</w:t>
+              <w:br/>
+              <w:t xml:space="preserve">          -&gt;references('id')</w:t>
+              <w:br/>
+              <w:t xml:space="preserve">          -&gt;on('users')</w:t>
+              <w:br/>
+              <w:t xml:space="preserve">          -&gt;onDelete('set null');</w:t>
+              <w:br/>
+              <w:t xml:space="preserve">          </w:t>
+              <w:br/>
+              <w:t xml:space="preserve">    $table-&gt;boolean('estado')-&gt;default(true);</w:t>
+              <w:br/>
+              <w:t xml:space="preserve">    $table-&gt;timestamps();</w:t>
+              <w:br/>
+              <w:t>});</w:t>
+            </w:r>
+          </w:p>
+        </w:tc>
+      </w:tr>
+    </w:tbl>
+    <w:p>
+      <w:pPr>
+        <w:spacing w:after="120"/>
+      </w:pPr>
+    </w:p>
+    <w:p>
+      <w:pPr>
+        <w:spacing w:after="160" w:line="276" w:lineRule="auto"/>
+      </w:pPr>
+      <w:r>
+        <w:t xml:space="preserve">Se agrega una columna </w:t>
+      </w:r>
+      <w:r>
+        <w:rPr>
+          <w:rFonts w:ascii="Courier New" w:hAnsi="Courier New"/>
+          <w:color w:val="0D6EFD"/>
+          <w:sz w:val="19"/>
+        </w:rPr>
+        <w:t>id_equipo</w:t>
+      </w:r>
+      <w:r>
+        <w:t xml:space="preserve"> a la tabla </w:t>
+      </w:r>
+      <w:r>
+        <w:rPr>
+          <w:rFonts w:ascii="Courier New" w:hAnsi="Courier New"/>
+          <w:color w:val="0D6EFD"/>
+          <w:sz w:val="19"/>
+        </w:rPr>
+        <w:t>tickets</w:t>
+      </w:r>
+      <w:r>
+        <w:t xml:space="preserve"> para rastrear de forma exacta el activo afectado en las solicitudes:</w:t>
+      </w:r>
+    </w:p>
+    <w:tbl>
+      <w:tblPr>
+        <w:tblW w:type="auto" w:w="0"/>
+        <w:tblLayout w:type="fixed"/>
+        <w:tblLook w:firstColumn="1" w:firstRow="1" w:lastColumn="0" w:lastRow="0" w:noHBand="0" w:noVBand="1" w:val="04A0"/>
+      </w:tblPr>
+      <w:tblGrid>
+        <w:gridCol w:w="9360"/>
+      </w:tblGrid>
+      <w:tr>
+        <w:tc>
+          <w:tcPr>
+            <w:tcW w:type="dxa" w:w="9360"/>
+            <w:shd w:val="clear" w:color="auto" w:fill="F1F5F9"/>
+          </w:tcPr>
+          <w:p>
+            <w:pPr>
+              <w:spacing w:before="80" w:after="80"/>
+              <w:ind w:left="144" w:right="144"/>
+            </w:pPr>
+            <w:r>
+              <w:rPr>
+                <w:rFonts w:ascii="Courier New" w:hAnsi="Courier New"/>
+                <w:b/>
+                <w:color w:val="0D6EFD"/>
+                <w:sz w:val="17"/>
+              </w:rPr>
+              <w:t>--- CÓDIGO PHP ---</w:t>
+              <w:br/>
+            </w:r>
+            <w:r>
+              <w:rPr>
+                <w:rFonts w:ascii="Courier New" w:hAnsi="Courier New"/>
+                <w:color w:val="0F172A"/>
+                <w:sz w:val="18"/>
+              </w:rPr>
+              <w:t>// database/migrations/2026_05_26_000003_add_id_equipo_to_tickets_table.php</w:t>
+              <w:br/>
+              <w:t>Schema::table('tickets', function (Blueprint $table) {</w:t>
+              <w:br/>
+              <w:t xml:space="preserve">    $table-&gt;unsignedBigInteger('id_equipo')-&gt;nullable()-&gt;after('id_tipo_equipo');</w:t>
+              <w:br/>
+              <w:t xml:space="preserve">    $table-&gt;foreign('id_equipo')</w:t>
+              <w:br/>
+              <w:t xml:space="preserve">          -&gt;references('id_equipo')</w:t>
+              <w:br/>
+              <w:t xml:space="preserve">          -&gt;on('equipos')</w:t>
+              <w:br/>
+              <w:t xml:space="preserve">          -&gt;onDelete('set null');</w:t>
+              <w:br/>
+              <w:t>});</w:t>
+            </w:r>
+          </w:p>
+        </w:tc>
+      </w:tr>
+    </w:tbl>
+    <w:p>
+      <w:pPr>
+        <w:spacing w:after="120"/>
+      </w:pPr>
+    </w:p>
+    <w:p>
+      <w:pPr>
+        <w:pStyle w:val="Heading4"/>
+        <w:keepNext/>
+        <w:spacing w:before="360" w:after="160"/>
+      </w:pPr>
+      <w:r>
+        <w:rPr>
+          <w:rFonts w:ascii="Arial" w:hAnsi="Arial"/>
+          <w:b/>
+          <w:color w:val="0F172A"/>
+          <w:sz w:val="24"/>
+        </w:rPr>
+        <w:t>B. Modelo de Equipos (`Equipo.php`)</w:t>
+      </w:r>
+    </w:p>
+    <w:tbl>
+      <w:tblPr>
+        <w:tblW w:type="auto" w:w="0"/>
+        <w:tblLayout w:type="fixed"/>
+        <w:tblLook w:firstColumn="1" w:firstRow="1" w:lastColumn="0" w:lastRow="0" w:noHBand="0" w:noVBand="1" w:val="04A0"/>
+      </w:tblPr>
+      <w:tblGrid>
+        <w:gridCol w:w="9360"/>
+      </w:tblGrid>
+      <w:tr>
+        <w:tc>
+          <w:tcPr>
+            <w:tcW w:type="dxa" w:w="9360"/>
+            <w:shd w:val="clear" w:color="auto" w:fill="F1F5F9"/>
+          </w:tcPr>
+          <w:p>
+            <w:pPr>
+              <w:spacing w:before="80" w:after="80"/>
+              <w:ind w:left="144" w:right="144"/>
+            </w:pPr>
+            <w:r>
+              <w:rPr>
+                <w:rFonts w:ascii="Courier New" w:hAnsi="Courier New"/>
+                <w:b/>
+                <w:color w:val="0D6EFD"/>
+                <w:sz w:val="17"/>
+              </w:rPr>
+              <w:t>--- CÓDIGO PHP ---</w:t>
+              <w:br/>
+            </w:r>
+            <w:r>
+              <w:rPr>
+                <w:rFonts w:ascii="Courier New" w:hAnsi="Courier New"/>
+                <w:color w:val="0F172A"/>
+                <w:sz w:val="18"/>
+              </w:rPr>
+              <w:t>// app/Models/Equipo.php</w:t>
+              <w:br/>
+              <w:t>namespace App\Models;</w:t>
+              <w:br/>
+              <w:br/>
+              <w:t>use Illuminate\Database\Eloquent\Factories\HasFactory;</w:t>
+              <w:br/>
+              <w:t>use Illuminate\Database\Eloquent\Model;</w:t>
+              <w:br/>
+              <w:br/>
+              <w:t>class Equipo extends Model</w:t>
+              <w:br/>
+              <w:t>{</w:t>
+              <w:br/>
+              <w:t xml:space="preserve">    use HasFactory;</w:t>
+              <w:br/>
+              <w:br/>
+              <w:t xml:space="preserve">    protected $table = 'equipos';</w:t>
+              <w:br/>
+              <w:t xml:space="preserve">    protected $primaryKey = 'id_equipo';</w:t>
+              <w:br/>
+              <w:br/>
+              <w:t xml:space="preserve">    protected $fillable = [</w:t>
+              <w:br/>
+              <w:t xml:space="preserve">        'nombre', 'marca', 'modelo', 'numero_bien',</w:t>
+              <w:br/>
+              <w:t xml:space="preserve">        'ip_address', 'mac_address', 'id_tipo_equipo',</w:t>
+              <w:br/>
+              <w:t xml:space="preserve">        'id_usuario_asignado', 'estado'</w:t>
+              <w:br/>
+              <w:t xml:space="preserve">    ];</w:t>
+              <w:br/>
+              <w:br/>
+              <w:t xml:space="preserve">    protected $casts = [</w:t>
+              <w:br/>
+              <w:t xml:space="preserve">        'estado' =&gt; 'boolean',</w:t>
+              <w:br/>
+              <w:t xml:space="preserve">    ];</w:t>
+              <w:br/>
+              <w:br/>
+              <w:t xml:space="preserve">    public function tipoEquipo()</w:t>
+              <w:br/>
+              <w:t xml:space="preserve">    {</w:t>
+              <w:br/>
+              <w:t xml:space="preserve">        return $this-&gt;belongsTo(TipoEquipo::class, 'id_tipo_equipo', 'id_tipo_equipo');</w:t>
+              <w:br/>
+              <w:t xml:space="preserve">    }</w:t>
+              <w:br/>
+              <w:br/>
+              <w:t xml:space="preserve">    public function usuarioAsignado()</w:t>
+              <w:br/>
+              <w:t xml:space="preserve">    {</w:t>
+              <w:br/>
+              <w:t xml:space="preserve">        return $this-&gt;belongsTo(User::class, 'id_usuario_asignado', 'id');</w:t>
+              <w:br/>
+              <w:t xml:space="preserve">    }</w:t>
+              <w:br/>
+              <w:t>}</w:t>
+            </w:r>
+          </w:p>
+        </w:tc>
+      </w:tr>
+    </w:tbl>
+    <w:p>
+      <w:pPr>
+        <w:spacing w:after="120"/>
+      </w:pPr>
+    </w:p>
+    <w:p>
+      <w:pPr>
+        <w:pStyle w:val="Heading4"/>
+        <w:keepNext/>
+        <w:spacing w:before="360" w:after="160"/>
+      </w:pPr>
+      <w:r>
+        <w:rPr>
+          <w:rFonts w:ascii="Arial" w:hAnsi="Arial"/>
+          <w:b/>
+          <w:color w:val="0F172A"/>
+          <w:sz w:val="24"/>
+        </w:rPr>
+        <w:t>C. Controlador Administrativo (`EquipoController.php`)</w:t>
+      </w:r>
+    </w:p>
+    <w:tbl>
+      <w:tblPr>
+        <w:tblW w:type="auto" w:w="0"/>
+        <w:tblLayout w:type="fixed"/>
+        <w:tblLook w:firstColumn="1" w:firstRow="1" w:lastColumn="0" w:lastRow="0" w:noHBand="0" w:noVBand="1" w:val="04A0"/>
+      </w:tblPr>
+      <w:tblGrid>
+        <w:gridCol w:w="9360"/>
+      </w:tblGrid>
+      <w:tr>
+        <w:tc>
+          <w:tcPr>
+            <w:tcW w:type="dxa" w:w="9360"/>
+            <w:shd w:val="clear" w:color="auto" w:fill="F1F5F9"/>
+          </w:tcPr>
+          <w:p>
+            <w:pPr>
+              <w:spacing w:before="80" w:after="80"/>
+              <w:ind w:left="144" w:right="144"/>
+            </w:pPr>
+            <w:r>
+              <w:rPr>
+                <w:rFonts w:ascii="Courier New" w:hAnsi="Courier New"/>
+                <w:b/>
+                <w:color w:val="0D6EFD"/>
+                <w:sz w:val="17"/>
+              </w:rPr>
+              <w:t>--- CÓDIGO PHP ---</w:t>
+              <w:br/>
+            </w:r>
+            <w:r>
+              <w:rPr>
+                <w:rFonts w:ascii="Courier New" w:hAnsi="Courier New"/>
+                <w:color w:val="0F172A"/>
+                <w:sz w:val="18"/>
+              </w:rPr>
+              <w:t>// app/Http/Controllers/Admin/EquipoController.php</w:t>
+              <w:br/>
+              <w:t>namespace App\Http\Controllers\Admin;</w:t>
+              <w:br/>
+              <w:br/>
+              <w:t>use App\Http\Controllers\Controller;</w:t>
+              <w:br/>
+              <w:t>use App\Models\Equipo;</w:t>
+              <w:br/>
+              <w:t>use App\Models\TipoEquipo;</w:t>
+              <w:br/>
+              <w:t>use App\Models\User;</w:t>
+              <w:br/>
+              <w:t>use Illuminate\Http\Request;</w:t>
+              <w:br/>
+              <w:br/>
+              <w:t>class EquipoController extends Controller</w:t>
+              <w:br/>
+              <w:t>{</w:t>
+              <w:br/>
+              <w:t xml:space="preserve">    public function __construct()</w:t>
+              <w:br/>
+              <w:t xml:space="preserve">    {</w:t>
+              <w:br/>
+              <w:t xml:space="preserve">        $this-&gt;middleware("can:gestionar-equipos");</w:t>
+              <w:br/>
+              <w:t xml:space="preserve">    }</w:t>
+              <w:br/>
+              <w:br/>
+              <w:t xml:space="preserve">    public function index(Request $request)</w:t>
+              <w:br/>
+              <w:t xml:space="preserve">    {</w:t>
+              <w:br/>
+              <w:t xml:space="preserve">        $query = Equipo::query();</w:t>
+              <w:br/>
+              <w:br/>
+              <w:t xml:space="preserve">        if ($request-&gt;filled("search")) {</w:t>
+              <w:br/>
+              <w:t xml:space="preserve">            $search = $request-&gt;search;</w:t>
+              <w:br/>
+              <w:t xml:space="preserve">            $query-&gt;where(function ($q) use ($search) {</w:t>
+              <w:br/>
+              <w:t xml:space="preserve">                $q-&gt;where("nombre", "like", "%" . $search . "%")</w:t>
+              <w:br/>
+              <w:t xml:space="preserve">                  -&gt;orWhere("numero_bien", "like", "%" . $search . "%")</w:t>
+              <w:br/>
+              <w:t xml:space="preserve">                  -&gt;orWhere("marca", "like", "%" . $search . "%")</w:t>
+              <w:br/>
+              <w:t xml:space="preserve">                  -&gt;orWhere("modelo", "like", "%" . $search . "%");</w:t>
+              <w:br/>
+              <w:t xml:space="preserve">            });</w:t>
+              <w:br/>
+              <w:t xml:space="preserve">        }</w:t>
+              <w:br/>
+              <w:br/>
+              <w:t xml:space="preserve">        if ($request-&gt;filled("id_tipo_equipo")) {</w:t>
+              <w:br/>
+              <w:t xml:space="preserve">            $query-&gt;where("id_tipo_equipo", $request-&gt;id_tipo_equipo);</w:t>
+              <w:br/>
+              <w:t xml:space="preserve">        }</w:t>
+              <w:br/>
+              <w:br/>
+              <w:t xml:space="preserve">        if ($request-&gt;filled("estado")) {</w:t>
+              <w:br/>
+              <w:t xml:space="preserve">            $query-&gt;where("estado", $request-&gt;estado == "activo" ? true : false);</w:t>
+              <w:br/>
+              <w:t xml:space="preserve">        }</w:t>
+              <w:br/>
+              <w:br/>
+              <w:t xml:space="preserve">        $equipos = $query-&gt;with(['tipoEquipo', 'usuarioAsignado'])-&gt;paginate(10);</w:t>
+              <w:br/>
+              <w:t xml:space="preserve">        $tipos = TipoEquipo::all();</w:t>
+              <w:br/>
+              <w:br/>
+              <w:t xml:space="preserve">        if ($request-&gt;ajax()) {</w:t>
+              <w:br/>
+              <w:t xml:space="preserve">            return view("admin.equipos._equipos_table", compact("equipos"))-&gt;render();</w:t>
+              <w:br/>
+              <w:t xml:space="preserve">        }</w:t>
+              <w:br/>
+              <w:br/>
+              <w:t xml:space="preserve">        return view("admin.equipos.index", compact("equipos", "tipos"));</w:t>
+              <w:br/>
+              <w:t xml:space="preserve">    }</w:t>
+              <w:br/>
+              <w:br/>
+              <w:t xml:space="preserve">    public function create()</w:t>
+              <w:br/>
+              <w:t xml:space="preserve">    {</w:t>
+              <w:br/>
+              <w:t xml:space="preserve">        $tipos = TipoEquipo::all();</w:t>
+              <w:br/>
+              <w:t xml:space="preserve">        $usuarios = User::where('is_approved', true)-&gt;with('persona')-&gt;get();</w:t>
+              <w:br/>
+              <w:t xml:space="preserve">        return view("admin.equipos.create", compact("tipos", "usuarios"));</w:t>
+              <w:br/>
+              <w:t xml:space="preserve">    }</w:t>
+              <w:br/>
+              <w:br/>
+              <w:t xml:space="preserve">    public function store(Request $request)</w:t>
+              <w:br/>
+              <w:t xml:space="preserve">    {</w:t>
+              <w:br/>
+              <w:t xml:space="preserve">        $request-&gt;validate([</w:t>
+              <w:br/>
+              <w:t xml:space="preserve">            "nombre" =&gt; "required|string|max:150",</w:t>
+              <w:br/>
+              <w:t xml:space="preserve">            "marca" =&gt; "nullable|string|max:100",</w:t>
+              <w:br/>
+              <w:t xml:space="preserve">            "modelo" =&gt; "nullable|string|max:100",</w:t>
+              <w:br/>
+              <w:t xml:space="preserve">            "numero_bien" =&gt; "nullable|string|max:100|unique:equipos,numero_bien",</w:t>
+              <w:br/>
+              <w:t xml:space="preserve">            "ip_address" =&gt; "nullable|ip",</w:t>
+              <w:br/>
+              <w:t xml:space="preserve">            "mac_address" =&gt; "nullable|string|max:50",</w:t>
+              <w:br/>
+              <w:t xml:space="preserve">            "id_tipo_equipo" =&gt; "required|exists:tipos_equipo,id_tipo_equipo",</w:t>
+              <w:br/>
+              <w:t xml:space="preserve">            "id_usuario_asignado" =&gt; "nullable|exists:users,id",</w:t>
+              <w:br/>
+              <w:t xml:space="preserve">            "estado" =&gt; "required|boolean",</w:t>
+              <w:br/>
+              <w:t xml:space="preserve">        ]);</w:t>
+              <w:br/>
+              <w:br/>
+              <w:t xml:space="preserve">        Equipo::create($request-&gt;all());</w:t>
+              <w:br/>
+              <w:br/>
+              <w:t xml:space="preserve">        return redirect()-&gt;route("admin.equipos.index")-&gt;with("success", "Equipo registrado exitosamente.");</w:t>
+              <w:br/>
+              <w:t xml:space="preserve">    }</w:t>
+              <w:br/>
+              <w:br/>
+              <w:t xml:space="preserve">    public function edit(Equipo $equipo)</w:t>
+              <w:br/>
+              <w:t xml:space="preserve">    {</w:t>
+              <w:br/>
+              <w:t xml:space="preserve">        $tipos = TipoEquipo::all();</w:t>
+              <w:br/>
+              <w:t xml:space="preserve">        $usuarios = User::where('is_approved', true)-&gt;with('persona')-&gt;get();</w:t>
+              <w:br/>
+              <w:t xml:space="preserve">        return view("admin.equipos.edit", compact("equipo", "tipos", "usuarios"));</w:t>
+              <w:br/>
+              <w:t xml:space="preserve">    }</w:t>
+              <w:br/>
+              <w:br/>
+              <w:t xml:space="preserve">    public function update(Request $request, Equipo $equipo)</w:t>
+              <w:br/>
+              <w:t xml:space="preserve">    {</w:t>
+              <w:br/>
+              <w:t xml:space="preserve">        $request-&gt;validate([</w:t>
+              <w:br/>
+              <w:t xml:space="preserve">            "nombre" =&gt; "required|string|max:150",</w:t>
+              <w:br/>
+              <w:t xml:space="preserve">            "marca" =&gt; "nullable|string|max:100",</w:t>
+              <w:br/>
+              <w:t xml:space="preserve">            "modelo" =&gt; "nullable|string|max:100",</w:t>
+              <w:br/>
+              <w:t xml:space="preserve">            "numero_bien" =&gt; "nullable|string|max:100|unique:equipos,numero_bien," . $equipo-&gt;id_equipo . ",id_equipo",</w:t>
+              <w:br/>
+              <w:t xml:space="preserve">            "ip_address" =&gt; "nullable|ip",</w:t>
+              <w:br/>
+              <w:t xml:space="preserve">            "mac_address" =&gt; "nullable|string|max:50",</w:t>
+              <w:br/>
+              <w:t xml:space="preserve">            "id_tipo_equipo" =&gt; "required|exists:tipos_equipo,id_tipo_equipo",</w:t>
+              <w:br/>
+              <w:t xml:space="preserve">            "id_usuario_asignado" =&gt; "nullable|exists:users,id",</w:t>
+              <w:br/>
+              <w:t xml:space="preserve">            "estado" =&gt; "required|boolean",</w:t>
+              <w:br/>
+              <w:t xml:space="preserve">        ]);</w:t>
+              <w:br/>
+              <w:br/>
+              <w:t xml:space="preserve">        $equipo-&gt;update($request-&gt;all());</w:t>
+              <w:br/>
+              <w:br/>
+              <w:t xml:space="preserve">        return redirect()-&gt;route("admin.equipos.index")-&gt;with("success", "Equipo actualizado exitosamente.");</w:t>
+              <w:br/>
+              <w:t xml:space="preserve">    }</w:t>
+              <w:br/>
+              <w:br/>
+              <w:t xml:space="preserve">    public function destroy(Equipo $equipo)</w:t>
+              <w:br/>
+              <w:t xml:space="preserve">    {</w:t>
+              <w:br/>
+              <w:t xml:space="preserve">        try {</w:t>
+              <w:br/>
+              <w:t xml:space="preserve">            $equipo-&gt;delete();</w:t>
+              <w:br/>
+              <w:t xml:space="preserve">            return redirect()-&gt;route("admin.equipos.index")-&gt;with("success", "Equipo eliminado del inventario.");</w:t>
+              <w:br/>
+              <w:t xml:space="preserve">        } catch (\Exception $e) {</w:t>
+              <w:br/>
+              <w:t xml:space="preserve">            return redirect()-&gt;route("admin.equipos.index")-&gt;with("error", "No se puede eliminar el equipo porque está asociado a registros históricos.");</w:t>
+              <w:br/>
+              <w:t xml:space="preserve">        }</w:t>
+              <w:br/>
+              <w:t xml:space="preserve">    }</w:t>
+              <w:br/>
+              <w:t>}</w:t>
+            </w:r>
+          </w:p>
+        </w:tc>
+      </w:tr>
+    </w:tbl>
+    <w:p>
+      <w:pPr>
+        <w:spacing w:after="120"/>
+      </w:pPr>
+    </w:p>
+    <w:p>
+      <w:pPr>
+        <w:pStyle w:val="Heading4"/>
+        <w:keepNext/>
+        <w:spacing w:before="360" w:after="160"/>
+      </w:pPr>
+      <w:r>
+        <w:rPr>
+          <w:rFonts w:ascii="Arial" w:hAnsi="Arial"/>
+          <w:b/>
+          <w:color w:val="0F172A"/>
+          <w:sz w:val="24"/>
+        </w:rPr>
+        <w:t>D. Integración en el Panel de Usuario Final</w:t>
+      </w:r>
+    </w:p>
+    <w:p>
+      <w:pPr>
+        <w:pStyle w:val="ListBullet"/>
+        <w:spacing w:after="80"/>
+        <w:ind w:left="720"/>
+      </w:pPr>
+      <w:r/>
+      <w:r>
+        <w:rPr>
+          <w:b/>
+        </w:rPr>
+        <w:t>Mis Equipos</w:t>
+      </w:r>
+      <w:r>
+        <w:t>: Se añade una vista de tarjetas al Dashboard del usuario (</w:t>
+      </w:r>
+      <w:r>
+        <w:rPr>
+          <w:rFonts w:ascii="Courier New" w:hAnsi="Courier New"/>
+          <w:color w:val="0D6EFD"/>
+          <w:sz w:val="19"/>
+        </w:rPr>
+        <w:t>home.blade.php</w:t>
+      </w:r>
+      <w:r>
+        <w:t>) donde se le listan detalladamente todos los dispositivos asignados a su cuenta para mayor visibilidad.</w:t>
+      </w:r>
+    </w:p>
+    <w:p>
+      <w:pPr>
+        <w:pStyle w:val="ListBullet"/>
+        <w:spacing w:after="80"/>
+        <w:ind w:left="720"/>
+      </w:pPr>
+      <w:r/>
+      <w:r>
+        <w:rPr>
+          <w:b/>
+        </w:rPr>
+        <w:t>Auto-selección Inteligente en Tickets</w:t>
+      </w:r>
+      <w:r>
+        <w:t>: Al abrir un nuevo ticket (</w:t>
+      </w:r>
+      <w:r>
+        <w:rPr>
+          <w:rFonts w:ascii="Courier New" w:hAnsi="Courier New"/>
+          <w:color w:val="0D6EFD"/>
+          <w:sz w:val="19"/>
+        </w:rPr>
+        <w:t>usuario/tickets/create.blade.php</w:t>
+      </w:r>
+      <w:r>
+        <w:t>), se provee el listado de sus equipos personales. Mediante Javascript reactivo, si el usuario selecciona uno de sus equipos, el campo "Tipo de Equipo" se sincroniza automáticamente con el tipo correspondiente:</w:t>
+      </w:r>
+    </w:p>
+    <w:tbl>
+      <w:tblPr>
+        <w:tblW w:type="auto" w:w="0"/>
+        <w:tblLayout w:type="fixed"/>
+        <w:tblLook w:firstColumn="1" w:firstRow="1" w:lastColumn="0" w:lastRow="0" w:noHBand="0" w:noVBand="1" w:val="04A0"/>
+      </w:tblPr>
+      <w:tblGrid>
+        <w:gridCol w:w="9360"/>
+      </w:tblGrid>
+      <w:tr>
+        <w:tc>
+          <w:tcPr>
+            <w:tcW w:type="dxa" w:w="9360"/>
+            <w:shd w:val="clear" w:color="auto" w:fill="F1F5F9"/>
+          </w:tcPr>
+          <w:p>
+            <w:pPr>
+              <w:spacing w:before="80" w:after="80"/>
+              <w:ind w:left="144" w:right="144"/>
+            </w:pPr>
+            <w:r>
+              <w:rPr>
+                <w:rFonts w:ascii="Courier New" w:hAnsi="Courier New"/>
+                <w:b/>
+                <w:color w:val="0D6EFD"/>
+                <w:sz w:val="17"/>
+              </w:rPr>
+              <w:t>--- CÓDIGO JAVASCRIPT ---</w:t>
+              <w:br/>
+            </w:r>
+            <w:r>
+              <w:rPr>
+                <w:rFonts w:ascii="Courier New" w:hAnsi="Courier New"/>
+                <w:color w:val="0F172A"/>
+                <w:sz w:val="18"/>
+              </w:rPr>
+              <w:t>$('#equipo-select').on('change', function() {</w:t>
+              <w:br/>
+              <w:t xml:space="preserve">    let selectedOption = $(this).find('option:selected');</w:t>
+              <w:br/>
+              <w:t xml:space="preserve">    let tipoId = selectedOption.data('tipo');</w:t>
+              <w:br/>
+              <w:t xml:space="preserve">    if (tipoId) {</w:t>
+              <w:br/>
+              <w:t xml:space="preserve">        $('#tipo-equipo-select').val(tipoId);</w:t>
+              <w:br/>
+              <w:t xml:space="preserve">    }</w:t>
+              <w:br/>
+              <w:t>});</w:t>
+            </w:r>
+          </w:p>
+        </w:tc>
+      </w:tr>
+    </w:tbl>
+    <w:p>
+      <w:pPr>
+        <w:spacing w:after="120"/>
+      </w:pPr>
+    </w:p>
+    <w:p>
+      <w:pPr>
+        <w:spacing w:after="160" w:line="276" w:lineRule="auto"/>
+      </w:pPr>
+      <w:r>
+        <w:t>---</w:t>
+      </w:r>
+    </w:p>
+    <w:p>
+      <w:pPr>
+        <w:pStyle w:val="Heading3"/>
+        <w:keepNext/>
+        <w:spacing w:before="360" w:after="160"/>
+      </w:pPr>
+      <w:r>
+        <w:rPr>
+          <w:rFonts w:ascii="Arial" w:hAnsi="Arial"/>
+          <w:b/>
+          <w:color w:val="0F172A"/>
+          <w:sz w:val="24"/>
+        </w:rPr>
+        <w:t>8.6 Módulo de Marcas y Modelos Relacionales (Selects AJAX Dinámicos)</w:t>
+      </w:r>
+    </w:p>
+    <w:p>
+      <w:pPr>
+        <w:spacing w:after="160" w:line="276" w:lineRule="auto"/>
+      </w:pPr>
+      <w:r>
+        <w:t>Para simplificar la categorización de activos y habilitar relaciones jerárquicas en el inventario (ej. que los modelos dependan directamente del fabricante), se refactorizó la especificación de texto libre a tablas dedicadas (</w:t>
+      </w:r>
+      <w:r>
+        <w:rPr>
+          <w:rFonts w:ascii="Courier New" w:hAnsi="Courier New"/>
+          <w:color w:val="0D6EFD"/>
+          <w:sz w:val="19"/>
+        </w:rPr>
+        <w:t>marcas</w:t>
+      </w:r>
+      <w:r>
+        <w:t xml:space="preserve"> y </w:t>
+      </w:r>
+      <w:r>
+        <w:rPr>
+          <w:rFonts w:ascii="Courier New" w:hAnsi="Courier New"/>
+          <w:color w:val="0D6EFD"/>
+          <w:sz w:val="19"/>
+        </w:rPr>
+        <w:t>modelos</w:t>
+      </w:r>
+      <w:r>
+        <w:t>).</w:t>
+      </w:r>
+    </w:p>
+    <w:p>
+      <w:pPr>
+        <w:pStyle w:val="Heading4"/>
+        <w:keepNext/>
+        <w:spacing w:before="360" w:after="160"/>
+      </w:pPr>
+      <w:r>
+        <w:rPr>
+          <w:rFonts w:ascii="Arial" w:hAnsi="Arial"/>
+          <w:b/>
+          <w:color w:val="0F172A"/>
+          <w:sz w:val="24"/>
+        </w:rPr>
+        <w:t>A. Base de Datos e Integración Relacional</w:t>
+      </w:r>
+    </w:p>
+    <w:tbl>
+      <w:tblPr>
+        <w:tblW w:type="auto" w:w="0"/>
+        <w:tblLayout w:type="fixed"/>
+        <w:tblLook w:firstColumn="1" w:firstRow="1" w:lastColumn="0" w:lastRow="0" w:noHBand="0" w:noVBand="1" w:val="04A0"/>
+      </w:tblPr>
+      <w:tblGrid>
+        <w:gridCol w:w="9360"/>
+      </w:tblGrid>
+      <w:tr>
+        <w:tc>
+          <w:tcPr>
+            <w:tcW w:type="dxa" w:w="9360"/>
+            <w:shd w:val="clear" w:color="auto" w:fill="F1F5F9"/>
+          </w:tcPr>
+          <w:p>
+            <w:pPr>
+              <w:spacing w:before="80" w:after="80"/>
+              <w:ind w:left="144" w:right="144"/>
+            </w:pPr>
+            <w:r>
+              <w:rPr>
+                <w:rFonts w:ascii="Courier New" w:hAnsi="Courier New"/>
+                <w:b/>
+                <w:color w:val="0D6EFD"/>
+                <w:sz w:val="17"/>
+              </w:rPr>
+              <w:t>--- CÓDIGO PHP ---</w:t>
+              <w:br/>
+            </w:r>
+            <w:r>
+              <w:rPr>
+                <w:rFonts w:ascii="Courier New" w:hAnsi="Courier New"/>
+                <w:color w:val="0F172A"/>
+                <w:sz w:val="18"/>
+              </w:rPr>
+              <w:t>// database/migrations/2026_05_26_000004_create_marcas_table.php</w:t>
+              <w:br/>
+              <w:t>Schema::create('marcas', function (Blueprint $table) {</w:t>
+              <w:br/>
+              <w:t xml:space="preserve">    $table-&gt;id('id_marca');</w:t>
+              <w:br/>
+              <w:t xml:space="preserve">    $table-&gt;string('nombre_marca')-&gt;unique();</w:t>
+              <w:br/>
+              <w:t xml:space="preserve">    $table-&gt;timestamps();</w:t>
+              <w:br/>
+              <w:t>});</w:t>
+              <w:br/>
+              <w:br/>
+              <w:t>// database/migrations/2026_05_26_000005_create_modelos_table.php</w:t>
+              <w:br/>
+              <w:t>Schema::create('modelos', function (Blueprint $table) {</w:t>
+              <w:br/>
+              <w:t xml:space="preserve">    $table-&gt;id('id_modelo');</w:t>
+              <w:br/>
+              <w:t xml:space="preserve">    $table-&gt;string('nombre_modelo');</w:t>
+              <w:br/>
+              <w:t xml:space="preserve">    $table-&gt;unsignedBigInteger('id_marca');</w:t>
+              <w:br/>
+              <w:t xml:space="preserve">    $table-&gt;foreign('id_marca')-&gt;references('id_marca')-&gt;on('marcas')-&gt;onDelete('cascade');</w:t>
+              <w:br/>
+              <w:t xml:space="preserve">    $table-&gt;timestamps();</w:t>
+              <w:br/>
+              <w:t xml:space="preserve">    $table-&gt;unique(['nombre_modelo', 'id_marca']);</w:t>
+              <w:br/>
+              <w:t>});</w:t>
+            </w:r>
+          </w:p>
+        </w:tc>
+      </w:tr>
+    </w:tbl>
+    <w:p>
+      <w:pPr>
+        <w:spacing w:after="120"/>
+      </w:pPr>
+    </w:p>
+    <w:p>
+      <w:pPr>
+        <w:pStyle w:val="Heading4"/>
+        <w:keepNext/>
+        <w:spacing w:before="360" w:after="160"/>
+      </w:pPr>
+      <w:r>
+        <w:rPr>
+          <w:rFonts w:ascii="Arial" w:hAnsi="Arial"/>
+          <w:b/>
+          <w:color w:val="0F172A"/>
+          <w:sz w:val="24"/>
+        </w:rPr>
+        <w:t>B. Modelos Eloquent Vinculados</w:t>
+      </w:r>
+    </w:p>
+    <w:p>
+      <w:pPr>
+        <w:spacing w:after="160" w:line="276" w:lineRule="auto"/>
+      </w:pPr>
+      <w:r>
+        <w:t xml:space="preserve">El modelo </w:t>
+      </w:r>
+      <w:r>
+        <w:rPr>
+          <w:rFonts w:ascii="Courier New" w:hAnsi="Courier New"/>
+          <w:color w:val="0D6EFD"/>
+          <w:sz w:val="19"/>
+        </w:rPr>
+        <w:t>Equipo.php</w:t>
+      </w:r>
+      <w:r>
+        <w:t xml:space="preserve"> se actualizó para admitir relaciones de objetos en lugar de campos planos:</w:t>
+      </w:r>
+    </w:p>
+    <w:tbl>
+      <w:tblPr>
+        <w:tblW w:type="auto" w:w="0"/>
+        <w:tblLayout w:type="fixed"/>
+        <w:tblLook w:firstColumn="1" w:firstRow="1" w:lastColumn="0" w:lastRow="0" w:noHBand="0" w:noVBand="1" w:val="04A0"/>
+      </w:tblPr>
+      <w:tblGrid>
+        <w:gridCol w:w="9360"/>
+      </w:tblGrid>
+      <w:tr>
+        <w:tc>
+          <w:tcPr>
+            <w:tcW w:type="dxa" w:w="9360"/>
+            <w:shd w:val="clear" w:color="auto" w:fill="F1F5F9"/>
+          </w:tcPr>
+          <w:p>
+            <w:pPr>
+              <w:spacing w:before="80" w:after="80"/>
+              <w:ind w:left="144" w:right="144"/>
+            </w:pPr>
+            <w:r>
+              <w:rPr>
+                <w:rFonts w:ascii="Courier New" w:hAnsi="Courier New"/>
+                <w:b/>
+                <w:color w:val="0D6EFD"/>
+                <w:sz w:val="17"/>
+              </w:rPr>
+              <w:t>--- CÓDIGO PHP ---</w:t>
+              <w:br/>
+            </w:r>
+            <w:r>
+              <w:rPr>
+                <w:rFonts w:ascii="Courier New" w:hAnsi="Courier New"/>
+                <w:color w:val="0F172A"/>
+                <w:sz w:val="18"/>
+              </w:rPr>
+              <w:t>public function marca()</w:t>
+              <w:br/>
+              <w:t>{</w:t>
+              <w:br/>
+              <w:t xml:space="preserve">    return $this-&gt;belongsTo(Marca::class, 'id_marca', 'id_marca');</w:t>
+              <w:br/>
+              <w:t>}</w:t>
+              <w:br/>
+              <w:br/>
+              <w:t>public function modelo()</w:t>
+              <w:br/>
+              <w:t>{</w:t>
+              <w:br/>
+              <w:t xml:space="preserve">    return $this-&gt;belongsTo(Modelo::class, 'id_modelo', 'id_modelo');</w:t>
+              <w:br/>
+              <w:t>}</w:t>
+            </w:r>
+          </w:p>
+        </w:tc>
+      </w:tr>
+    </w:tbl>
+    <w:p>
+      <w:pPr>
+        <w:spacing w:after="120"/>
+      </w:pPr>
+    </w:p>
+    <w:p>
+      <w:pPr>
+        <w:pStyle w:val="Heading4"/>
+        <w:keepNext/>
+        <w:spacing w:before="360" w:after="160"/>
+      </w:pPr>
+      <w:r>
+        <w:rPr>
+          <w:rFonts w:ascii="Arial" w:hAnsi="Arial"/>
+          <w:b/>
+          <w:color w:val="0F172A"/>
+          <w:sz w:val="24"/>
+        </w:rPr>
+        <w:t>C. Lógica AJAX de Carga Dependiente</w:t>
+      </w:r>
+    </w:p>
+    <w:p>
+      <w:pPr>
+        <w:spacing w:after="160" w:line="276" w:lineRule="auto"/>
+      </w:pPr>
+      <w:r>
+        <w:t xml:space="preserve">Cuando el administrador cambia la marca seleccionada en los formularios de registro o edición, una llamada AJAX asíncrona consulta la ruta de la API </w:t>
+      </w:r>
+      <w:r>
+        <w:rPr>
+          <w:rFonts w:ascii="Courier New" w:hAnsi="Courier New"/>
+          <w:color w:val="0D6EFD"/>
+          <w:sz w:val="19"/>
+        </w:rPr>
+        <w:t>/admin/marcas/{id}/modelos</w:t>
+      </w:r>
+      <w:r>
+        <w:t xml:space="preserve"> para repoblar al instante el combo de modelos con los dispositivos compatibles de ese fabricante.</w:t>
+      </w:r>
+    </w:p>
+    <w:tbl>
+      <w:tblPr>
+        <w:tblW w:type="auto" w:w="0"/>
+        <w:tblLayout w:type="fixed"/>
+        <w:tblLook w:firstColumn="1" w:firstRow="1" w:lastColumn="0" w:lastRow="0" w:noHBand="0" w:noVBand="1" w:val="04A0"/>
+      </w:tblPr>
+      <w:tblGrid>
+        <w:gridCol w:w="9360"/>
+      </w:tblGrid>
+      <w:tr>
+        <w:tc>
+          <w:tcPr>
+            <w:tcW w:type="dxa" w:w="9360"/>
+            <w:shd w:val="clear" w:color="auto" w:fill="F1F5F9"/>
+          </w:tcPr>
+          <w:p>
+            <w:pPr>
+              <w:spacing w:before="80" w:after="80"/>
+              <w:ind w:left="144" w:right="144"/>
+            </w:pPr>
+            <w:r>
+              <w:rPr>
+                <w:rFonts w:ascii="Courier New" w:hAnsi="Courier New"/>
+                <w:b/>
+                <w:color w:val="0D6EFD"/>
+                <w:sz w:val="17"/>
+              </w:rPr>
+              <w:t>--- CÓDIGO JAVASCRIPT ---</w:t>
+              <w:br/>
+            </w:r>
+            <w:r>
+              <w:rPr>
+                <w:rFonts w:ascii="Courier New" w:hAnsi="Courier New"/>
+                <w:color w:val="0F172A"/>
+                <w:sz w:val="18"/>
+              </w:rPr>
+              <w:t>$('#id_marca').on('change', function() {</w:t>
+              <w:br/>
+              <w:t xml:space="preserve">    let marcaId = $(this).val();</w:t>
+              <w:br/>
+              <w:t xml:space="preserve">    let modeloSelect = $('#id_modelo');</w:t>
+              <w:br/>
+              <w:t xml:space="preserve">    modeloSelect.empty().append('&lt;option value=""&gt;-- Cargando modelos... --&lt;/option&gt;');</w:t>
+              <w:br/>
+              <w:t xml:space="preserve">    </w:t>
+              <w:br/>
+              <w:t xml:space="preserve">    if (marcaId) {</w:t>
+              <w:br/>
+              <w:t xml:space="preserve">        $.ajax({</w:t>
+              <w:br/>
+              <w:t xml:space="preserve">            url: `/admin/marcas/${marcaId}/modelos`,</w:t>
+              <w:br/>
+              <w:t xml:space="preserve">            type: 'GET',</w:t>
+              <w:br/>
+              <w:t xml:space="preserve">            success: function(data) {</w:t>
+              <w:br/>
+              <w:t xml:space="preserve">                modeloSelect.empty().append('&lt;option value=""&gt;-- Seleccionar Modelo --&lt;/option&gt;');</w:t>
+              <w:br/>
+              <w:t xml:space="preserve">                data.forEach(function(modelo) {</w:t>
+              <w:br/>
+              <w:t xml:space="preserve">                    modeloSelect.append(`&lt;option value="${modelo.id_modelo}"&gt;${modelo.nombre_modelo}&lt;/option&gt;`);</w:t>
+              <w:br/>
+              <w:t xml:space="preserve">                });</w:t>
+              <w:br/>
+              <w:t xml:space="preserve">            }</w:t>
+              <w:br/>
+              <w:t xml:space="preserve">        });</w:t>
+              <w:br/>
+              <w:t xml:space="preserve">    }</w:t>
+              <w:br/>
+              <w:t>});</w:t>
+            </w:r>
+          </w:p>
+        </w:tc>
+      </w:tr>
+    </w:tbl>
+    <w:p>
+      <w:pPr>
+        <w:spacing w:after="120"/>
+      </w:pPr>
+    </w:p>
+    <w:p>
+      <w:pPr>
+        <w:pStyle w:val="Heading3"/>
+        <w:keepNext/>
+        <w:spacing w:before="360" w:after="160"/>
+      </w:pPr>
+      <w:r>
+        <w:rPr>
+          <w:rFonts w:ascii="Arial" w:hAnsi="Arial"/>
+          <w:b/>
+          <w:color w:val="0F172A"/>
+          <w:sz w:val="24"/>
+        </w:rPr>
+        <w:t>8.7 Módulo de Auditoría Integral y Rendimiento Técnico</w:t>
+      </w:r>
+    </w:p>
+    <w:p>
+      <w:pPr>
+        <w:spacing w:after="160" w:line="276" w:lineRule="auto"/>
+      </w:pPr>
+      <w:r>
+        <w:t>Para habilitar un seguimiento preciso y auditar qué usuarios realizan cambios en el catálogo, además de monitorear el desempeño de los técnicos de soporte, se implementaron soluciones avanzadas a nivel de base de datos, backend y visualización.</w:t>
+      </w:r>
+    </w:p>
+    <w:p>
+      <w:pPr>
+        <w:pStyle w:val="Heading4"/>
+        <w:keepNext/>
+        <w:spacing w:before="360" w:after="160"/>
+      </w:pPr>
+      <w:r>
+        <w:rPr>
+          <w:rFonts w:ascii="Arial" w:hAnsi="Arial"/>
+          <w:b/>
+          <w:color w:val="0F172A"/>
+          <w:sz w:val="24"/>
+        </w:rPr>
+        <w:t>A. Nuevas Estructuras de Base de Datos</w:t>
+      </w:r>
+    </w:p>
+    <w:p>
+      <w:pPr>
+        <w:spacing w:after="160" w:line="276" w:lineRule="auto"/>
+      </w:pPr>
+      <w:r>
+        <w:t>Se crearon e implementaron tres migraciones para normalizar y auditar datos:</w:t>
+      </w:r>
+    </w:p>
+    <w:tbl>
+      <w:tblPr>
+        <w:tblW w:type="auto" w:w="0"/>
+        <w:tblLayout w:type="fixed"/>
+        <w:tblLook w:firstColumn="1" w:firstRow="1" w:lastColumn="0" w:lastRow="0" w:noHBand="0" w:noVBand="1" w:val="04A0"/>
+      </w:tblPr>
+      <w:tblGrid>
+        <w:gridCol w:w="9360"/>
+      </w:tblGrid>
+      <w:tr>
+        <w:tc>
+          <w:tcPr>
+            <w:tcW w:type="dxa" w:w="9360"/>
+            <w:shd w:val="clear" w:color="auto" w:fill="F1F5F9"/>
+          </w:tcPr>
+          <w:p>
+            <w:pPr>
+              <w:spacing w:before="80" w:after="80"/>
+              <w:ind w:left="144" w:right="144"/>
+            </w:pPr>
+            <w:r>
+              <w:rPr>
+                <w:rFonts w:ascii="Courier New" w:hAnsi="Courier New"/>
+                <w:b/>
+                <w:color w:val="0D6EFD"/>
+                <w:sz w:val="17"/>
+              </w:rPr>
+              <w:t>--- CÓDIGO PHP ---</w:t>
+              <w:br/>
+            </w:r>
+            <w:r>
+              <w:rPr>
+                <w:rFonts w:ascii="Courier New" w:hAnsi="Courier New"/>
+                <w:color w:val="0F172A"/>
+                <w:sz w:val="18"/>
+              </w:rPr>
+              <w:t>// database/migrations/2026_05_26_140211_deduplicate_and_add_unique_to_categorias_table.php</w:t>
+              <w:br/>
+              <w:t>Schema::table('categorias', function (Blueprint $table) {</w:t>
+              <w:br/>
+              <w:t xml:space="preserve">    $table-&gt;string('nombre_categoria', 100)-&gt;unique()-&gt;change();</w:t>
+              <w:br/>
+              <w:t>});</w:t>
+              <w:br/>
+              <w:br/>
+              <w:t>// database/migrations/2026_05_26_140228_add_categoria_nombre_historico_to_tickets_table.php</w:t>
+              <w:br/>
+              <w:t>Schema::table('tickets', function (Blueprint $table) {</w:t>
+              <w:br/>
+              <w:t xml:space="preserve">    $table-&gt;string('categoria_nombre_historico')-&gt;nullable()-&gt;after('id_categoria');</w:t>
+              <w:br/>
+              <w:t>});</w:t>
+              <w:br/>
+              <w:br/>
+              <w:t>// database/migrations/2026_05_26_140241_create_audit_logs_table.php</w:t>
+              <w:br/>
+              <w:t>Schema::create('audit_logs', function (Blueprint $table) {</w:t>
+              <w:br/>
+              <w:t xml:space="preserve">    $table-&gt;id();</w:t>
+              <w:br/>
+              <w:t xml:space="preserve">    $table-&gt;unsignedBigInteger('user_id')-&gt;nullable();</w:t>
+              <w:br/>
+              <w:t xml:space="preserve">    $table-&gt;string('auditable_type');</w:t>
+              <w:br/>
+              <w:t xml:space="preserve">    $table-&gt;unsignedBigInteger('auditable_id');</w:t>
+              <w:br/>
+              <w:t xml:space="preserve">    $table-&gt;string('action'); // create, update, delete</w:t>
+              <w:br/>
+              <w:t xml:space="preserve">    $table-&gt;json('old_values')-&gt;nullable();</w:t>
+              <w:br/>
+              <w:t xml:space="preserve">    $table-&gt;json('new_values')-&gt;nullable();</w:t>
+              <w:br/>
+              <w:t xml:space="preserve">    $table-&gt;string('ip_address', 45)-&gt;nullable();</w:t>
+              <w:br/>
+              <w:t xml:space="preserve">    $table-&gt;text('user_agent')-&gt;nullable();</w:t>
+              <w:br/>
+              <w:t xml:space="preserve">    $table-&gt;timestamp('created_at')-&gt;nullable();</w:t>
+              <w:br/>
+              <w:t xml:space="preserve">    </w:t>
+              <w:br/>
+              <w:t xml:space="preserve">    $table-&gt;foreign('user_id')-&gt;references('id')-&gt;on('users')-&gt;onDelete('set null');</w:t>
+              <w:br/>
+              <w:t>});</w:t>
+            </w:r>
+          </w:p>
+        </w:tc>
+      </w:tr>
+    </w:tbl>
+    <w:p>
+      <w:pPr>
+        <w:spacing w:after="120"/>
+      </w:pPr>
+    </w:p>
+    <w:p>
+      <w:pPr>
+        <w:pStyle w:val="Heading4"/>
+        <w:keepNext/>
+        <w:spacing w:before="360" w:after="160"/>
+      </w:pPr>
+      <w:r>
+        <w:rPr>
+          <w:rFonts w:ascii="Arial" w:hAnsi="Arial"/>
+          <w:b/>
+          <w:color w:val="0F172A"/>
+          <w:sz w:val="24"/>
+        </w:rPr>
+        <w:t>B. Trait `Auditable` para Seguimiento Automatizado</w:t>
+      </w:r>
+    </w:p>
+    <w:p>
+      <w:pPr>
+        <w:spacing w:after="160" w:line="276" w:lineRule="auto"/>
+      </w:pPr>
+      <w:r>
+        <w:t xml:space="preserve">Se creó el trait </w:t>
+      </w:r>
+      <w:r>
+        <w:rPr>
+          <w:rFonts w:ascii="Courier New" w:hAnsi="Courier New"/>
+          <w:color w:val="0D6EFD"/>
+          <w:sz w:val="19"/>
+        </w:rPr>
+        <w:t>App\Traits\Auditable.php</w:t>
+      </w:r>
+      <w:r>
+        <w:t xml:space="preserve"> para registrar cambios en los modelos </w:t>
+      </w:r>
+      <w:r>
+        <w:rPr>
+          <w:rFonts w:ascii="Courier New" w:hAnsi="Courier New"/>
+          <w:color w:val="0D6EFD"/>
+          <w:sz w:val="19"/>
+        </w:rPr>
+        <w:t>Categoria</w:t>
+      </w:r>
+      <w:r>
+        <w:t xml:space="preserve">, </w:t>
+      </w:r>
+      <w:r>
+        <w:rPr>
+          <w:rFonts w:ascii="Courier New" w:hAnsi="Courier New"/>
+          <w:color w:val="0D6EFD"/>
+          <w:sz w:val="19"/>
+        </w:rPr>
+        <w:t>Marca</w:t>
+      </w:r>
+      <w:r>
+        <w:t xml:space="preserve">, </w:t>
+      </w:r>
+      <w:r>
+        <w:rPr>
+          <w:rFonts w:ascii="Courier New" w:hAnsi="Courier New"/>
+          <w:color w:val="0D6EFD"/>
+          <w:sz w:val="19"/>
+        </w:rPr>
+        <w:t>Modelo</w:t>
+      </w:r>
+      <w:r>
+        <w:t xml:space="preserve"> y </w:t>
+      </w:r>
+      <w:r>
+        <w:rPr>
+          <w:rFonts w:ascii="Courier New" w:hAnsi="Courier New"/>
+          <w:color w:val="0D6EFD"/>
+          <w:sz w:val="19"/>
+        </w:rPr>
+        <w:t>TipoEquipo</w:t>
+      </w:r>
+      <w:r>
+        <w:t xml:space="preserve"> conectándose a los eventos del ciclo de vida de Eloquent (</w:t>
+      </w:r>
+      <w:r>
+        <w:rPr>
+          <w:rFonts w:ascii="Courier New" w:hAnsi="Courier New"/>
+          <w:color w:val="0D6EFD"/>
+          <w:sz w:val="19"/>
+        </w:rPr>
+        <w:t>created</w:t>
+      </w:r>
+      <w:r>
+        <w:t xml:space="preserve">, </w:t>
+      </w:r>
+      <w:r>
+        <w:rPr>
+          <w:rFonts w:ascii="Courier New" w:hAnsi="Courier New"/>
+          <w:color w:val="0D6EFD"/>
+          <w:sz w:val="19"/>
+        </w:rPr>
+        <w:t>updated</w:t>
+      </w:r>
+      <w:r>
+        <w:t xml:space="preserve">, </w:t>
+      </w:r>
+      <w:r>
+        <w:rPr>
+          <w:rFonts w:ascii="Courier New" w:hAnsi="Courier New"/>
+          <w:color w:val="0D6EFD"/>
+          <w:sz w:val="19"/>
+        </w:rPr>
+        <w:t>deleted</w:t>
+      </w:r>
+      <w:r>
+        <w:t>):</w:t>
+      </w:r>
+    </w:p>
+    <w:tbl>
+      <w:tblPr>
+        <w:tblW w:type="auto" w:w="0"/>
+        <w:tblLayout w:type="fixed"/>
+        <w:tblLook w:firstColumn="1" w:firstRow="1" w:lastColumn="0" w:lastRow="0" w:noHBand="0" w:noVBand="1" w:val="04A0"/>
+      </w:tblPr>
+      <w:tblGrid>
+        <w:gridCol w:w="9360"/>
+      </w:tblGrid>
+      <w:tr>
+        <w:tc>
+          <w:tcPr>
+            <w:tcW w:type="dxa" w:w="9360"/>
+            <w:shd w:val="clear" w:color="auto" w:fill="F1F5F9"/>
+          </w:tcPr>
+          <w:p>
+            <w:pPr>
+              <w:spacing w:before="80" w:after="80"/>
+              <w:ind w:left="144" w:right="144"/>
+            </w:pPr>
+            <w:r>
+              <w:rPr>
+                <w:rFonts w:ascii="Courier New" w:hAnsi="Courier New"/>
+                <w:b/>
+                <w:color w:val="0D6EFD"/>
+                <w:sz w:val="17"/>
+              </w:rPr>
+              <w:t>--- CÓDIGO PHP ---</w:t>
+              <w:br/>
+            </w:r>
+            <w:r>
+              <w:rPr>
+                <w:rFonts w:ascii="Courier New" w:hAnsi="Courier New"/>
+                <w:color w:val="0F172A"/>
+                <w:sz w:val="18"/>
+              </w:rPr>
+              <w:t>namespace App\Traits;</w:t>
+              <w:br/>
+              <w:br/>
+              <w:t>use App\Models\AuditLog;</w:t>
+              <w:br/>
+              <w:t>use Illuminate\Support\Facades\Auth;</w:t>
+              <w:br/>
+              <w:br/>
+              <w:t>trait Auditable</w:t>
+              <w:br/>
+              <w:t>{</w:t>
+              <w:br/>
+              <w:t xml:space="preserve">    public static function bootAuditable()</w:t>
+              <w:br/>
+              <w:t xml:space="preserve">    {</w:t>
+              <w:br/>
+              <w:t xml:space="preserve">        static::created(function ($model) {</w:t>
+              <w:br/>
+              <w:t xml:space="preserve">            $model-&gt;logAudit('create', null, $model-&gt;getDirtyForAudit());</w:t>
+              <w:br/>
+              <w:t xml:space="preserve">        });</w:t>
+              <w:br/>
+              <w:br/>
+              <w:t xml:space="preserve">        static::updated(function ($model) {</w:t>
+              <w:br/>
+              <w:t xml:space="preserve">            $dirty = $model-&gt;getDirtyForAudit();</w:t>
+              <w:br/>
+              <w:t xml:space="preserve">            if (!empty($dirty)) {</w:t>
+              <w:br/>
+              <w:t xml:space="preserve">                $old = [];</w:t>
+              <w:br/>
+              <w:t xml:space="preserve">                foreach ($dirty as $key =&gt; $value) {</w:t>
+              <w:br/>
+              <w:t xml:space="preserve">                    $old[$key] = $model-&gt;getOriginal($key);</w:t>
+              <w:br/>
+              <w:t xml:space="preserve">                }</w:t>
+              <w:br/>
+              <w:t xml:space="preserve">                $model-&gt;logAudit('update', $old, $dirty);</w:t>
+              <w:br/>
+              <w:t xml:space="preserve">            }</w:t>
+              <w:br/>
+              <w:t xml:space="preserve">        });</w:t>
+              <w:br/>
+              <w:br/>
+              <w:t xml:space="preserve">        static::deleted(function ($model) {</w:t>
+              <w:br/>
+              <w:t xml:space="preserve">            $model-&gt;logAudit('delete', $model-&gt;getAttributes(), null);</w:t>
+              <w:br/>
+              <w:t xml:space="preserve">        });</w:t>
+              <w:br/>
+              <w:t xml:space="preserve">    }</w:t>
+              <w:br/>
+              <w:t>}</w:t>
+            </w:r>
+          </w:p>
+        </w:tc>
+      </w:tr>
+    </w:tbl>
+    <w:p>
+      <w:pPr>
+        <w:spacing w:after="120"/>
+      </w:pPr>
+    </w:p>
+    <w:p>
+      <w:pPr>
+        <w:pStyle w:val="Heading4"/>
+        <w:keepNext/>
+        <w:spacing w:before="360" w:after="160"/>
+      </w:pPr>
+      <w:r>
+        <w:rPr>
+          <w:rFonts w:ascii="Arial" w:hAnsi="Arial"/>
+          <w:b/>
+          <w:color w:val="0F172A"/>
+          <w:sz w:val="24"/>
+        </w:rPr>
+        <w:t>C. Controladores de Auditoría y Rendimiento</w:t>
+      </w:r>
+    </w:p>
+    <w:p>
+      <w:pPr>
+        <w:spacing w:after="160" w:line="276" w:lineRule="auto"/>
+      </w:pPr>
+      <w:r>
+        <w:t xml:space="preserve">1.  </w:t>
+      </w:r>
+      <w:r>
+        <w:rPr>
+          <w:b/>
+        </w:rPr>
+        <w:t>`AuditController.php`</w:t>
+      </w:r>
+      <w:r>
+        <w:t xml:space="preserve">: Permite la visualización filtrada por acción, tipo de componente y responsable autor de la acción, con paginación avanzada. También incluye los métodos </w:t>
+      </w:r>
+      <w:r>
+        <w:rPr>
+          <w:rFonts w:ascii="Courier New" w:hAnsi="Courier New"/>
+          <w:color w:val="0D6EFD"/>
+          <w:sz w:val="19"/>
+        </w:rPr>
+        <w:t>export</w:t>
+      </w:r>
+      <w:r>
+        <w:t xml:space="preserve"> (para reportes CSV) y </w:t>
+      </w:r>
+      <w:r>
+        <w:rPr>
+          <w:rFonts w:ascii="Courier New" w:hAnsi="Courier New"/>
+          <w:color w:val="0D6EFD"/>
+          <w:sz w:val="19"/>
+        </w:rPr>
+        <w:t>exportPdf</w:t>
+      </w:r>
+      <w:r>
+        <w:t xml:space="preserve"> (para reportes en PDF formal y llamativo en modo horizontal) de manera dinámica y respetando los filtros activos de búsqueda del usuario.</w:t>
+      </w:r>
+    </w:p>
+    <w:p>
+      <w:pPr>
+        <w:spacing w:after="160" w:line="276" w:lineRule="auto"/>
+      </w:pPr>
+      <w:r>
+        <w:t xml:space="preserve">2.  </w:t>
+      </w:r>
+      <w:r>
+        <w:rPr>
+          <w:b/>
+        </w:rPr>
+        <w:t>`RendimientoTecnicoController.php`</w:t>
+      </w:r>
+      <w:r>
+        <w:t>: Agrupa y procesa métricas clave de cada técnico especialista, computando dinámicamente la velocidad promedio de resolución de incidentes calculando la brecha temporal entre la asignación del ticket y la fecha del reporte de cierre.</w:t>
+      </w:r>
+    </w:p>
+    <w:p>
+      <w:pPr>
+        <w:pStyle w:val="Heading4"/>
+        <w:keepNext/>
+        <w:spacing w:before="360" w:after="160"/>
+      </w:pPr>
+      <w:r>
+        <w:rPr>
+          <w:rFonts w:ascii="Arial" w:hAnsi="Arial"/>
+          <w:b/>
+          <w:color w:val="0F172A"/>
+          <w:sz w:val="24"/>
+        </w:rPr>
+        <w:t>D. Nuevos Permisos de Seguridad (Spatie)</w:t>
+      </w:r>
+    </w:p>
+    <w:p>
+      <w:pPr>
+        <w:spacing w:after="160" w:line="276" w:lineRule="auto"/>
+      </w:pPr>
+      <w:r>
+        <w:t>Se añadieron permisos de control RBAC granular:</w:t>
+      </w:r>
+    </w:p>
+    <w:p>
+      <w:pPr>
+        <w:pStyle w:val="ListBullet"/>
+        <w:spacing w:after="80"/>
+        <w:ind w:left="720"/>
+      </w:pPr>
+      <w:r/>
+      <w:r>
+        <w:rPr>
+          <w:rFonts w:ascii="Courier New" w:hAnsi="Courier New"/>
+          <w:color w:val="0D6EFD"/>
+          <w:sz w:val="19"/>
+        </w:rPr>
+        <w:t>ver-auditorias</w:t>
+      </w:r>
+      <w:r>
+        <w:t>: Habilita el acceso de lectura a la bitácora histórica de auditorías.</w:t>
+      </w:r>
+    </w:p>
+    <w:p>
+      <w:pPr>
+        <w:pStyle w:val="ListBullet"/>
+        <w:spacing w:after="80"/>
+        <w:ind w:left="720"/>
+      </w:pPr>
+      <w:r/>
+      <w:r>
+        <w:rPr>
+          <w:rFonts w:ascii="Courier New" w:hAnsi="Courier New"/>
+          <w:color w:val="0D6EFD"/>
+          <w:sz w:val="19"/>
+        </w:rPr>
+        <w:t>ver-rendimiento-tecnico</w:t>
+      </w:r>
+      <w:r>
+        <w:t>: Permite revisar el tablero de analíticas y productividad del equipo técnico de soporte.</w:t>
       </w:r>
     </w:p>
     <w:p>
